--- a/Lab_2(image)/doc/Документация Лабораторная№2.docx
+++ b/Lab_2(image)/doc/Документация Лабораторная№2.docx
@@ -282,6 +282,7 @@
           <w:docPartUnique/>
         </w:docPartObj>
       </w:sdtPr>
+      <w:sdtEndPr/>
       <w:sdtContent>
         <w:p>
           <w:pPr>
@@ -426,7 +427,7 @@
                 <w:noProof/>
                 <w:webHidden/>
               </w:rPr>
-              <w:t>4</w:t>
+              <w:t>3</w:t>
             </w:r>
             <w:r>
               <w:rPr>
@@ -495,7 +496,7 @@
                 <w:noProof/>
                 <w:webHidden/>
               </w:rPr>
-              <w:t>5</w:t>
+              <w:t>4</w:t>
             </w:r>
             <w:r>
               <w:rPr>
@@ -585,7 +586,7 @@
                 <w:noProof/>
                 <w:webHidden/>
               </w:rPr>
-              <w:t>5</w:t>
+              <w:t>4</w:t>
             </w:r>
             <w:r>
               <w:rPr>
@@ -675,7 +676,7 @@
                 <w:noProof/>
                 <w:webHidden/>
               </w:rPr>
-              <w:t>5</w:t>
+              <w:t>4</w:t>
             </w:r>
             <w:r>
               <w:rPr>
@@ -744,7 +745,7 @@
                 <w:noProof/>
                 <w:webHidden/>
               </w:rPr>
-              <w:t>6</w:t>
+              <w:t>5</w:t>
             </w:r>
             <w:r>
               <w:rPr>
@@ -816,7 +817,7 @@
                 <w:noProof/>
                 <w:webHidden/>
               </w:rPr>
-              <w:t>6</w:t>
+              <w:t>5</w:t>
             </w:r>
             <w:r>
               <w:rPr>
@@ -888,7 +889,7 @@
                 <w:noProof/>
                 <w:webHidden/>
               </w:rPr>
-              <w:t>6</w:t>
+              <w:t>5</w:t>
             </w:r>
             <w:r>
               <w:rPr>
@@ -957,7 +958,7 @@
                 <w:noProof/>
                 <w:webHidden/>
               </w:rPr>
-              <w:t>9</w:t>
+              <w:t>8</w:t>
             </w:r>
             <w:r>
               <w:rPr>
@@ -1029,7 +1030,7 @@
                 <w:noProof/>
                 <w:webHidden/>
               </w:rPr>
-              <w:t>9</w:t>
+              <w:t>8</w:t>
             </w:r>
             <w:r>
               <w:rPr>
@@ -1101,7 +1102,7 @@
                 <w:noProof/>
                 <w:webHidden/>
               </w:rPr>
-              <w:t>9</w:t>
+              <w:t>8</w:t>
             </w:r>
             <w:r>
               <w:rPr>
@@ -1173,7 +1174,7 @@
                 <w:noProof/>
                 <w:webHidden/>
               </w:rPr>
-              <w:t>9</w:t>
+              <w:t>8</w:t>
             </w:r>
             <w:r>
               <w:rPr>
@@ -1498,7 +1499,39 @@
           <w:b w:val="0"/>
           <w:bCs w:val="0"/>
         </w:rPr>
-        <w:t>разрешение (dot/inch);</w:t>
+        <w:t>разрешение (</w:t>
+      </w:r>
+      <w:proofErr w:type="spellStart"/>
+      <w:r>
+        <w:rPr>
+          <w:b w:val="0"/>
+          <w:bCs w:val="0"/>
+        </w:rPr>
+        <w:t>dot</w:t>
+      </w:r>
+      <w:proofErr w:type="spellEnd"/>
+      <w:r>
+        <w:rPr>
+          <w:b w:val="0"/>
+          <w:bCs w:val="0"/>
+        </w:rPr>
+        <w:t>/</w:t>
+      </w:r>
+      <w:proofErr w:type="spellStart"/>
+      <w:r>
+        <w:rPr>
+          <w:b w:val="0"/>
+          <w:bCs w:val="0"/>
+        </w:rPr>
+        <w:t>inch</w:t>
+      </w:r>
+      <w:proofErr w:type="spellEnd"/>
+      <w:r>
+        <w:rPr>
+          <w:b w:val="0"/>
+          <w:bCs w:val="0"/>
+        </w:rPr>
+        <w:t>);</w:t>
       </w:r>
       <w:bookmarkEnd w:id="7"/>
       <w:r>
@@ -1631,6 +1664,7 @@
         </w:rPr>
       </w:pPr>
       <w:bookmarkStart w:id="11" w:name="_Toc210861949"/>
+      <w:proofErr w:type="spellStart"/>
       <w:r>
         <w:rPr>
           <w:b w:val="0"/>
@@ -1638,6 +1672,7 @@
         </w:rPr>
         <w:t>exe</w:t>
       </w:r>
+      <w:proofErr w:type="spellEnd"/>
       <w:r>
         <w:rPr>
           <w:b w:val="0"/>
@@ -1752,7 +1787,25 @@
           <w:sz w:val="28"/>
           <w:szCs w:val="28"/>
         </w:rPr>
-        <w:t>"Анализатор графических файлов" - это приложение для получения детальной технической информации о графических файлах.</w:t>
+        <w:t xml:space="preserve">"Анализатор графических файлов" </w:t>
+      </w:r>
+      <w:proofErr w:type="gramStart"/>
+      <w:r>
+        <w:rPr>
+          <w:color w:val="0F1115"/>
+          <w:sz w:val="28"/>
+          <w:szCs w:val="28"/>
+        </w:rPr>
+        <w:t>- это</w:t>
+      </w:r>
+      <w:proofErr w:type="gramEnd"/>
+      <w:r>
+        <w:rPr>
+          <w:color w:val="0F1115"/>
+          <w:sz w:val="28"/>
+          <w:szCs w:val="28"/>
+        </w:rPr>
+        <w:t xml:space="preserve"> приложение для получения детальной технической информации о графических файлах.</w:t>
       </w:r>
     </w:p>
     <w:p>
@@ -2305,14 +2358,14 @@
       <w:pPr>
         <w:pStyle w:val="2"/>
       </w:pPr>
-      <w:bookmarkStart w:id="15" w:name="OLE_LINK1"/>
-      <w:bookmarkStart w:id="16" w:name="_Toc210861953"/>
+      <w:bookmarkStart w:id="15" w:name="_Toc210861953"/>
+      <w:bookmarkStart w:id="16" w:name="OLE_LINK1"/>
       <w:r>
         <w:t>2.1 Запуск приложения</w:t>
       </w:r>
-      <w:bookmarkEnd w:id="16"/>
-    </w:p>
-    <w:bookmarkEnd w:id="15"/>
+      <w:bookmarkEnd w:id="15"/>
+    </w:p>
+    <w:bookmarkEnd w:id="16"/>
     <w:p>
       <w:pPr>
         <w:pStyle w:val="a7"/>
@@ -2356,12 +2409,14 @@
       <w:r>
         <w:t xml:space="preserve">Запуск через </w:t>
       </w:r>
+      <w:proofErr w:type="spellStart"/>
       <w:r>
         <w:rPr>
           <w:lang w:val="en-US"/>
         </w:rPr>
         <w:t>QtCreator</w:t>
       </w:r>
+      <w:proofErr w:type="spellEnd"/>
       <w:r>
         <w:t xml:space="preserve"> с исходным кодом</w:t>
       </w:r>
@@ -2893,13 +2948,23 @@
           <w:szCs w:val="28"/>
         </w:rPr>
       </w:pPr>
-      <w:r>
-        <w:rPr>
-          <w:color w:val="0F1115"/>
-          <w:sz w:val="28"/>
-          <w:szCs w:val="28"/>
-        </w:rPr>
-        <w:t>Покажает количество найденных и обработанных файлов</w:t>
+      <w:proofErr w:type="spellStart"/>
+      <w:r>
+        <w:rPr>
+          <w:color w:val="0F1115"/>
+          <w:sz w:val="28"/>
+          <w:szCs w:val="28"/>
+        </w:rPr>
+        <w:t>Покажает</w:t>
+      </w:r>
+      <w:proofErr w:type="spellEnd"/>
+      <w:r>
+        <w:rPr>
+          <w:color w:val="0F1115"/>
+          <w:sz w:val="28"/>
+          <w:szCs w:val="28"/>
+        </w:rPr>
+        <w:t xml:space="preserve"> количество найденных и обработанных файлов</w:t>
       </w:r>
     </w:p>
     <w:p>
@@ -3002,9 +3067,12 @@
     <w:p>
       <w:pPr>
         <w:pStyle w:val="4"/>
+        <w:numPr>
+          <w:ilvl w:val="0"/>
+          <w:numId w:val="44"/>
+        </w:numPr>
         <w:shd w:val="clear" w:color="auto" w:fill="FFFFFF"/>
         <w:spacing w:before="240" w:after="120" w:line="420" w:lineRule="atLeast"/>
-        <w:ind w:left="284" w:firstLine="0"/>
         <w:rPr>
           <w:rFonts w:ascii="Times New Roman" w:eastAsia="Times New Roman" w:hAnsi="Times New Roman" w:cs="Times New Roman"/>
           <w:b/>
@@ -3023,9 +3091,260 @@
           <w:iCs w:val="0"/>
           <w:color w:val="0F1115"/>
         </w:rPr>
-        <w:t>Выбор файлов для анализа</w:t>
-      </w:r>
-      <w:r>
+        <w:t>Выбор файлов для анализа:</w:t>
+      </w:r>
+    </w:p>
+    <w:p>
+      <w:pPr>
+        <w:pStyle w:val="ds-markdown-paragraph"/>
+        <w:numPr>
+          <w:ilvl w:val="1"/>
+          <w:numId w:val="44"/>
+        </w:numPr>
+        <w:shd w:val="clear" w:color="auto" w:fill="FFFFFF"/>
+        <w:spacing w:after="120" w:afterAutospacing="0"/>
+        <w:rPr>
+          <w:b/>
+          <w:bCs/>
+          <w:color w:val="0F1115"/>
+          <w:sz w:val="28"/>
+          <w:szCs w:val="28"/>
+        </w:rPr>
+      </w:pPr>
+      <w:r>
+        <w:rPr>
+          <w:rStyle w:val="a8"/>
+          <w:rFonts w:eastAsia="Calibri"/>
+          <w:b w:val="0"/>
+          <w:bCs w:val="0"/>
+          <w:color w:val="0F1115"/>
+          <w:sz w:val="28"/>
+          <w:szCs w:val="28"/>
+        </w:rPr>
+        <w:t>Через выбор папки</w:t>
+      </w:r>
+      <w:r>
+        <w:rPr>
+          <w:b/>
+          <w:bCs/>
+          <w:color w:val="0F1115"/>
+          <w:sz w:val="28"/>
+          <w:szCs w:val="28"/>
+        </w:rPr>
+        <w:t>:</w:t>
+      </w:r>
+    </w:p>
+    <w:p>
+      <w:pPr>
+        <w:pStyle w:val="ds-markdown-paragraph"/>
+        <w:numPr>
+          <w:ilvl w:val="2"/>
+          <w:numId w:val="44"/>
+        </w:numPr>
+        <w:shd w:val="clear" w:color="auto" w:fill="FFFFFF"/>
+        <w:tabs>
+          <w:tab w:val="num" w:pos="6598"/>
+        </w:tabs>
+        <w:spacing w:after="0" w:afterAutospacing="0"/>
+        <w:rPr>
+          <w:color w:val="0F1115"/>
+          <w:sz w:val="28"/>
+          <w:szCs w:val="28"/>
+        </w:rPr>
+      </w:pPr>
+      <w:r>
+        <w:rPr>
+          <w:color w:val="0F1115"/>
+          <w:sz w:val="28"/>
+          <w:szCs w:val="28"/>
+        </w:rPr>
+        <w:t>Нажмите кнопку "Выбрать папку..."</w:t>
+      </w:r>
+    </w:p>
+    <w:p>
+      <w:pPr>
+        <w:pStyle w:val="ds-markdown-paragraph"/>
+        <w:numPr>
+          <w:ilvl w:val="2"/>
+          <w:numId w:val="44"/>
+        </w:numPr>
+        <w:shd w:val="clear" w:color="auto" w:fill="FFFFFF"/>
+        <w:tabs>
+          <w:tab w:val="num" w:pos="6598"/>
+        </w:tabs>
+        <w:spacing w:after="0" w:afterAutospacing="0"/>
+        <w:rPr>
+          <w:color w:val="0F1115"/>
+          <w:sz w:val="28"/>
+          <w:szCs w:val="28"/>
+        </w:rPr>
+      </w:pPr>
+      <w:r>
+        <w:rPr>
+          <w:color w:val="0F1115"/>
+          <w:sz w:val="28"/>
+          <w:szCs w:val="28"/>
+        </w:rPr>
+        <w:t>Выберите папку, содержащую изображения</w:t>
+      </w:r>
+    </w:p>
+    <w:p>
+      <w:pPr>
+        <w:pStyle w:val="ds-markdown-paragraph"/>
+        <w:numPr>
+          <w:ilvl w:val="2"/>
+          <w:numId w:val="44"/>
+        </w:numPr>
+        <w:shd w:val="clear" w:color="auto" w:fill="FFFFFF"/>
+        <w:tabs>
+          <w:tab w:val="num" w:pos="6598"/>
+        </w:tabs>
+        <w:spacing w:after="0" w:afterAutospacing="0"/>
+        <w:rPr>
+          <w:color w:val="0F1115"/>
+          <w:sz w:val="28"/>
+          <w:szCs w:val="28"/>
+        </w:rPr>
+      </w:pPr>
+      <w:r>
+        <w:rPr>
+          <w:color w:val="0F1115"/>
+          <w:sz w:val="28"/>
+          <w:szCs w:val="28"/>
+        </w:rPr>
+        <w:t>Приложение автоматически найдет все поддерживаемые форматы</w:t>
+      </w:r>
+    </w:p>
+    <w:p>
+      <w:pPr>
+        <w:pStyle w:val="ds-markdown-paragraph"/>
+        <w:numPr>
+          <w:ilvl w:val="1"/>
+          <w:numId w:val="44"/>
+        </w:numPr>
+        <w:shd w:val="clear" w:color="auto" w:fill="FFFFFF"/>
+        <w:spacing w:after="120" w:afterAutospacing="0"/>
+        <w:rPr>
+          <w:b/>
+          <w:bCs/>
+          <w:color w:val="0F1115"/>
+          <w:sz w:val="28"/>
+          <w:szCs w:val="28"/>
+        </w:rPr>
+      </w:pPr>
+      <w:r>
+        <w:rPr>
+          <w:rStyle w:val="a8"/>
+          <w:rFonts w:eastAsia="Calibri"/>
+          <w:b w:val="0"/>
+          <w:bCs w:val="0"/>
+          <w:color w:val="0F1115"/>
+          <w:sz w:val="28"/>
+          <w:szCs w:val="28"/>
+        </w:rPr>
+        <w:t>Через выбор файлов</w:t>
+      </w:r>
+      <w:r>
+        <w:rPr>
+          <w:b/>
+          <w:bCs/>
+          <w:color w:val="0F1115"/>
+          <w:sz w:val="28"/>
+          <w:szCs w:val="28"/>
+        </w:rPr>
+        <w:t>:</w:t>
+      </w:r>
+    </w:p>
+    <w:p>
+      <w:pPr>
+        <w:pStyle w:val="ds-markdown-paragraph"/>
+        <w:numPr>
+          <w:ilvl w:val="2"/>
+          <w:numId w:val="44"/>
+        </w:numPr>
+        <w:shd w:val="clear" w:color="auto" w:fill="FFFFFF"/>
+        <w:tabs>
+          <w:tab w:val="num" w:pos="6598"/>
+        </w:tabs>
+        <w:spacing w:after="0" w:afterAutospacing="0"/>
+        <w:rPr>
+          <w:color w:val="0F1115"/>
+          <w:sz w:val="28"/>
+          <w:szCs w:val="28"/>
+        </w:rPr>
+      </w:pPr>
+      <w:r>
+        <w:rPr>
+          <w:color w:val="0F1115"/>
+          <w:sz w:val="28"/>
+          <w:szCs w:val="28"/>
+        </w:rPr>
+        <w:t>Нажмите кнопку "Выбрать файлы..."</w:t>
+      </w:r>
+    </w:p>
+    <w:p>
+      <w:pPr>
+        <w:pStyle w:val="ds-markdown-paragraph"/>
+        <w:numPr>
+          <w:ilvl w:val="2"/>
+          <w:numId w:val="44"/>
+        </w:numPr>
+        <w:shd w:val="clear" w:color="auto" w:fill="FFFFFF"/>
+        <w:tabs>
+          <w:tab w:val="num" w:pos="6598"/>
+        </w:tabs>
+        <w:spacing w:after="0" w:afterAutospacing="0"/>
+        <w:rPr>
+          <w:color w:val="0F1115"/>
+          <w:sz w:val="28"/>
+          <w:szCs w:val="28"/>
+        </w:rPr>
+      </w:pPr>
+      <w:r>
+        <w:rPr>
+          <w:color w:val="0F1115"/>
+          <w:sz w:val="28"/>
+          <w:szCs w:val="28"/>
+        </w:rPr>
+        <w:t>Выберите один или несколько файлов в диалоговом окне</w:t>
+      </w:r>
+    </w:p>
+    <w:p>
+      <w:pPr>
+        <w:pStyle w:val="ds-markdown-paragraph"/>
+        <w:numPr>
+          <w:ilvl w:val="2"/>
+          <w:numId w:val="44"/>
+        </w:numPr>
+        <w:shd w:val="clear" w:color="auto" w:fill="FFFFFF"/>
+        <w:tabs>
+          <w:tab w:val="num" w:pos="6598"/>
+        </w:tabs>
+        <w:spacing w:after="0" w:afterAutospacing="0"/>
+        <w:rPr>
+          <w:color w:val="0F1115"/>
+          <w:sz w:val="28"/>
+          <w:szCs w:val="28"/>
+        </w:rPr>
+      </w:pPr>
+      <w:r>
+        <w:rPr>
+          <w:color w:val="0F1115"/>
+          <w:sz w:val="28"/>
+          <w:szCs w:val="28"/>
+        </w:rPr>
+        <w:t>Поддерживается множественный выбор</w:t>
+      </w:r>
+    </w:p>
+    <w:p>
+      <w:pPr>
+        <w:pStyle w:val="4"/>
+        <w:numPr>
+          <w:ilvl w:val="0"/>
+          <w:numId w:val="44"/>
+        </w:numPr>
+        <w:shd w:val="clear" w:color="auto" w:fill="FFFFFF"/>
+        <w:spacing w:before="240" w:after="120" w:line="420" w:lineRule="atLeast"/>
         <w:rPr>
           <w:rFonts w:ascii="Times New Roman" w:hAnsi="Times New Roman" w:cs="Times New Roman"/>
           <w:b/>
@@ -3034,273 +3353,8 @@
           <w:iCs w:val="0"/>
           <w:color w:val="0F1115"/>
         </w:rPr>
-        <w:t>:</w:t>
-      </w:r>
-    </w:p>
-    <w:p>
-      <w:pPr>
-        <w:pStyle w:val="ds-markdown-paragraph"/>
-        <w:numPr>
-          <w:ilvl w:val="0"/>
-          <w:numId w:val="35"/>
-        </w:numPr>
-        <w:shd w:val="clear" w:color="auto" w:fill="FFFFFF"/>
-        <w:tabs>
-          <w:tab w:val="clear" w:pos="720"/>
-          <w:tab w:val="num" w:pos="567"/>
-        </w:tabs>
-        <w:spacing w:after="120" w:afterAutospacing="0"/>
-        <w:ind w:left="993" w:hanging="426"/>
-        <w:rPr>
-          <w:b/>
-          <w:bCs/>
-          <w:color w:val="0F1115"/>
-          <w:sz w:val="28"/>
-          <w:szCs w:val="28"/>
-        </w:rPr>
-      </w:pPr>
-      <w:r>
-        <w:rPr>
-          <w:rStyle w:val="a8"/>
-          <w:rFonts w:eastAsia="Calibri"/>
-          <w:b w:val="0"/>
-          <w:bCs w:val="0"/>
-          <w:color w:val="0F1115"/>
-          <w:sz w:val="28"/>
-          <w:szCs w:val="28"/>
-        </w:rPr>
-        <w:t>Через выбор папки</w:t>
-      </w:r>
-      <w:r>
-        <w:rPr>
-          <w:b/>
-          <w:bCs/>
-          <w:color w:val="0F1115"/>
-          <w:sz w:val="28"/>
-          <w:szCs w:val="28"/>
-        </w:rPr>
-        <w:t>:</w:t>
-      </w:r>
-    </w:p>
-    <w:p>
-      <w:pPr>
-        <w:pStyle w:val="ds-markdown-paragraph"/>
-        <w:numPr>
-          <w:ilvl w:val="1"/>
-          <w:numId w:val="35"/>
-        </w:numPr>
-        <w:shd w:val="clear" w:color="auto" w:fill="FFFFFF"/>
-        <w:tabs>
-          <w:tab w:val="num" w:pos="567"/>
-        </w:tabs>
-        <w:spacing w:after="0" w:afterAutospacing="0"/>
-        <w:ind w:left="1418" w:hanging="426"/>
-        <w:rPr>
-          <w:color w:val="0F1115"/>
-          <w:sz w:val="28"/>
-          <w:szCs w:val="28"/>
-        </w:rPr>
-      </w:pPr>
-      <w:r>
-        <w:rPr>
-          <w:color w:val="0F1115"/>
-          <w:sz w:val="28"/>
-          <w:szCs w:val="28"/>
-        </w:rPr>
-        <w:t>Нажмите кнопку "Выбрать папку..."</w:t>
-      </w:r>
-    </w:p>
-    <w:p>
-      <w:pPr>
-        <w:pStyle w:val="ds-markdown-paragraph"/>
-        <w:numPr>
-          <w:ilvl w:val="1"/>
-          <w:numId w:val="35"/>
-        </w:numPr>
-        <w:shd w:val="clear" w:color="auto" w:fill="FFFFFF"/>
-        <w:tabs>
-          <w:tab w:val="num" w:pos="567"/>
-        </w:tabs>
-        <w:spacing w:after="0" w:afterAutospacing="0"/>
-        <w:ind w:left="1418" w:hanging="426"/>
-        <w:rPr>
-          <w:color w:val="0F1115"/>
-          <w:sz w:val="28"/>
-          <w:szCs w:val="28"/>
-        </w:rPr>
-      </w:pPr>
-      <w:r>
-        <w:rPr>
-          <w:color w:val="0F1115"/>
-          <w:sz w:val="28"/>
-          <w:szCs w:val="28"/>
-        </w:rPr>
-        <w:t>Выберите папку, содержащую изображения</w:t>
-      </w:r>
-    </w:p>
-    <w:p>
-      <w:pPr>
-        <w:pStyle w:val="ds-markdown-paragraph"/>
-        <w:numPr>
-          <w:ilvl w:val="1"/>
-          <w:numId w:val="35"/>
-        </w:numPr>
-        <w:shd w:val="clear" w:color="auto" w:fill="FFFFFF"/>
-        <w:tabs>
-          <w:tab w:val="num" w:pos="567"/>
-        </w:tabs>
-        <w:spacing w:after="0" w:afterAutospacing="0"/>
-        <w:ind w:left="1418" w:hanging="426"/>
-        <w:rPr>
-          <w:color w:val="0F1115"/>
-          <w:sz w:val="28"/>
-          <w:szCs w:val="28"/>
-        </w:rPr>
-      </w:pPr>
-      <w:r>
-        <w:rPr>
-          <w:color w:val="0F1115"/>
-          <w:sz w:val="28"/>
-          <w:szCs w:val="28"/>
-        </w:rPr>
-        <w:t>Приложение автоматически найдет все поддерживаемые форматы</w:t>
-      </w:r>
-    </w:p>
-    <w:p>
-      <w:pPr>
-        <w:pStyle w:val="ds-markdown-paragraph"/>
-        <w:numPr>
-          <w:ilvl w:val="0"/>
-          <w:numId w:val="35"/>
-        </w:numPr>
-        <w:shd w:val="clear" w:color="auto" w:fill="FFFFFF"/>
-        <w:tabs>
-          <w:tab w:val="clear" w:pos="720"/>
-          <w:tab w:val="num" w:pos="567"/>
-        </w:tabs>
-        <w:spacing w:after="120" w:afterAutospacing="0"/>
-        <w:ind w:left="993" w:hanging="426"/>
-        <w:rPr>
-          <w:b/>
-          <w:bCs/>
-          <w:color w:val="0F1115"/>
-          <w:sz w:val="28"/>
-          <w:szCs w:val="28"/>
-        </w:rPr>
-      </w:pPr>
-      <w:r>
-        <w:rPr>
-          <w:rStyle w:val="a8"/>
-          <w:rFonts w:eastAsia="Calibri"/>
-          <w:b w:val="0"/>
-          <w:bCs w:val="0"/>
-          <w:color w:val="0F1115"/>
-          <w:sz w:val="28"/>
-          <w:szCs w:val="28"/>
-        </w:rPr>
-        <w:t>Через выбор файлов</w:t>
-      </w:r>
-      <w:r>
-        <w:rPr>
-          <w:b/>
-          <w:bCs/>
-          <w:color w:val="0F1115"/>
-          <w:sz w:val="28"/>
-          <w:szCs w:val="28"/>
-        </w:rPr>
-        <w:t>:</w:t>
-      </w:r>
-    </w:p>
-    <w:p>
-      <w:pPr>
-        <w:pStyle w:val="ds-markdown-paragraph"/>
-        <w:numPr>
-          <w:ilvl w:val="1"/>
-          <w:numId w:val="35"/>
-        </w:numPr>
-        <w:shd w:val="clear" w:color="auto" w:fill="FFFFFF"/>
-        <w:tabs>
-          <w:tab w:val="num" w:pos="567"/>
-        </w:tabs>
-        <w:spacing w:after="0" w:afterAutospacing="0"/>
-        <w:ind w:left="1418" w:hanging="426"/>
-        <w:rPr>
-          <w:color w:val="0F1115"/>
-          <w:sz w:val="28"/>
-          <w:szCs w:val="28"/>
-        </w:rPr>
-      </w:pPr>
-      <w:r>
-        <w:rPr>
-          <w:color w:val="0F1115"/>
-          <w:sz w:val="28"/>
-          <w:szCs w:val="28"/>
-        </w:rPr>
-        <w:t>Нажмите кнопку "Выбрать файлы..."</w:t>
-      </w:r>
-    </w:p>
-    <w:p>
-      <w:pPr>
-        <w:pStyle w:val="ds-markdown-paragraph"/>
-        <w:numPr>
-          <w:ilvl w:val="1"/>
-          <w:numId w:val="35"/>
-        </w:numPr>
-        <w:shd w:val="clear" w:color="auto" w:fill="FFFFFF"/>
-        <w:tabs>
-          <w:tab w:val="num" w:pos="567"/>
-        </w:tabs>
-        <w:spacing w:after="0" w:afterAutospacing="0"/>
-        <w:ind w:left="1418" w:hanging="426"/>
-        <w:rPr>
-          <w:color w:val="0F1115"/>
-          <w:sz w:val="28"/>
-          <w:szCs w:val="28"/>
-        </w:rPr>
-      </w:pPr>
-      <w:r>
-        <w:rPr>
-          <w:color w:val="0F1115"/>
-          <w:sz w:val="28"/>
-          <w:szCs w:val="28"/>
-        </w:rPr>
-        <w:t>Выберите один или несколько файлов в диалоговом окне</w:t>
-      </w:r>
-    </w:p>
-    <w:p>
-      <w:pPr>
-        <w:pStyle w:val="ds-markdown-paragraph"/>
-        <w:numPr>
-          <w:ilvl w:val="1"/>
-          <w:numId w:val="35"/>
-        </w:numPr>
-        <w:shd w:val="clear" w:color="auto" w:fill="FFFFFF"/>
-        <w:tabs>
-          <w:tab w:val="num" w:pos="567"/>
-        </w:tabs>
-        <w:spacing w:after="0" w:afterAutospacing="0"/>
-        <w:ind w:left="1418" w:hanging="426"/>
-        <w:rPr>
-          <w:color w:val="0F1115"/>
-          <w:sz w:val="28"/>
-          <w:szCs w:val="28"/>
-        </w:rPr>
-      </w:pPr>
-      <w:r>
-        <w:rPr>
-          <w:color w:val="0F1115"/>
-          <w:sz w:val="28"/>
-          <w:szCs w:val="28"/>
-        </w:rPr>
-        <w:t>Поддерживается множественный выбор</w:t>
-      </w:r>
-    </w:p>
-    <w:p>
-      <w:pPr>
-        <w:pStyle w:val="4"/>
-        <w:shd w:val="clear" w:color="auto" w:fill="FFFFFF"/>
-        <w:spacing w:before="240" w:after="120" w:line="420" w:lineRule="atLeast"/>
-        <w:ind w:firstLine="284"/>
+      </w:pPr>
+      <w:r>
         <w:rPr>
           <w:rFonts w:ascii="Times New Roman" w:hAnsi="Times New Roman" w:cs="Times New Roman"/>
           <w:b/>
@@ -3309,7 +3363,8 @@
           <w:iCs w:val="0"/>
           <w:color w:val="0F1115"/>
         </w:rPr>
-      </w:pPr>
+        <w:t>Анализ изображений</w:t>
+      </w:r>
       <w:r>
         <w:rPr>
           <w:rFonts w:ascii="Times New Roman" w:hAnsi="Times New Roman" w:cs="Times New Roman"/>
@@ -3319,9 +3374,713 @@
           <w:iCs w:val="0"/>
           <w:color w:val="0F1115"/>
         </w:rPr>
-        <w:t>Анализ изображений</w:t>
-      </w:r>
-      <w:r>
+        <w:t>:</w:t>
+      </w:r>
+    </w:p>
+    <w:p>
+      <w:pPr>
+        <w:pStyle w:val="ds-markdown-paragraph"/>
+        <w:numPr>
+          <w:ilvl w:val="1"/>
+          <w:numId w:val="44"/>
+        </w:numPr>
+        <w:shd w:val="clear" w:color="auto" w:fill="FFFFFF"/>
+        <w:spacing w:after="0" w:afterAutospacing="0"/>
+        <w:rPr>
+          <w:color w:val="0F1115"/>
+          <w:sz w:val="28"/>
+          <w:szCs w:val="28"/>
+        </w:rPr>
+      </w:pPr>
+      <w:r>
+        <w:rPr>
+          <w:color w:val="0F1115"/>
+          <w:sz w:val="28"/>
+          <w:szCs w:val="28"/>
+        </w:rPr>
+        <w:t>Нажмите кнопку "Анализировать" после выбора файлов</w:t>
+      </w:r>
+    </w:p>
+    <w:p>
+      <w:pPr>
+        <w:pStyle w:val="ds-markdown-paragraph"/>
+        <w:numPr>
+          <w:ilvl w:val="1"/>
+          <w:numId w:val="44"/>
+        </w:numPr>
+        <w:shd w:val="clear" w:color="auto" w:fill="FFFFFF"/>
+        <w:spacing w:after="0" w:afterAutospacing="0"/>
+        <w:rPr>
+          <w:color w:val="0F1115"/>
+          <w:sz w:val="28"/>
+          <w:szCs w:val="28"/>
+        </w:rPr>
+      </w:pPr>
+      <w:r>
+        <w:rPr>
+          <w:color w:val="0F1115"/>
+          <w:sz w:val="28"/>
+          <w:szCs w:val="28"/>
+        </w:rPr>
+        <w:t>Наблюдайте за прогрессом в прогресс-баре</w:t>
+      </w:r>
+    </w:p>
+    <w:p>
+      <w:pPr>
+        <w:pStyle w:val="ds-markdown-paragraph"/>
+        <w:numPr>
+          <w:ilvl w:val="1"/>
+          <w:numId w:val="44"/>
+        </w:numPr>
+        <w:shd w:val="clear" w:color="auto" w:fill="FFFFFF"/>
+        <w:spacing w:after="0" w:afterAutospacing="0"/>
+        <w:rPr>
+          <w:color w:val="0F1115"/>
+          <w:sz w:val="28"/>
+          <w:szCs w:val="28"/>
+        </w:rPr>
+      </w:pPr>
+      <w:r>
+        <w:rPr>
+          <w:color w:val="0F1115"/>
+          <w:sz w:val="28"/>
+          <w:szCs w:val="28"/>
+        </w:rPr>
+        <w:t>Просматривайте результаты в таблице</w:t>
+      </w:r>
+    </w:p>
+    <w:p>
+      <w:pPr>
+        <w:pStyle w:val="ds-markdown-paragraph"/>
+        <w:numPr>
+          <w:ilvl w:val="0"/>
+          <w:numId w:val="44"/>
+        </w:numPr>
+        <w:shd w:val="clear" w:color="auto" w:fill="FFFFFF"/>
+        <w:spacing w:before="240" w:beforeAutospacing="0" w:after="240" w:afterAutospacing="0"/>
+        <w:rPr>
+          <w:color w:val="0F1115"/>
+          <w:sz w:val="28"/>
+          <w:szCs w:val="28"/>
+        </w:rPr>
+      </w:pPr>
+      <w:r>
+        <w:rPr>
+          <w:rStyle w:val="a8"/>
+          <w:rFonts w:eastAsia="Calibri"/>
+          <w:color w:val="0F1115"/>
+          <w:sz w:val="28"/>
+          <w:szCs w:val="28"/>
+        </w:rPr>
+        <w:t>Имя файла</w:t>
+      </w:r>
+    </w:p>
+    <w:p>
+      <w:pPr>
+        <w:pStyle w:val="ds-markdown-paragraph"/>
+        <w:numPr>
+          <w:ilvl w:val="1"/>
+          <w:numId w:val="44"/>
+        </w:numPr>
+        <w:shd w:val="clear" w:color="auto" w:fill="FFFFFF"/>
+        <w:spacing w:after="0" w:afterAutospacing="0"/>
+        <w:rPr>
+          <w:color w:val="0F1115"/>
+          <w:sz w:val="28"/>
+          <w:szCs w:val="28"/>
+        </w:rPr>
+      </w:pPr>
+      <w:r>
+        <w:rPr>
+          <w:color w:val="0F1115"/>
+          <w:sz w:val="28"/>
+          <w:szCs w:val="28"/>
+        </w:rPr>
+        <w:t>Отображает имя файла</w:t>
+      </w:r>
+    </w:p>
+    <w:p>
+      <w:pPr>
+        <w:pStyle w:val="ds-markdown-paragraph"/>
+        <w:numPr>
+          <w:ilvl w:val="1"/>
+          <w:numId w:val="44"/>
+        </w:numPr>
+        <w:shd w:val="clear" w:color="auto" w:fill="FFFFFF"/>
+        <w:spacing w:after="0" w:afterAutospacing="0"/>
+        <w:rPr>
+          <w:color w:val="0F1115"/>
+          <w:sz w:val="28"/>
+          <w:szCs w:val="28"/>
+        </w:rPr>
+      </w:pPr>
+      <w:r>
+        <w:rPr>
+          <w:color w:val="0F1115"/>
+          <w:sz w:val="28"/>
+          <w:szCs w:val="28"/>
+        </w:rPr>
+        <w:t xml:space="preserve">При наведении показывает </w:t>
+      </w:r>
+      <w:proofErr w:type="spellStart"/>
+      <w:r>
+        <w:rPr>
+          <w:color w:val="0F1115"/>
+          <w:sz w:val="28"/>
+          <w:szCs w:val="28"/>
+        </w:rPr>
+        <w:t>preview</w:t>
+      </w:r>
+      <w:proofErr w:type="spellEnd"/>
+      <w:r>
+        <w:rPr>
+          <w:color w:val="0F1115"/>
+          <w:sz w:val="28"/>
+          <w:szCs w:val="28"/>
+        </w:rPr>
+        <w:t xml:space="preserve"> изображения и полный путь</w:t>
+      </w:r>
+    </w:p>
+    <w:p>
+      <w:pPr>
+        <w:pStyle w:val="ds-markdown-paragraph"/>
+        <w:numPr>
+          <w:ilvl w:val="0"/>
+          <w:numId w:val="44"/>
+        </w:numPr>
+        <w:shd w:val="clear" w:color="auto" w:fill="FFFFFF"/>
+        <w:spacing w:before="240" w:beforeAutospacing="0" w:after="240" w:afterAutospacing="0"/>
+        <w:rPr>
+          <w:color w:val="0F1115"/>
+          <w:sz w:val="28"/>
+          <w:szCs w:val="28"/>
+        </w:rPr>
+      </w:pPr>
+      <w:r>
+        <w:rPr>
+          <w:rStyle w:val="a8"/>
+          <w:rFonts w:eastAsia="Calibri"/>
+          <w:color w:val="0F1115"/>
+          <w:sz w:val="28"/>
+          <w:szCs w:val="28"/>
+        </w:rPr>
+        <w:t>Размер (</w:t>
+      </w:r>
+      <w:proofErr w:type="spellStart"/>
+      <w:r>
+        <w:rPr>
+          <w:rStyle w:val="a8"/>
+          <w:rFonts w:eastAsia="Calibri"/>
+          <w:color w:val="0F1115"/>
+          <w:sz w:val="28"/>
+          <w:szCs w:val="28"/>
+        </w:rPr>
+        <w:t>px</w:t>
+      </w:r>
+      <w:proofErr w:type="spellEnd"/>
+      <w:r>
+        <w:rPr>
+          <w:rStyle w:val="a8"/>
+          <w:rFonts w:eastAsia="Calibri"/>
+          <w:color w:val="0F1115"/>
+          <w:sz w:val="28"/>
+          <w:szCs w:val="28"/>
+        </w:rPr>
+        <w:t>)</w:t>
+      </w:r>
+    </w:p>
+    <w:p>
+      <w:pPr>
+        <w:pStyle w:val="ds-markdown-paragraph"/>
+        <w:numPr>
+          <w:ilvl w:val="1"/>
+          <w:numId w:val="44"/>
+        </w:numPr>
+        <w:shd w:val="clear" w:color="auto" w:fill="FFFFFF"/>
+        <w:spacing w:after="0" w:afterAutospacing="0"/>
+        <w:rPr>
+          <w:color w:val="0F1115"/>
+          <w:sz w:val="28"/>
+          <w:szCs w:val="28"/>
+        </w:rPr>
+      </w:pPr>
+      <w:r>
+        <w:rPr>
+          <w:color w:val="0F1115"/>
+          <w:sz w:val="28"/>
+          <w:szCs w:val="28"/>
+        </w:rPr>
+        <w:t>Ширина и высота изображения в пикселях</w:t>
+      </w:r>
+    </w:p>
+    <w:p>
+      <w:pPr>
+        <w:pStyle w:val="ds-markdown-paragraph"/>
+        <w:numPr>
+          <w:ilvl w:val="1"/>
+          <w:numId w:val="44"/>
+        </w:numPr>
+        <w:shd w:val="clear" w:color="auto" w:fill="FFFFFF"/>
+        <w:spacing w:after="0" w:afterAutospacing="0"/>
+        <w:rPr>
+          <w:color w:val="0F1115"/>
+          <w:sz w:val="28"/>
+          <w:szCs w:val="28"/>
+        </w:rPr>
+      </w:pPr>
+      <w:r>
+        <w:rPr>
+          <w:color w:val="0F1115"/>
+          <w:sz w:val="28"/>
+          <w:szCs w:val="28"/>
+        </w:rPr>
+        <w:t>Основной параметр для веб и цифрового использования</w:t>
+      </w:r>
+    </w:p>
+    <w:p>
+      <w:pPr>
+        <w:pStyle w:val="ds-markdown-paragraph"/>
+        <w:numPr>
+          <w:ilvl w:val="0"/>
+          <w:numId w:val="44"/>
+        </w:numPr>
+        <w:shd w:val="clear" w:color="auto" w:fill="FFFFFF"/>
+        <w:spacing w:before="240" w:beforeAutospacing="0" w:after="240" w:afterAutospacing="0"/>
+        <w:rPr>
+          <w:color w:val="0F1115"/>
+          <w:sz w:val="28"/>
+          <w:szCs w:val="28"/>
+        </w:rPr>
+      </w:pPr>
+      <w:r>
+        <w:rPr>
+          <w:rStyle w:val="a8"/>
+          <w:rFonts w:eastAsia="Calibri"/>
+          <w:color w:val="0F1115"/>
+          <w:sz w:val="28"/>
+          <w:szCs w:val="28"/>
+        </w:rPr>
+        <w:t>Разрешение (DPI)</w:t>
+      </w:r>
+    </w:p>
+    <w:p>
+      <w:pPr>
+        <w:pStyle w:val="ds-markdown-paragraph"/>
+        <w:numPr>
+          <w:ilvl w:val="1"/>
+          <w:numId w:val="44"/>
+        </w:numPr>
+        <w:shd w:val="clear" w:color="auto" w:fill="FFFFFF"/>
+        <w:spacing w:after="0" w:afterAutospacing="0"/>
+        <w:rPr>
+          <w:color w:val="0F1115"/>
+          <w:sz w:val="28"/>
+          <w:szCs w:val="28"/>
+        </w:rPr>
+      </w:pPr>
+      <w:r>
+        <w:rPr>
+          <w:color w:val="0F1115"/>
+          <w:sz w:val="28"/>
+          <w:szCs w:val="28"/>
+        </w:rPr>
+        <w:t>Количество точек на дюйм</w:t>
+      </w:r>
+    </w:p>
+    <w:p>
+      <w:pPr>
+        <w:pStyle w:val="ds-markdown-paragraph"/>
+        <w:numPr>
+          <w:ilvl w:val="1"/>
+          <w:numId w:val="44"/>
+        </w:numPr>
+        <w:shd w:val="clear" w:color="auto" w:fill="FFFFFF"/>
+        <w:spacing w:after="0" w:afterAutospacing="0"/>
+        <w:rPr>
+          <w:color w:val="0F1115"/>
+          <w:sz w:val="28"/>
+          <w:szCs w:val="28"/>
+        </w:rPr>
+      </w:pPr>
+      <w:r>
+        <w:rPr>
+          <w:color w:val="0F1115"/>
+          <w:sz w:val="28"/>
+          <w:szCs w:val="28"/>
+        </w:rPr>
+        <w:t>Важный параметр для печати</w:t>
+      </w:r>
+    </w:p>
+    <w:p>
+      <w:pPr>
+        <w:pStyle w:val="ds-markdown-paragraph"/>
+        <w:numPr>
+          <w:ilvl w:val="1"/>
+          <w:numId w:val="44"/>
+        </w:numPr>
+        <w:shd w:val="clear" w:color="auto" w:fill="FFFFFF"/>
+        <w:spacing w:after="0" w:afterAutospacing="0"/>
+        <w:rPr>
+          <w:color w:val="0F1115"/>
+          <w:sz w:val="28"/>
+          <w:szCs w:val="28"/>
+        </w:rPr>
+      </w:pPr>
+      <w:r>
+        <w:rPr>
+          <w:color w:val="0F1115"/>
+          <w:sz w:val="28"/>
+          <w:szCs w:val="28"/>
+        </w:rPr>
+        <w:t>Определяет физический размер при печати</w:t>
+      </w:r>
+    </w:p>
+    <w:p>
+      <w:pPr>
+        <w:pStyle w:val="ds-markdown-paragraph"/>
+        <w:numPr>
+          <w:ilvl w:val="0"/>
+          <w:numId w:val="44"/>
+        </w:numPr>
+        <w:shd w:val="clear" w:color="auto" w:fill="FFFFFF"/>
+        <w:spacing w:before="240" w:beforeAutospacing="0" w:after="240" w:afterAutospacing="0"/>
+        <w:rPr>
+          <w:color w:val="0F1115"/>
+          <w:sz w:val="28"/>
+          <w:szCs w:val="28"/>
+        </w:rPr>
+      </w:pPr>
+      <w:r>
+        <w:rPr>
+          <w:rStyle w:val="a8"/>
+          <w:rFonts w:eastAsia="Calibri"/>
+          <w:color w:val="0F1115"/>
+          <w:sz w:val="28"/>
+          <w:szCs w:val="28"/>
+        </w:rPr>
+        <w:t>Глубина цвета</w:t>
+      </w:r>
+    </w:p>
+    <w:p>
+      <w:pPr>
+        <w:pStyle w:val="ds-markdown-paragraph"/>
+        <w:numPr>
+          <w:ilvl w:val="1"/>
+          <w:numId w:val="44"/>
+        </w:numPr>
+        <w:shd w:val="clear" w:color="auto" w:fill="FFFFFF"/>
+        <w:spacing w:after="0" w:afterAutospacing="0"/>
+        <w:rPr>
+          <w:color w:val="0F1115"/>
+          <w:sz w:val="28"/>
+          <w:szCs w:val="28"/>
+        </w:rPr>
+      </w:pPr>
+      <w:r>
+        <w:rPr>
+          <w:color w:val="0F1115"/>
+          <w:sz w:val="28"/>
+          <w:szCs w:val="28"/>
+        </w:rPr>
+        <w:t>Количество бит на пиксель</w:t>
+      </w:r>
+    </w:p>
+    <w:p>
+      <w:pPr>
+        <w:pStyle w:val="ds-markdown-paragraph"/>
+        <w:numPr>
+          <w:ilvl w:val="1"/>
+          <w:numId w:val="44"/>
+        </w:numPr>
+        <w:shd w:val="clear" w:color="auto" w:fill="FFFFFF"/>
+        <w:spacing w:after="0" w:afterAutospacing="0"/>
+        <w:rPr>
+          <w:color w:val="0F1115"/>
+          <w:sz w:val="28"/>
+          <w:szCs w:val="28"/>
+        </w:rPr>
+      </w:pPr>
+      <w:r>
+        <w:rPr>
+          <w:color w:val="0F1115"/>
+          <w:sz w:val="28"/>
+          <w:szCs w:val="28"/>
+        </w:rPr>
+        <w:t>Определяет количество возможных цветов</w:t>
+      </w:r>
+    </w:p>
+    <w:p>
+      <w:pPr>
+        <w:pStyle w:val="ds-markdown-paragraph"/>
+        <w:numPr>
+          <w:ilvl w:val="1"/>
+          <w:numId w:val="44"/>
+        </w:numPr>
+        <w:shd w:val="clear" w:color="auto" w:fill="FFFFFF"/>
+        <w:spacing w:after="0" w:afterAutospacing="0"/>
+        <w:rPr>
+          <w:color w:val="0F1115"/>
+          <w:sz w:val="28"/>
+          <w:szCs w:val="28"/>
+        </w:rPr>
+      </w:pPr>
+      <w:r>
+        <w:rPr>
+          <w:color w:val="0F1115"/>
+          <w:sz w:val="28"/>
+          <w:szCs w:val="28"/>
+        </w:rPr>
+        <w:t xml:space="preserve">Типы: монохром, индексированные цвета, </w:t>
+      </w:r>
+      <w:proofErr w:type="spellStart"/>
+      <w:r>
+        <w:rPr>
+          <w:color w:val="0F1115"/>
+          <w:sz w:val="28"/>
+          <w:szCs w:val="28"/>
+        </w:rPr>
+        <w:t>True</w:t>
+      </w:r>
+      <w:proofErr w:type="spellEnd"/>
+      <w:r>
+        <w:rPr>
+          <w:color w:val="0F1115"/>
+          <w:sz w:val="28"/>
+          <w:szCs w:val="28"/>
+        </w:rPr>
+        <w:t xml:space="preserve"> Color</w:t>
+      </w:r>
+    </w:p>
+    <w:p>
+      <w:pPr>
+        <w:pStyle w:val="ds-markdown-paragraph"/>
+        <w:numPr>
+          <w:ilvl w:val="0"/>
+          <w:numId w:val="44"/>
+        </w:numPr>
+        <w:shd w:val="clear" w:color="auto" w:fill="FFFFFF"/>
+        <w:spacing w:before="240" w:beforeAutospacing="0" w:after="240" w:afterAutospacing="0"/>
+        <w:rPr>
+          <w:color w:val="0F1115"/>
+          <w:sz w:val="28"/>
+          <w:szCs w:val="28"/>
+        </w:rPr>
+      </w:pPr>
+      <w:r>
+        <w:rPr>
+          <w:rStyle w:val="a8"/>
+          <w:rFonts w:eastAsia="Calibri"/>
+          <w:color w:val="0F1115"/>
+          <w:sz w:val="28"/>
+          <w:szCs w:val="28"/>
+        </w:rPr>
+        <w:t>Сжатие</w:t>
+      </w:r>
+    </w:p>
+    <w:p>
+      <w:pPr>
+        <w:pStyle w:val="ds-markdown-paragraph"/>
+        <w:numPr>
+          <w:ilvl w:val="1"/>
+          <w:numId w:val="44"/>
+        </w:numPr>
+        <w:shd w:val="clear" w:color="auto" w:fill="FFFFFF"/>
+        <w:spacing w:after="0" w:afterAutospacing="0"/>
+        <w:rPr>
+          <w:color w:val="0F1115"/>
+          <w:sz w:val="28"/>
+          <w:szCs w:val="28"/>
+        </w:rPr>
+      </w:pPr>
+      <w:r>
+        <w:rPr>
+          <w:color w:val="0F1115"/>
+          <w:sz w:val="28"/>
+          <w:szCs w:val="28"/>
+        </w:rPr>
+        <w:t>Алгоритм сжатия изображения</w:t>
+      </w:r>
+    </w:p>
+    <w:p>
+      <w:pPr>
+        <w:pStyle w:val="ds-markdown-paragraph"/>
+        <w:numPr>
+          <w:ilvl w:val="1"/>
+          <w:numId w:val="44"/>
+        </w:numPr>
+        <w:shd w:val="clear" w:color="auto" w:fill="FFFFFF"/>
+        <w:spacing w:after="0" w:afterAutospacing="0"/>
+        <w:rPr>
+          <w:color w:val="0F1115"/>
+          <w:sz w:val="28"/>
+          <w:szCs w:val="28"/>
+        </w:rPr>
+      </w:pPr>
+      <w:r>
+        <w:rPr>
+          <w:color w:val="0F1115"/>
+          <w:sz w:val="28"/>
+          <w:szCs w:val="28"/>
+        </w:rPr>
+        <w:t>Типы: с потерями (JPEG), без потерь (PNG, GIF), без сжатия (BMP)</w:t>
+      </w:r>
+    </w:p>
+    <w:p>
+      <w:pPr>
+        <w:pStyle w:val="ds-markdown-paragraph"/>
+        <w:numPr>
+          <w:ilvl w:val="0"/>
+          <w:numId w:val="44"/>
+        </w:numPr>
+        <w:shd w:val="clear" w:color="auto" w:fill="FFFFFF"/>
+        <w:spacing w:before="240" w:beforeAutospacing="0" w:after="240" w:afterAutospacing="0"/>
+        <w:rPr>
+          <w:color w:val="0F1115"/>
+          <w:sz w:val="28"/>
+          <w:szCs w:val="28"/>
+        </w:rPr>
+      </w:pPr>
+      <w:r>
+        <w:rPr>
+          <w:rStyle w:val="a8"/>
+          <w:rFonts w:eastAsia="Calibri"/>
+          <w:color w:val="0F1115"/>
+          <w:sz w:val="28"/>
+          <w:szCs w:val="28"/>
+        </w:rPr>
+        <w:lastRenderedPageBreak/>
+        <w:t>Дополнительная информация</w:t>
+      </w:r>
+    </w:p>
+    <w:p>
+      <w:pPr>
+        <w:pStyle w:val="ds-markdown-paragraph"/>
+        <w:numPr>
+          <w:ilvl w:val="1"/>
+          <w:numId w:val="44"/>
+        </w:numPr>
+        <w:shd w:val="clear" w:color="auto" w:fill="FFFFFF"/>
+        <w:spacing w:after="0" w:afterAutospacing="0"/>
+        <w:rPr>
+          <w:color w:val="0F1115"/>
+          <w:sz w:val="28"/>
+          <w:szCs w:val="28"/>
+        </w:rPr>
+      </w:pPr>
+      <w:r>
+        <w:rPr>
+          <w:color w:val="0F1115"/>
+          <w:sz w:val="28"/>
+          <w:szCs w:val="28"/>
+        </w:rPr>
+        <w:t>Размер файла на диске</w:t>
+      </w:r>
+    </w:p>
+    <w:p>
+      <w:pPr>
+        <w:pStyle w:val="ds-markdown-paragraph"/>
+        <w:numPr>
+          <w:ilvl w:val="1"/>
+          <w:numId w:val="44"/>
+        </w:numPr>
+        <w:shd w:val="clear" w:color="auto" w:fill="FFFFFF"/>
+        <w:spacing w:after="0" w:afterAutospacing="0"/>
+        <w:rPr>
+          <w:color w:val="0F1115"/>
+          <w:sz w:val="28"/>
+          <w:szCs w:val="28"/>
+        </w:rPr>
+      </w:pPr>
+      <w:r>
+        <w:rPr>
+          <w:color w:val="0F1115"/>
+          <w:sz w:val="28"/>
+          <w:szCs w:val="28"/>
+        </w:rPr>
+        <w:t>Поддержка прозрачности</w:t>
+      </w:r>
+    </w:p>
+    <w:p>
+      <w:pPr>
+        <w:pStyle w:val="ds-markdown-paragraph"/>
+        <w:numPr>
+          <w:ilvl w:val="1"/>
+          <w:numId w:val="44"/>
+        </w:numPr>
+        <w:shd w:val="clear" w:color="auto" w:fill="FFFFFF"/>
+        <w:spacing w:after="0" w:afterAutospacing="0"/>
+        <w:rPr>
+          <w:color w:val="0F1115"/>
+          <w:sz w:val="28"/>
+          <w:szCs w:val="28"/>
+        </w:rPr>
+      </w:pPr>
+      <w:r>
+        <w:rPr>
+          <w:color w:val="0F1115"/>
+          <w:sz w:val="28"/>
+          <w:szCs w:val="28"/>
+        </w:rPr>
+        <w:t>Цветовая модель (цветное/градации серого)</w:t>
+      </w:r>
+    </w:p>
+    <w:p>
+      <w:pPr>
+        <w:pStyle w:val="ds-markdown-paragraph"/>
+        <w:numPr>
+          <w:ilvl w:val="1"/>
+          <w:numId w:val="44"/>
+        </w:numPr>
+        <w:shd w:val="clear" w:color="auto" w:fill="FFFFFF"/>
+        <w:spacing w:after="0" w:afterAutospacing="0"/>
+        <w:rPr>
+          <w:color w:val="0F1115"/>
+          <w:sz w:val="28"/>
+          <w:szCs w:val="28"/>
+        </w:rPr>
+      </w:pPr>
+      <w:r>
+        <w:rPr>
+          <w:color w:val="0F1115"/>
+          <w:sz w:val="28"/>
+          <w:szCs w:val="28"/>
+        </w:rPr>
+        <w:t>Поддержка анимации</w:t>
+      </w:r>
+    </w:p>
+    <w:p>
+      <w:pPr>
+        <w:pStyle w:val="ds-markdown-paragraph"/>
+        <w:numPr>
+          <w:ilvl w:val="1"/>
+          <w:numId w:val="44"/>
+        </w:numPr>
+        <w:shd w:val="clear" w:color="auto" w:fill="FFFFFF"/>
+        <w:spacing w:after="0" w:afterAutospacing="0"/>
+        <w:rPr>
+          <w:color w:val="0F1115"/>
+          <w:sz w:val="28"/>
+          <w:szCs w:val="28"/>
+        </w:rPr>
+      </w:pPr>
+      <w:r>
+        <w:rPr>
+          <w:color w:val="0F1115"/>
+          <w:sz w:val="28"/>
+          <w:szCs w:val="28"/>
+        </w:rPr>
+        <w:t>Количество цветов в палитре (для GIF)</w:t>
+      </w:r>
+    </w:p>
+    <w:p>
+      <w:pPr>
+        <w:pStyle w:val="4"/>
+        <w:numPr>
+          <w:ilvl w:val="0"/>
+          <w:numId w:val="44"/>
+        </w:numPr>
+        <w:shd w:val="clear" w:color="auto" w:fill="FFFFFF"/>
+        <w:spacing w:before="240" w:after="120" w:line="420" w:lineRule="atLeast"/>
         <w:rPr>
           <w:rFonts w:ascii="Times New Roman" w:hAnsi="Times New Roman" w:cs="Times New Roman"/>
           <w:b/>
@@ -3330,734 +4089,8 @@
           <w:iCs w:val="0"/>
           <w:color w:val="0F1115"/>
         </w:rPr>
-        <w:t>:</w:t>
-      </w:r>
-    </w:p>
-    <w:p>
-      <w:pPr>
-        <w:pStyle w:val="ds-markdown-paragraph"/>
-        <w:numPr>
-          <w:ilvl w:val="0"/>
-          <w:numId w:val="36"/>
-        </w:numPr>
-        <w:shd w:val="clear" w:color="auto" w:fill="FFFFFF"/>
-        <w:tabs>
-          <w:tab w:val="clear" w:pos="720"/>
-          <w:tab w:val="num" w:pos="1560"/>
-        </w:tabs>
-        <w:spacing w:after="0" w:afterAutospacing="0"/>
-        <w:ind w:left="993"/>
-        <w:rPr>
-          <w:color w:val="0F1115"/>
-          <w:sz w:val="28"/>
-          <w:szCs w:val="28"/>
-        </w:rPr>
-      </w:pPr>
-      <w:r>
-        <w:rPr>
-          <w:color w:val="0F1115"/>
-          <w:sz w:val="28"/>
-          <w:szCs w:val="28"/>
-        </w:rPr>
-        <w:t>Нажмите кнопку "Анализировать" после выбора файлов</w:t>
-      </w:r>
-    </w:p>
-    <w:p>
-      <w:pPr>
-        <w:pStyle w:val="ds-markdown-paragraph"/>
-        <w:numPr>
-          <w:ilvl w:val="0"/>
-          <w:numId w:val="36"/>
-        </w:numPr>
-        <w:shd w:val="clear" w:color="auto" w:fill="FFFFFF"/>
-        <w:tabs>
-          <w:tab w:val="clear" w:pos="720"/>
-          <w:tab w:val="num" w:pos="1560"/>
-        </w:tabs>
-        <w:spacing w:after="0" w:afterAutospacing="0"/>
-        <w:ind w:left="993"/>
-        <w:rPr>
-          <w:color w:val="0F1115"/>
-          <w:sz w:val="28"/>
-          <w:szCs w:val="28"/>
-        </w:rPr>
-      </w:pPr>
-      <w:r>
-        <w:rPr>
-          <w:color w:val="0F1115"/>
-          <w:sz w:val="28"/>
-          <w:szCs w:val="28"/>
-        </w:rPr>
-        <w:t>Наблюдайте за прогрессом в прогресс-баре</w:t>
-      </w:r>
-    </w:p>
-    <w:p>
-      <w:pPr>
-        <w:pStyle w:val="ds-markdown-paragraph"/>
-        <w:numPr>
-          <w:ilvl w:val="0"/>
-          <w:numId w:val="36"/>
-        </w:numPr>
-        <w:shd w:val="clear" w:color="auto" w:fill="FFFFFF"/>
-        <w:tabs>
-          <w:tab w:val="clear" w:pos="720"/>
-          <w:tab w:val="num" w:pos="1560"/>
-        </w:tabs>
-        <w:spacing w:after="0" w:afterAutospacing="0"/>
-        <w:ind w:left="993"/>
-        <w:rPr>
-          <w:color w:val="0F1115"/>
-          <w:sz w:val="28"/>
-          <w:szCs w:val="28"/>
-        </w:rPr>
-      </w:pPr>
-      <w:r>
-        <w:rPr>
-          <w:color w:val="0F1115"/>
-          <w:sz w:val="28"/>
-          <w:szCs w:val="28"/>
-        </w:rPr>
-        <w:t>Просматривайте результаты в таблице</w:t>
-      </w:r>
-    </w:p>
-    <w:p>
-      <w:pPr>
-        <w:pStyle w:val="ds-markdown-paragraph"/>
-        <w:shd w:val="clear" w:color="auto" w:fill="FFFFFF"/>
-        <w:spacing w:before="240" w:beforeAutospacing="0" w:after="240" w:afterAutospacing="0"/>
-        <w:ind w:left="284"/>
-        <w:rPr>
-          <w:color w:val="0F1115"/>
-          <w:sz w:val="28"/>
-          <w:szCs w:val="28"/>
-        </w:rPr>
-      </w:pPr>
-      <w:r>
-        <w:rPr>
-          <w:rStyle w:val="a8"/>
-          <w:rFonts w:eastAsia="Calibri"/>
-          <w:color w:val="0F1115"/>
-          <w:sz w:val="28"/>
-          <w:szCs w:val="28"/>
-        </w:rPr>
-        <w:t>Имя файла</w:t>
-      </w:r>
-    </w:p>
-    <w:p>
-      <w:pPr>
-        <w:pStyle w:val="ds-markdown-paragraph"/>
-        <w:numPr>
-          <w:ilvl w:val="0"/>
-          <w:numId w:val="37"/>
-        </w:numPr>
-        <w:shd w:val="clear" w:color="auto" w:fill="FFFFFF"/>
-        <w:tabs>
-          <w:tab w:val="clear" w:pos="720"/>
-          <w:tab w:val="num" w:pos="993"/>
-        </w:tabs>
-        <w:spacing w:after="0" w:afterAutospacing="0"/>
-        <w:ind w:left="284" w:firstLine="425"/>
-        <w:rPr>
-          <w:color w:val="0F1115"/>
-          <w:sz w:val="28"/>
-          <w:szCs w:val="28"/>
-        </w:rPr>
-      </w:pPr>
-      <w:r>
-        <w:rPr>
-          <w:color w:val="0F1115"/>
-          <w:sz w:val="28"/>
-          <w:szCs w:val="28"/>
-        </w:rPr>
-        <w:t>Отображает имя файла</w:t>
-      </w:r>
-    </w:p>
-    <w:p>
-      <w:pPr>
-        <w:pStyle w:val="ds-markdown-paragraph"/>
-        <w:numPr>
-          <w:ilvl w:val="0"/>
-          <w:numId w:val="37"/>
-        </w:numPr>
-        <w:shd w:val="clear" w:color="auto" w:fill="FFFFFF"/>
-        <w:tabs>
-          <w:tab w:val="clear" w:pos="720"/>
-          <w:tab w:val="num" w:pos="993"/>
-        </w:tabs>
-        <w:spacing w:after="0" w:afterAutospacing="0"/>
-        <w:ind w:left="284" w:firstLine="425"/>
-        <w:rPr>
-          <w:color w:val="0F1115"/>
-          <w:sz w:val="28"/>
-          <w:szCs w:val="28"/>
-        </w:rPr>
-      </w:pPr>
-      <w:r>
-        <w:rPr>
-          <w:color w:val="0F1115"/>
-          <w:sz w:val="28"/>
-          <w:szCs w:val="28"/>
-        </w:rPr>
-        <w:t>При наведении показывает preview изображения и полный путь</w:t>
-      </w:r>
-    </w:p>
-    <w:p>
-      <w:pPr>
-        <w:pStyle w:val="ds-markdown-paragraph"/>
-        <w:shd w:val="clear" w:color="auto" w:fill="FFFFFF"/>
-        <w:spacing w:before="240" w:beforeAutospacing="0" w:after="240" w:afterAutospacing="0"/>
-        <w:ind w:left="284"/>
-        <w:rPr>
-          <w:color w:val="0F1115"/>
-          <w:sz w:val="28"/>
-          <w:szCs w:val="28"/>
-        </w:rPr>
-      </w:pPr>
-      <w:r>
-        <w:rPr>
-          <w:rStyle w:val="a8"/>
-          <w:rFonts w:eastAsia="Calibri"/>
-          <w:color w:val="0F1115"/>
-          <w:sz w:val="28"/>
-          <w:szCs w:val="28"/>
-        </w:rPr>
-        <w:t>Размер (px)</w:t>
-      </w:r>
-    </w:p>
-    <w:p>
-      <w:pPr>
-        <w:pStyle w:val="ds-markdown-paragraph"/>
-        <w:numPr>
-          <w:ilvl w:val="0"/>
-          <w:numId w:val="38"/>
-        </w:numPr>
-        <w:shd w:val="clear" w:color="auto" w:fill="FFFFFF"/>
-        <w:tabs>
-          <w:tab w:val="clear" w:pos="720"/>
-          <w:tab w:val="num" w:pos="993"/>
-        </w:tabs>
-        <w:spacing w:after="0" w:afterAutospacing="0"/>
-        <w:ind w:left="284" w:firstLine="425"/>
-        <w:rPr>
-          <w:color w:val="0F1115"/>
-          <w:sz w:val="28"/>
-          <w:szCs w:val="28"/>
-        </w:rPr>
-      </w:pPr>
-      <w:r>
-        <w:rPr>
-          <w:color w:val="0F1115"/>
-          <w:sz w:val="28"/>
-          <w:szCs w:val="28"/>
-        </w:rPr>
-        <w:t>Ширина и высота изображения в пикселях</w:t>
-      </w:r>
-    </w:p>
-    <w:p>
-      <w:pPr>
-        <w:pStyle w:val="ds-markdown-paragraph"/>
-        <w:numPr>
-          <w:ilvl w:val="0"/>
-          <w:numId w:val="38"/>
-        </w:numPr>
-        <w:shd w:val="clear" w:color="auto" w:fill="FFFFFF"/>
-        <w:tabs>
-          <w:tab w:val="clear" w:pos="720"/>
-          <w:tab w:val="num" w:pos="993"/>
-        </w:tabs>
-        <w:spacing w:after="0" w:afterAutospacing="0"/>
-        <w:ind w:left="284" w:firstLine="425"/>
-        <w:rPr>
-          <w:color w:val="0F1115"/>
-          <w:sz w:val="28"/>
-          <w:szCs w:val="28"/>
-        </w:rPr>
-      </w:pPr>
-      <w:r>
-        <w:rPr>
-          <w:color w:val="0F1115"/>
-          <w:sz w:val="28"/>
-          <w:szCs w:val="28"/>
-        </w:rPr>
-        <w:t>Основной параметр для веб и цифрового использования</w:t>
-      </w:r>
-    </w:p>
-    <w:p>
-      <w:pPr>
-        <w:pStyle w:val="ds-markdown-paragraph"/>
-        <w:shd w:val="clear" w:color="auto" w:fill="FFFFFF"/>
-        <w:spacing w:before="240" w:beforeAutospacing="0" w:after="240" w:afterAutospacing="0"/>
-        <w:ind w:left="284"/>
-        <w:rPr>
-          <w:color w:val="0F1115"/>
-          <w:sz w:val="28"/>
-          <w:szCs w:val="28"/>
-        </w:rPr>
-      </w:pPr>
-      <w:r>
-        <w:rPr>
-          <w:rStyle w:val="a8"/>
-          <w:rFonts w:eastAsia="Calibri"/>
-          <w:color w:val="0F1115"/>
-          <w:sz w:val="28"/>
-          <w:szCs w:val="28"/>
-        </w:rPr>
-        <w:t>Разрешение (DPI)</w:t>
-      </w:r>
-    </w:p>
-    <w:p>
-      <w:pPr>
-        <w:pStyle w:val="ds-markdown-paragraph"/>
-        <w:numPr>
-          <w:ilvl w:val="0"/>
-          <w:numId w:val="39"/>
-        </w:numPr>
-        <w:shd w:val="clear" w:color="auto" w:fill="FFFFFF"/>
-        <w:tabs>
-          <w:tab w:val="clear" w:pos="720"/>
-          <w:tab w:val="num" w:pos="1134"/>
-        </w:tabs>
-        <w:spacing w:after="0" w:afterAutospacing="0"/>
-        <w:ind w:left="284" w:firstLine="425"/>
-        <w:rPr>
-          <w:color w:val="0F1115"/>
-          <w:sz w:val="28"/>
-          <w:szCs w:val="28"/>
-        </w:rPr>
-      </w:pPr>
-      <w:r>
-        <w:rPr>
-          <w:color w:val="0F1115"/>
-          <w:sz w:val="28"/>
-          <w:szCs w:val="28"/>
-        </w:rPr>
-        <w:t>Количество точек на дюйм</w:t>
-      </w:r>
-    </w:p>
-    <w:p>
-      <w:pPr>
-        <w:pStyle w:val="ds-markdown-paragraph"/>
-        <w:numPr>
-          <w:ilvl w:val="0"/>
-          <w:numId w:val="39"/>
-        </w:numPr>
-        <w:shd w:val="clear" w:color="auto" w:fill="FFFFFF"/>
-        <w:tabs>
-          <w:tab w:val="clear" w:pos="720"/>
-          <w:tab w:val="num" w:pos="1134"/>
-        </w:tabs>
-        <w:spacing w:after="0" w:afterAutospacing="0"/>
-        <w:ind w:left="284" w:firstLine="425"/>
-        <w:rPr>
-          <w:color w:val="0F1115"/>
-          <w:sz w:val="28"/>
-          <w:szCs w:val="28"/>
-        </w:rPr>
-      </w:pPr>
-      <w:r>
-        <w:rPr>
-          <w:color w:val="0F1115"/>
-          <w:sz w:val="28"/>
-          <w:szCs w:val="28"/>
-        </w:rPr>
-        <w:t>Важный параметр для печати</w:t>
-      </w:r>
-    </w:p>
-    <w:p>
-      <w:pPr>
-        <w:pStyle w:val="ds-markdown-paragraph"/>
-        <w:numPr>
-          <w:ilvl w:val="0"/>
-          <w:numId w:val="39"/>
-        </w:numPr>
-        <w:shd w:val="clear" w:color="auto" w:fill="FFFFFF"/>
-        <w:tabs>
-          <w:tab w:val="clear" w:pos="720"/>
-          <w:tab w:val="num" w:pos="1134"/>
-        </w:tabs>
-        <w:spacing w:after="0" w:afterAutospacing="0"/>
-        <w:ind w:left="284" w:firstLine="425"/>
-        <w:rPr>
-          <w:color w:val="0F1115"/>
-          <w:sz w:val="28"/>
-          <w:szCs w:val="28"/>
-        </w:rPr>
-      </w:pPr>
-      <w:r>
-        <w:rPr>
-          <w:color w:val="0F1115"/>
-          <w:sz w:val="28"/>
-          <w:szCs w:val="28"/>
-        </w:rPr>
-        <w:t>Определяет физический размер при печати</w:t>
-      </w:r>
-    </w:p>
-    <w:p>
-      <w:pPr>
-        <w:pStyle w:val="ds-markdown-paragraph"/>
-        <w:shd w:val="clear" w:color="auto" w:fill="FFFFFF"/>
-        <w:spacing w:before="240" w:beforeAutospacing="0" w:after="240" w:afterAutospacing="0"/>
-        <w:ind w:left="284"/>
-        <w:rPr>
-          <w:color w:val="0F1115"/>
-          <w:sz w:val="28"/>
-          <w:szCs w:val="28"/>
-        </w:rPr>
-      </w:pPr>
-      <w:r>
-        <w:rPr>
-          <w:rStyle w:val="a8"/>
-          <w:rFonts w:eastAsia="Calibri"/>
-          <w:color w:val="0F1115"/>
-          <w:sz w:val="28"/>
-          <w:szCs w:val="28"/>
-        </w:rPr>
-        <w:t>Глубина цвета</w:t>
-      </w:r>
-    </w:p>
-    <w:p>
-      <w:pPr>
-        <w:pStyle w:val="ds-markdown-paragraph"/>
-        <w:numPr>
-          <w:ilvl w:val="0"/>
-          <w:numId w:val="40"/>
-        </w:numPr>
-        <w:shd w:val="clear" w:color="auto" w:fill="FFFFFF"/>
-        <w:tabs>
-          <w:tab w:val="clear" w:pos="720"/>
-          <w:tab w:val="num" w:pos="1134"/>
-        </w:tabs>
-        <w:spacing w:after="0" w:afterAutospacing="0"/>
-        <w:ind w:left="284" w:firstLine="425"/>
-        <w:rPr>
-          <w:color w:val="0F1115"/>
-          <w:sz w:val="28"/>
-          <w:szCs w:val="28"/>
-        </w:rPr>
-      </w:pPr>
-      <w:r>
-        <w:rPr>
-          <w:color w:val="0F1115"/>
-          <w:sz w:val="28"/>
-          <w:szCs w:val="28"/>
-        </w:rPr>
-        <w:t>Количество бит на пиксель</w:t>
-      </w:r>
-    </w:p>
-    <w:p>
-      <w:pPr>
-        <w:pStyle w:val="ds-markdown-paragraph"/>
-        <w:numPr>
-          <w:ilvl w:val="0"/>
-          <w:numId w:val="40"/>
-        </w:numPr>
-        <w:shd w:val="clear" w:color="auto" w:fill="FFFFFF"/>
-        <w:tabs>
-          <w:tab w:val="clear" w:pos="720"/>
-          <w:tab w:val="num" w:pos="1134"/>
-        </w:tabs>
-        <w:spacing w:after="0" w:afterAutospacing="0"/>
-        <w:ind w:left="284" w:firstLine="425"/>
-        <w:rPr>
-          <w:color w:val="0F1115"/>
-          <w:sz w:val="28"/>
-          <w:szCs w:val="28"/>
-        </w:rPr>
-      </w:pPr>
-      <w:r>
-        <w:rPr>
-          <w:color w:val="0F1115"/>
-          <w:sz w:val="28"/>
-          <w:szCs w:val="28"/>
-        </w:rPr>
-        <w:t>Определяет количество возможных цветов</w:t>
-      </w:r>
-    </w:p>
-    <w:p>
-      <w:pPr>
-        <w:pStyle w:val="ds-markdown-paragraph"/>
-        <w:numPr>
-          <w:ilvl w:val="0"/>
-          <w:numId w:val="40"/>
-        </w:numPr>
-        <w:shd w:val="clear" w:color="auto" w:fill="FFFFFF"/>
-        <w:tabs>
-          <w:tab w:val="clear" w:pos="720"/>
-          <w:tab w:val="num" w:pos="1134"/>
-        </w:tabs>
-        <w:spacing w:after="0" w:afterAutospacing="0"/>
-        <w:ind w:left="284" w:firstLine="425"/>
-        <w:rPr>
-          <w:color w:val="0F1115"/>
-          <w:sz w:val="28"/>
-          <w:szCs w:val="28"/>
-        </w:rPr>
-      </w:pPr>
-      <w:r>
-        <w:rPr>
-          <w:color w:val="0F1115"/>
-          <w:sz w:val="28"/>
-          <w:szCs w:val="28"/>
-        </w:rPr>
-        <w:t>Типы: монохром, индексированные цвета, True Color</w:t>
-      </w:r>
-    </w:p>
-    <w:p>
-      <w:pPr>
-        <w:pStyle w:val="ds-markdown-paragraph"/>
-        <w:shd w:val="clear" w:color="auto" w:fill="FFFFFF"/>
-        <w:spacing w:before="240" w:beforeAutospacing="0" w:after="240" w:afterAutospacing="0"/>
-        <w:ind w:left="284"/>
-        <w:rPr>
-          <w:color w:val="0F1115"/>
-          <w:sz w:val="28"/>
-          <w:szCs w:val="28"/>
-        </w:rPr>
-      </w:pPr>
-      <w:r>
-        <w:rPr>
-          <w:rStyle w:val="a8"/>
-          <w:rFonts w:eastAsia="Calibri"/>
-          <w:color w:val="0F1115"/>
-          <w:sz w:val="28"/>
-          <w:szCs w:val="28"/>
-        </w:rPr>
-        <w:t>Сжатие</w:t>
-      </w:r>
-    </w:p>
-    <w:p>
-      <w:pPr>
-        <w:pStyle w:val="ds-markdown-paragraph"/>
-        <w:numPr>
-          <w:ilvl w:val="0"/>
-          <w:numId w:val="41"/>
-        </w:numPr>
-        <w:shd w:val="clear" w:color="auto" w:fill="FFFFFF"/>
-        <w:tabs>
-          <w:tab w:val="clear" w:pos="720"/>
-          <w:tab w:val="num" w:pos="1134"/>
-        </w:tabs>
-        <w:spacing w:after="0" w:afterAutospacing="0"/>
-        <w:ind w:left="284" w:firstLine="425"/>
-        <w:rPr>
-          <w:color w:val="0F1115"/>
-          <w:sz w:val="28"/>
-          <w:szCs w:val="28"/>
-        </w:rPr>
-      </w:pPr>
-      <w:r>
-        <w:rPr>
-          <w:color w:val="0F1115"/>
-          <w:sz w:val="28"/>
-          <w:szCs w:val="28"/>
-        </w:rPr>
-        <w:t>Алгоритм сжатия изображения</w:t>
-      </w:r>
-    </w:p>
-    <w:p>
-      <w:pPr>
-        <w:pStyle w:val="ds-markdown-paragraph"/>
-        <w:numPr>
-          <w:ilvl w:val="0"/>
-          <w:numId w:val="41"/>
-        </w:numPr>
-        <w:shd w:val="clear" w:color="auto" w:fill="FFFFFF"/>
-        <w:tabs>
-          <w:tab w:val="clear" w:pos="720"/>
-          <w:tab w:val="num" w:pos="1134"/>
-        </w:tabs>
-        <w:spacing w:after="0" w:afterAutospacing="0"/>
-        <w:ind w:left="284" w:firstLine="425"/>
-        <w:rPr>
-          <w:color w:val="0F1115"/>
-          <w:sz w:val="28"/>
-          <w:szCs w:val="28"/>
-        </w:rPr>
-      </w:pPr>
-      <w:r>
-        <w:rPr>
-          <w:color w:val="0F1115"/>
-          <w:sz w:val="28"/>
-          <w:szCs w:val="28"/>
-        </w:rPr>
-        <w:t>Типы: с потерями (JPEG), без потерь (PNG, GIF), без сжатия (BMP)</w:t>
-      </w:r>
-    </w:p>
-    <w:p>
-      <w:pPr>
-        <w:pStyle w:val="ds-markdown-paragraph"/>
-        <w:shd w:val="clear" w:color="auto" w:fill="FFFFFF"/>
-        <w:spacing w:before="240" w:beforeAutospacing="0" w:after="240" w:afterAutospacing="0"/>
-        <w:ind w:left="284"/>
-        <w:rPr>
-          <w:color w:val="0F1115"/>
-          <w:sz w:val="28"/>
-          <w:szCs w:val="28"/>
-        </w:rPr>
-      </w:pPr>
-      <w:r>
-        <w:rPr>
-          <w:rStyle w:val="a8"/>
-          <w:rFonts w:eastAsia="Calibri"/>
-          <w:color w:val="0F1115"/>
-          <w:sz w:val="28"/>
-          <w:szCs w:val="28"/>
-        </w:rPr>
-        <w:lastRenderedPageBreak/>
-        <w:t>Дополнительная информация</w:t>
-      </w:r>
-    </w:p>
-    <w:p>
-      <w:pPr>
-        <w:pStyle w:val="ds-markdown-paragraph"/>
-        <w:numPr>
-          <w:ilvl w:val="0"/>
-          <w:numId w:val="42"/>
-        </w:numPr>
-        <w:shd w:val="clear" w:color="auto" w:fill="FFFFFF"/>
-        <w:tabs>
-          <w:tab w:val="clear" w:pos="720"/>
-          <w:tab w:val="num" w:pos="1134"/>
-        </w:tabs>
-        <w:spacing w:after="0" w:afterAutospacing="0"/>
-        <w:ind w:left="284" w:firstLine="425"/>
-        <w:rPr>
-          <w:color w:val="0F1115"/>
-          <w:sz w:val="28"/>
-          <w:szCs w:val="28"/>
-        </w:rPr>
-      </w:pPr>
-      <w:r>
-        <w:rPr>
-          <w:color w:val="0F1115"/>
-          <w:sz w:val="28"/>
-          <w:szCs w:val="28"/>
-        </w:rPr>
-        <w:t>Размер файла на диске</w:t>
-      </w:r>
-    </w:p>
-    <w:p>
-      <w:pPr>
-        <w:pStyle w:val="ds-markdown-paragraph"/>
-        <w:numPr>
-          <w:ilvl w:val="0"/>
-          <w:numId w:val="42"/>
-        </w:numPr>
-        <w:shd w:val="clear" w:color="auto" w:fill="FFFFFF"/>
-        <w:tabs>
-          <w:tab w:val="clear" w:pos="720"/>
-          <w:tab w:val="num" w:pos="1134"/>
-        </w:tabs>
-        <w:spacing w:after="0" w:afterAutospacing="0"/>
-        <w:ind w:left="284" w:firstLine="425"/>
-        <w:rPr>
-          <w:color w:val="0F1115"/>
-          <w:sz w:val="28"/>
-          <w:szCs w:val="28"/>
-        </w:rPr>
-      </w:pPr>
-      <w:r>
-        <w:rPr>
-          <w:color w:val="0F1115"/>
-          <w:sz w:val="28"/>
-          <w:szCs w:val="28"/>
-        </w:rPr>
-        <w:t>Поддержка прозрачности</w:t>
-      </w:r>
-    </w:p>
-    <w:p>
-      <w:pPr>
-        <w:pStyle w:val="ds-markdown-paragraph"/>
-        <w:numPr>
-          <w:ilvl w:val="0"/>
-          <w:numId w:val="42"/>
-        </w:numPr>
-        <w:shd w:val="clear" w:color="auto" w:fill="FFFFFF"/>
-        <w:tabs>
-          <w:tab w:val="clear" w:pos="720"/>
-          <w:tab w:val="num" w:pos="1134"/>
-        </w:tabs>
-        <w:spacing w:after="0" w:afterAutospacing="0"/>
-        <w:ind w:left="284" w:firstLine="425"/>
-        <w:rPr>
-          <w:color w:val="0F1115"/>
-          <w:sz w:val="28"/>
-          <w:szCs w:val="28"/>
-        </w:rPr>
-      </w:pPr>
-      <w:r>
-        <w:rPr>
-          <w:color w:val="0F1115"/>
-          <w:sz w:val="28"/>
-          <w:szCs w:val="28"/>
-        </w:rPr>
-        <w:t>Цветовая модель (цветное/градации серого)</w:t>
-      </w:r>
-    </w:p>
-    <w:p>
-      <w:pPr>
-        <w:pStyle w:val="ds-markdown-paragraph"/>
-        <w:numPr>
-          <w:ilvl w:val="0"/>
-          <w:numId w:val="42"/>
-        </w:numPr>
-        <w:shd w:val="clear" w:color="auto" w:fill="FFFFFF"/>
-        <w:tabs>
-          <w:tab w:val="clear" w:pos="720"/>
-          <w:tab w:val="num" w:pos="1134"/>
-        </w:tabs>
-        <w:spacing w:after="0" w:afterAutospacing="0"/>
-        <w:ind w:left="284" w:firstLine="425"/>
-        <w:rPr>
-          <w:color w:val="0F1115"/>
-          <w:sz w:val="28"/>
-          <w:szCs w:val="28"/>
-        </w:rPr>
-      </w:pPr>
-      <w:r>
-        <w:rPr>
-          <w:color w:val="0F1115"/>
-          <w:sz w:val="28"/>
-          <w:szCs w:val="28"/>
-        </w:rPr>
-        <w:t>Поддержка анимации</w:t>
-      </w:r>
-    </w:p>
-    <w:p>
-      <w:pPr>
-        <w:pStyle w:val="ds-markdown-paragraph"/>
-        <w:numPr>
-          <w:ilvl w:val="0"/>
-          <w:numId w:val="42"/>
-        </w:numPr>
-        <w:shd w:val="clear" w:color="auto" w:fill="FFFFFF"/>
-        <w:tabs>
-          <w:tab w:val="clear" w:pos="720"/>
-          <w:tab w:val="num" w:pos="1134"/>
-        </w:tabs>
-        <w:spacing w:after="0" w:afterAutospacing="0"/>
-        <w:ind w:left="284" w:firstLine="425"/>
-        <w:rPr>
-          <w:color w:val="0F1115"/>
-          <w:sz w:val="28"/>
-          <w:szCs w:val="28"/>
-        </w:rPr>
-      </w:pPr>
-      <w:r>
-        <w:rPr>
-          <w:color w:val="0F1115"/>
-          <w:sz w:val="28"/>
-          <w:szCs w:val="28"/>
-        </w:rPr>
-        <w:t>Количество цветов в палитре (для GIF)</w:t>
-      </w:r>
-    </w:p>
-    <w:p>
-      <w:pPr>
-        <w:pStyle w:val="4"/>
-        <w:shd w:val="clear" w:color="auto" w:fill="FFFFFF"/>
-        <w:spacing w:before="240" w:after="120" w:line="420" w:lineRule="atLeast"/>
-        <w:ind w:left="284" w:firstLine="0"/>
+      </w:pPr>
+      <w:r>
         <w:rPr>
           <w:rFonts w:ascii="Times New Roman" w:hAnsi="Times New Roman" w:cs="Times New Roman"/>
           <w:b/>
@@ -4066,16 +4099,6 @@
           <w:iCs w:val="0"/>
           <w:color w:val="0F1115"/>
         </w:rPr>
-      </w:pPr>
-      <w:r>
-        <w:rPr>
-          <w:rFonts w:ascii="Times New Roman" w:hAnsi="Times New Roman" w:cs="Times New Roman"/>
-          <w:b/>
-          <w:bCs/>
-          <w:i w:val="0"/>
-          <w:iCs w:val="0"/>
-          <w:color w:val="0F1115"/>
-        </w:rPr>
         <w:t>Особенности работы</w:t>
       </w:r>
     </w:p>
@@ -4083,16 +4106,11 @@
       <w:pPr>
         <w:pStyle w:val="ds-markdown-paragraph"/>
         <w:numPr>
-          <w:ilvl w:val="0"/>
-          <w:numId w:val="43"/>
+          <w:ilvl w:val="1"/>
+          <w:numId w:val="44"/>
         </w:numPr>
         <w:shd w:val="clear" w:color="auto" w:fill="FFFFFF"/>
-        <w:tabs>
-          <w:tab w:val="clear" w:pos="720"/>
-          <w:tab w:val="num" w:pos="1134"/>
-        </w:tabs>
         <w:spacing w:after="0" w:afterAutospacing="0"/>
-        <w:ind w:left="284" w:firstLine="425"/>
         <w:rPr>
           <w:color w:val="0F1115"/>
           <w:sz w:val="28"/>
@@ -4112,16 +4130,11 @@
       <w:pPr>
         <w:pStyle w:val="ds-markdown-paragraph"/>
         <w:numPr>
-          <w:ilvl w:val="0"/>
-          <w:numId w:val="43"/>
+          <w:ilvl w:val="1"/>
+          <w:numId w:val="44"/>
         </w:numPr>
         <w:shd w:val="clear" w:color="auto" w:fill="FFFFFF"/>
-        <w:tabs>
-          <w:tab w:val="clear" w:pos="720"/>
-          <w:tab w:val="num" w:pos="1134"/>
-        </w:tabs>
         <w:spacing w:after="0" w:afterAutospacing="0"/>
-        <w:ind w:left="284" w:firstLine="425"/>
         <w:rPr>
           <w:color w:val="0F1115"/>
           <w:sz w:val="28"/>
@@ -4141,16 +4154,11 @@
       <w:pPr>
         <w:pStyle w:val="ds-markdown-paragraph"/>
         <w:numPr>
-          <w:ilvl w:val="0"/>
-          <w:numId w:val="43"/>
+          <w:ilvl w:val="1"/>
+          <w:numId w:val="44"/>
         </w:numPr>
         <w:shd w:val="clear" w:color="auto" w:fill="FFFFFF"/>
-        <w:tabs>
-          <w:tab w:val="clear" w:pos="720"/>
-          <w:tab w:val="num" w:pos="1134"/>
-        </w:tabs>
         <w:spacing w:after="0" w:afterAutospacing="0"/>
-        <w:ind w:left="284" w:firstLine="425"/>
         <w:rPr>
           <w:color w:val="0F1115"/>
           <w:sz w:val="28"/>
@@ -4170,16 +4178,11 @@
       <w:pPr>
         <w:pStyle w:val="ds-markdown-paragraph"/>
         <w:numPr>
-          <w:ilvl w:val="0"/>
-          <w:numId w:val="43"/>
+          <w:ilvl w:val="1"/>
+          <w:numId w:val="44"/>
         </w:numPr>
         <w:shd w:val="clear" w:color="auto" w:fill="FFFFFF"/>
-        <w:tabs>
-          <w:tab w:val="clear" w:pos="720"/>
-          <w:tab w:val="num" w:pos="1134"/>
-        </w:tabs>
         <w:spacing w:after="0" w:afterAutospacing="0"/>
-        <w:ind w:left="284" w:firstLine="425"/>
         <w:rPr>
           <w:color w:val="0F1115"/>
           <w:sz w:val="28"/>
@@ -4243,7 +4246,23 @@
           <w:color w:val="0F1115"/>
           <w:shd w:val="clear" w:color="auto" w:fill="FFFFFF"/>
         </w:rPr>
-        <w:t>Приложение построено с использованием фреймворка Qt и следует паттерну Model-View</w:t>
+        <w:t xml:space="preserve">Приложение построено с использованием фреймворка </w:t>
+      </w:r>
+      <w:proofErr w:type="spellStart"/>
+      <w:r>
+        <w:rPr>
+          <w:color w:val="0F1115"/>
+          <w:shd w:val="clear" w:color="auto" w:fill="FFFFFF"/>
+        </w:rPr>
+        <w:t>Qt</w:t>
+      </w:r>
+      <w:proofErr w:type="spellEnd"/>
+      <w:r>
+        <w:rPr>
+          <w:color w:val="0F1115"/>
+          <w:shd w:val="clear" w:color="auto" w:fill="FFFFFF"/>
+        </w:rPr>
+        <w:t xml:space="preserve"> и следует паттерну Model-View</w:t>
       </w:r>
       <w:r>
         <w:rPr>
@@ -4277,8 +4296,6 @@
       </w:r>
       <w:r>
         <w:tab/>
-      </w:r>
-      <w:r>
         <w:t># Точка входа</w:t>
       </w:r>
     </w:p>
@@ -4292,7 +4309,35 @@
         <w:rPr>
           <w:lang w:val="en-US"/>
         </w:rPr>
-        <w:t xml:space="preserve">└── imageanalyzer.h/cpp   </w:t>
+        <w:t xml:space="preserve">└── </w:t>
+      </w:r>
+      <w:proofErr w:type="spellStart"/>
+      <w:r>
+        <w:rPr>
+          <w:lang w:val="en-US"/>
+        </w:rPr>
+        <w:t>imageanalyzer.h</w:t>
+      </w:r>
+      <w:proofErr w:type="spellEnd"/>
+      <w:r>
+        <w:rPr>
+          <w:lang w:val="en-US"/>
+        </w:rPr>
+        <w:t>/</w:t>
+      </w:r>
+      <w:proofErr w:type="spellStart"/>
+      <w:r>
+        <w:rPr>
+          <w:lang w:val="en-US"/>
+        </w:rPr>
+        <w:t>cpp</w:t>
+      </w:r>
+      <w:proofErr w:type="spellEnd"/>
+      <w:r>
+        <w:rPr>
+          <w:lang w:val="en-US"/>
+        </w:rPr>
+        <w:t xml:space="preserve">   </w:t>
       </w:r>
       <w:r>
         <w:rPr>
@@ -4356,14 +4401,10 @@
           <w:color w:val="auto"/>
           <w:szCs w:val="28"/>
         </w:rPr>
-        <w:t>Пользовательский интерфейс (ImageAnalyzer)</w:t>
-      </w:r>
-      <w:bookmarkEnd w:id="21"/>
-    </w:p>
-    <w:p>
-      <w:pPr>
-        <w:pStyle w:val="2"/>
-        <w:spacing w:before="0" w:after="0"/>
+        <w:t>Пользовательский интерфейс (</w:t>
+      </w:r>
+      <w:proofErr w:type="spellStart"/>
+      <w:r>
         <w:rPr>
           <w:rFonts w:cs="Times New Roman"/>
           <w:b w:val="0"/>
@@ -4371,7 +4412,9 @@
           <w:color w:val="auto"/>
           <w:szCs w:val="28"/>
         </w:rPr>
-      </w:pPr>
+        <w:t>ImageAnalyzer</w:t>
+      </w:r>
+      <w:proofErr w:type="spellEnd"/>
       <w:r>
         <w:rPr>
           <w:rFonts w:cs="Times New Roman"/>
@@ -4380,10 +4423,14 @@
           <w:color w:val="auto"/>
           <w:szCs w:val="28"/>
         </w:rPr>
-        <w:t xml:space="preserve">         </w:t>
-      </w:r>
-      <w:bookmarkStart w:id="22" w:name="_Toc210861959"/>
-      <w:r>
+        <w:t>)</w:t>
+      </w:r>
+      <w:bookmarkEnd w:id="21"/>
+    </w:p>
+    <w:p>
+      <w:pPr>
+        <w:pStyle w:val="2"/>
+        <w:spacing w:before="0" w:after="0"/>
         <w:rPr>
           <w:rFonts w:cs="Times New Roman"/>
           <w:b w:val="0"/>
@@ -4391,14 +4438,8 @@
           <w:color w:val="auto"/>
           <w:szCs w:val="28"/>
         </w:rPr>
-        <w:t>↑</w:t>
-      </w:r>
-      <w:bookmarkEnd w:id="22"/>
-    </w:p>
-    <w:p>
-      <w:pPr>
-        <w:pStyle w:val="2"/>
-        <w:spacing w:before="0" w:after="0"/>
+      </w:pPr>
+      <w:r>
         <w:rPr>
           <w:rFonts w:cs="Times New Roman"/>
           <w:b w:val="0"/>
@@ -4406,7 +4447,9 @@
           <w:color w:val="auto"/>
           <w:szCs w:val="28"/>
         </w:rPr>
-      </w:pPr>
+        <w:t xml:space="preserve">         </w:t>
+      </w:r>
+      <w:bookmarkStart w:id="22" w:name="_Toc210861959"/>
       <w:r>
         <w:rPr>
           <w:rFonts w:cs="Times New Roman"/>
@@ -4415,10 +4458,14 @@
           <w:color w:val="auto"/>
           <w:szCs w:val="28"/>
         </w:rPr>
-        <w:t xml:space="preserve">         </w:t>
-      </w:r>
-      <w:bookmarkStart w:id="23" w:name="_Toc210861960"/>
-      <w:r>
+        <w:t>↑</w:t>
+      </w:r>
+      <w:bookmarkEnd w:id="22"/>
+    </w:p>
+    <w:p>
+      <w:pPr>
+        <w:pStyle w:val="2"/>
+        <w:spacing w:before="0" w:after="0"/>
         <w:rPr>
           <w:rFonts w:cs="Times New Roman"/>
           <w:b w:val="0"/>
@@ -4426,14 +4473,8 @@
           <w:color w:val="auto"/>
           <w:szCs w:val="28"/>
         </w:rPr>
-        <w:t>| Прямые вызовы методов</w:t>
-      </w:r>
-      <w:bookmarkEnd w:id="23"/>
-    </w:p>
-    <w:p>
-      <w:pPr>
-        <w:pStyle w:val="2"/>
-        <w:spacing w:before="0" w:after="0"/>
+      </w:pPr>
+      <w:r>
         <w:rPr>
           <w:rFonts w:cs="Times New Roman"/>
           <w:b w:val="0"/>
@@ -4441,7 +4482,9 @@
           <w:color w:val="auto"/>
           <w:szCs w:val="28"/>
         </w:rPr>
-      </w:pPr>
+        <w:t xml:space="preserve">         </w:t>
+      </w:r>
+      <w:bookmarkStart w:id="23" w:name="_Toc210861960"/>
       <w:r>
         <w:rPr>
           <w:rFonts w:cs="Times New Roman"/>
@@ -4450,10 +4493,14 @@
           <w:color w:val="auto"/>
           <w:szCs w:val="28"/>
         </w:rPr>
-        <w:t xml:space="preserve">         </w:t>
-      </w:r>
-      <w:bookmarkStart w:id="24" w:name="_Toc210861961"/>
-      <w:r>
+        <w:t>| Прямые вызовы методов</w:t>
+      </w:r>
+      <w:bookmarkEnd w:id="23"/>
+    </w:p>
+    <w:p>
+      <w:pPr>
+        <w:pStyle w:val="2"/>
+        <w:spacing w:before="0" w:after="0"/>
         <w:rPr>
           <w:rFonts w:cs="Times New Roman"/>
           <w:b w:val="0"/>
@@ -4461,14 +4508,8 @@
           <w:color w:val="auto"/>
           <w:szCs w:val="28"/>
         </w:rPr>
-        <w:t>↓</w:t>
-      </w:r>
-      <w:bookmarkEnd w:id="24"/>
-    </w:p>
-    <w:p>
-      <w:pPr>
-        <w:pStyle w:val="2"/>
-        <w:spacing w:before="0" w:after="0"/>
+      </w:pPr>
+      <w:r>
         <w:rPr>
           <w:rFonts w:cs="Times New Roman"/>
           <w:b w:val="0"/>
@@ -4476,7 +4517,9 @@
           <w:color w:val="auto"/>
           <w:szCs w:val="28"/>
         </w:rPr>
-      </w:pPr>
+        <w:t xml:space="preserve">         </w:t>
+      </w:r>
+      <w:bookmarkStart w:id="24" w:name="_Toc210861961"/>
       <w:r>
         <w:rPr>
           <w:rFonts w:cs="Times New Roman"/>
@@ -4485,10 +4528,14 @@
           <w:color w:val="auto"/>
           <w:szCs w:val="28"/>
         </w:rPr>
-        <w:t xml:space="preserve">    </w:t>
-      </w:r>
-      <w:bookmarkStart w:id="25" w:name="_Toc210861962"/>
-      <w:r>
+        <w:t>↓</w:t>
+      </w:r>
+      <w:bookmarkEnd w:id="24"/>
+    </w:p>
+    <w:p>
+      <w:pPr>
+        <w:pStyle w:val="2"/>
+        <w:spacing w:before="0" w:after="0"/>
         <w:rPr>
           <w:rFonts w:cs="Times New Roman"/>
           <w:b w:val="0"/>
@@ -4496,7 +4543,49 @@
           <w:color w:val="auto"/>
           <w:szCs w:val="28"/>
         </w:rPr>
-        <w:t>Анализ изображений (QImageReader)</w:t>
+      </w:pPr>
+      <w:r>
+        <w:rPr>
+          <w:rFonts w:cs="Times New Roman"/>
+          <w:b w:val="0"/>
+          <w:bCs w:val="0"/>
+          <w:color w:val="auto"/>
+          <w:szCs w:val="28"/>
+        </w:rPr>
+        <w:t xml:space="preserve">    </w:t>
+      </w:r>
+      <w:bookmarkStart w:id="25" w:name="_Toc210861962"/>
+      <w:r>
+        <w:rPr>
+          <w:rFonts w:cs="Times New Roman"/>
+          <w:b w:val="0"/>
+          <w:bCs w:val="0"/>
+          <w:color w:val="auto"/>
+          <w:szCs w:val="28"/>
+        </w:rPr>
+        <w:t>Анализ изображений (</w:t>
+      </w:r>
+      <w:proofErr w:type="spellStart"/>
+      <w:r>
+        <w:rPr>
+          <w:rFonts w:cs="Times New Roman"/>
+          <w:b w:val="0"/>
+          <w:bCs w:val="0"/>
+          <w:color w:val="auto"/>
+          <w:szCs w:val="28"/>
+        </w:rPr>
+        <w:t>QImageReader</w:t>
+      </w:r>
+      <w:proofErr w:type="spellEnd"/>
+      <w:r>
+        <w:rPr>
+          <w:rFonts w:cs="Times New Roman"/>
+          <w:b w:val="0"/>
+          <w:bCs w:val="0"/>
+          <w:color w:val="auto"/>
+          <w:szCs w:val="28"/>
+        </w:rPr>
+        <w:t>)</w:t>
       </w:r>
       <w:bookmarkEnd w:id="25"/>
     </w:p>
@@ -4716,22 +4805,23 @@
           <w:rFonts w:cs="Calibri"/>
           <w:lang w:val="en-US"/>
         </w:rPr>
-        <w:t>#include &lt;QApplication&gt;</w:t>
-      </w:r>
-    </w:p>
-    <w:p>
-      <w:pPr>
+        <w:t>#include &lt;</w:t>
+      </w:r>
+      <w:proofErr w:type="spellStart"/>
+      <w:r>
         <w:rPr>
           <w:rFonts w:cs="Calibri"/>
           <w:lang w:val="en-US"/>
         </w:rPr>
-      </w:pPr>
+        <w:t>QApplication</w:t>
+      </w:r>
+      <w:proofErr w:type="spellEnd"/>
       <w:r>
         <w:rPr>
           <w:rFonts w:cs="Calibri"/>
           <w:lang w:val="en-US"/>
         </w:rPr>
-        <w:t>#include "imageanalyzer.h"</w:t>
+        <w:t>&gt;</w:t>
       </w:r>
     </w:p>
     <w:p>
@@ -4741,34 +4831,113 @@
           <w:lang w:val="en-US"/>
         </w:rPr>
       </w:pPr>
-    </w:p>
-    <w:p>
-      <w:pPr>
+      <w:r>
         <w:rPr>
           <w:rFonts w:cs="Calibri"/>
           <w:lang w:val="en-US"/>
         </w:rPr>
-      </w:pPr>
+        <w:t>#include "</w:t>
+      </w:r>
+      <w:proofErr w:type="spellStart"/>
       <w:r>
         <w:rPr>
           <w:rFonts w:cs="Calibri"/>
           <w:lang w:val="en-US"/>
         </w:rPr>
-        <w:t>int main(int argc, char *argv[])</w:t>
-      </w:r>
-    </w:p>
-    <w:p>
-      <w:pPr>
+        <w:t>imageanalyzer.h</w:t>
+      </w:r>
+      <w:proofErr w:type="spellEnd"/>
+      <w:r>
         <w:rPr>
           <w:rFonts w:cs="Calibri"/>
           <w:lang w:val="en-US"/>
         </w:rPr>
-      </w:pPr>
-      <w:r>
+        <w:t>"</w:t>
+      </w:r>
+    </w:p>
+    <w:p>
+      <w:pPr>
         <w:rPr>
           <w:rFonts w:cs="Calibri"/>
           <w:lang w:val="en-US"/>
         </w:rPr>
+      </w:pPr>
+    </w:p>
+    <w:p>
+      <w:pPr>
+        <w:rPr>
+          <w:rFonts w:cs="Calibri"/>
+          <w:lang w:val="en-US"/>
+        </w:rPr>
+      </w:pPr>
+      <w:r>
+        <w:rPr>
+          <w:rFonts w:cs="Calibri"/>
+          <w:lang w:val="en-US"/>
+        </w:rPr>
+        <w:t xml:space="preserve">int </w:t>
+      </w:r>
+      <w:proofErr w:type="gramStart"/>
+      <w:r>
+        <w:rPr>
+          <w:rFonts w:cs="Calibri"/>
+          <w:lang w:val="en-US"/>
+        </w:rPr>
+        <w:t>main(</w:t>
+      </w:r>
+      <w:proofErr w:type="gramEnd"/>
+      <w:r>
+        <w:rPr>
+          <w:rFonts w:cs="Calibri"/>
+          <w:lang w:val="en-US"/>
+        </w:rPr>
+        <w:t xml:space="preserve">int </w:t>
+      </w:r>
+      <w:proofErr w:type="spellStart"/>
+      <w:r>
+        <w:rPr>
+          <w:rFonts w:cs="Calibri"/>
+          <w:lang w:val="en-US"/>
+        </w:rPr>
+        <w:t>argc</w:t>
+      </w:r>
+      <w:proofErr w:type="spellEnd"/>
+      <w:r>
+        <w:rPr>
+          <w:rFonts w:cs="Calibri"/>
+          <w:lang w:val="en-US"/>
+        </w:rPr>
+        <w:t>, char *</w:t>
+      </w:r>
+      <w:proofErr w:type="spellStart"/>
+      <w:r>
+        <w:rPr>
+          <w:rFonts w:cs="Calibri"/>
+          <w:lang w:val="en-US"/>
+        </w:rPr>
+        <w:t>argv</w:t>
+      </w:r>
+      <w:proofErr w:type="spellEnd"/>
+      <w:r>
+        <w:rPr>
+          <w:rFonts w:cs="Calibri"/>
+          <w:lang w:val="en-US"/>
+        </w:rPr>
+        <w:t>[])</w:t>
+      </w:r>
+    </w:p>
+    <w:p>
+      <w:pPr>
+        <w:rPr>
+          <w:rFonts w:cs="Calibri"/>
+          <w:lang w:val="en-US"/>
+        </w:rPr>
+      </w:pPr>
+      <w:r>
+        <w:rPr>
+          <w:rFonts w:cs="Calibri"/>
+          <w:lang w:val="en-US"/>
+        </w:rPr>
         <w:t>{</w:t>
       </w:r>
     </w:p>
@@ -4784,67 +4953,194 @@
           <w:rFonts w:cs="Calibri"/>
           <w:lang w:val="en-US"/>
         </w:rPr>
-        <w:t xml:space="preserve">    QApplication app(argc, argv);</w:t>
-      </w:r>
-    </w:p>
-    <w:p>
-      <w:pPr>
+        <w:t xml:space="preserve">    </w:t>
+      </w:r>
+      <w:proofErr w:type="spellStart"/>
+      <w:r>
         <w:rPr>
           <w:rFonts w:cs="Calibri"/>
           <w:lang w:val="en-US"/>
         </w:rPr>
-      </w:pPr>
+        <w:t>QApplication</w:t>
+      </w:r>
+      <w:proofErr w:type="spellEnd"/>
       <w:r>
         <w:rPr>
           <w:rFonts w:cs="Calibri"/>
           <w:lang w:val="en-US"/>
         </w:rPr>
-        <w:t xml:space="preserve">    app.setApplicationName("Image Analyzer");</w:t>
-      </w:r>
-    </w:p>
-    <w:p>
-      <w:pPr>
+        <w:t xml:space="preserve"> </w:t>
+      </w:r>
+      <w:proofErr w:type="gramStart"/>
+      <w:r>
         <w:rPr>
           <w:rFonts w:cs="Calibri"/>
           <w:lang w:val="en-US"/>
         </w:rPr>
-      </w:pPr>
+        <w:t>app(</w:t>
+      </w:r>
+      <w:proofErr w:type="spellStart"/>
+      <w:proofErr w:type="gramEnd"/>
       <w:r>
         <w:rPr>
           <w:rFonts w:cs="Calibri"/>
           <w:lang w:val="en-US"/>
         </w:rPr>
-        <w:t xml:space="preserve">    ImageAnalyzer analyzer;</w:t>
-      </w:r>
-    </w:p>
-    <w:p>
-      <w:pPr>
+        <w:t>argc</w:t>
+      </w:r>
+      <w:proofErr w:type="spellEnd"/>
+      <w:r>
         <w:rPr>
           <w:rFonts w:cs="Calibri"/>
           <w:lang w:val="en-US"/>
         </w:rPr>
-      </w:pPr>
+        <w:t xml:space="preserve">, </w:t>
+      </w:r>
+      <w:proofErr w:type="spellStart"/>
       <w:r>
         <w:rPr>
           <w:rFonts w:cs="Calibri"/>
           <w:lang w:val="en-US"/>
         </w:rPr>
-        <w:t xml:space="preserve">    analyzer.show();</w:t>
-      </w:r>
-    </w:p>
-    <w:p>
-      <w:pPr>
+        <w:t>argv</w:t>
+      </w:r>
+      <w:proofErr w:type="spellEnd"/>
+      <w:r>
         <w:rPr>
           <w:rFonts w:cs="Calibri"/>
           <w:lang w:val="en-US"/>
         </w:rPr>
-      </w:pPr>
-      <w:r>
+        <w:t>);</w:t>
+      </w:r>
+    </w:p>
+    <w:p>
+      <w:pPr>
         <w:rPr>
           <w:rFonts w:cs="Calibri"/>
           <w:lang w:val="en-US"/>
         </w:rPr>
-        <w:t xml:space="preserve">    return app.exec();</w:t>
+      </w:pPr>
+      <w:r>
+        <w:rPr>
+          <w:rFonts w:cs="Calibri"/>
+          <w:lang w:val="en-US"/>
+        </w:rPr>
+        <w:t xml:space="preserve">    </w:t>
+      </w:r>
+      <w:proofErr w:type="spellStart"/>
+      <w:proofErr w:type="gramStart"/>
+      <w:r>
+        <w:rPr>
+          <w:rFonts w:cs="Calibri"/>
+          <w:lang w:val="en-US"/>
+        </w:rPr>
+        <w:t>app.setApplicationName</w:t>
+      </w:r>
+      <w:proofErr w:type="spellEnd"/>
+      <w:proofErr w:type="gramEnd"/>
+      <w:r>
+        <w:rPr>
+          <w:rFonts w:cs="Calibri"/>
+          <w:lang w:val="en-US"/>
+        </w:rPr>
+        <w:t>("Image Analyzer");</w:t>
+      </w:r>
+    </w:p>
+    <w:p>
+      <w:pPr>
+        <w:rPr>
+          <w:rFonts w:cs="Calibri"/>
+          <w:lang w:val="en-US"/>
+        </w:rPr>
+      </w:pPr>
+      <w:r>
+        <w:rPr>
+          <w:rFonts w:cs="Calibri"/>
+          <w:lang w:val="en-US"/>
+        </w:rPr>
+        <w:t xml:space="preserve">    </w:t>
+      </w:r>
+      <w:proofErr w:type="spellStart"/>
+      <w:r>
+        <w:rPr>
+          <w:rFonts w:cs="Calibri"/>
+          <w:lang w:val="en-US"/>
+        </w:rPr>
+        <w:t>ImageAnalyzer</w:t>
+      </w:r>
+      <w:proofErr w:type="spellEnd"/>
+      <w:r>
+        <w:rPr>
+          <w:rFonts w:cs="Calibri"/>
+          <w:lang w:val="en-US"/>
+        </w:rPr>
+        <w:t xml:space="preserve"> analyzer;</w:t>
+      </w:r>
+    </w:p>
+    <w:p>
+      <w:pPr>
+        <w:rPr>
+          <w:rFonts w:cs="Calibri"/>
+          <w:lang w:val="en-US"/>
+        </w:rPr>
+      </w:pPr>
+      <w:r>
+        <w:rPr>
+          <w:rFonts w:cs="Calibri"/>
+          <w:lang w:val="en-US"/>
+        </w:rPr>
+        <w:t xml:space="preserve">    </w:t>
+      </w:r>
+      <w:proofErr w:type="spellStart"/>
+      <w:proofErr w:type="gramStart"/>
+      <w:r>
+        <w:rPr>
+          <w:rFonts w:cs="Calibri"/>
+          <w:lang w:val="en-US"/>
+        </w:rPr>
+        <w:t>analyzer.show</w:t>
+      </w:r>
+      <w:proofErr w:type="spellEnd"/>
+      <w:proofErr w:type="gramEnd"/>
+      <w:r>
+        <w:rPr>
+          <w:rFonts w:cs="Calibri"/>
+          <w:lang w:val="en-US"/>
+        </w:rPr>
+        <w:t>();</w:t>
+      </w:r>
+    </w:p>
+    <w:p>
+      <w:pPr>
+        <w:rPr>
+          <w:rFonts w:cs="Calibri"/>
+          <w:lang w:val="en-US"/>
+        </w:rPr>
+      </w:pPr>
+      <w:r>
+        <w:rPr>
+          <w:rFonts w:cs="Calibri"/>
+          <w:lang w:val="en-US"/>
+        </w:rPr>
+        <w:t xml:space="preserve">    return </w:t>
+      </w:r>
+      <w:proofErr w:type="spellStart"/>
+      <w:proofErr w:type="gramStart"/>
+      <w:r>
+        <w:rPr>
+          <w:rFonts w:cs="Calibri"/>
+          <w:lang w:val="en-US"/>
+        </w:rPr>
+        <w:t>app.exec</w:t>
+      </w:r>
+      <w:proofErr w:type="spellEnd"/>
+      <w:proofErr w:type="gramEnd"/>
+      <w:r>
+        <w:rPr>
+          <w:rFonts w:cs="Calibri"/>
+          <w:lang w:val="en-US"/>
+        </w:rPr>
+        <w:t>();</w:t>
       </w:r>
     </w:p>
     <w:p>
@@ -4882,6 +5178,7 @@
         <w:lastRenderedPageBreak/>
         <w:t>Главный класс (</w:t>
       </w:r>
+      <w:proofErr w:type="spellStart"/>
       <w:r>
         <w:rPr>
           <w:b/>
@@ -4890,6 +5187,7 @@
         </w:rPr>
         <w:t>ImageAnalyzer</w:t>
       </w:r>
+      <w:proofErr w:type="spellEnd"/>
       <w:r>
         <w:rPr>
           <w:b/>
@@ -4955,13 +5253,60 @@
       </w:pPr>
     </w:p>
     <w:p>
-      <w:r>
-        <w:t>ImageAnalyzer::ImageAnalyzer(QWidget *parent)</w:t>
-      </w:r>
-    </w:p>
-    <w:p>
-      <w:r>
-        <w:t xml:space="preserve">    : QMainWindow(parent)</w:t>
+      <w:proofErr w:type="spellStart"/>
+      <w:proofErr w:type="gramStart"/>
+      <w:r>
+        <w:t>ImageAnalyzer</w:t>
+      </w:r>
+      <w:proofErr w:type="spellEnd"/>
+      <w:r>
+        <w:t>::</w:t>
+      </w:r>
+      <w:proofErr w:type="spellStart"/>
+      <w:proofErr w:type="gramEnd"/>
+      <w:r>
+        <w:t>ImageAnalyzer</w:t>
+      </w:r>
+      <w:proofErr w:type="spellEnd"/>
+      <w:r>
+        <w:t>(</w:t>
+      </w:r>
+      <w:proofErr w:type="spellStart"/>
+      <w:r>
+        <w:t>QWidget</w:t>
+      </w:r>
+      <w:proofErr w:type="spellEnd"/>
+      <w:r>
+        <w:t xml:space="preserve"> *</w:t>
+      </w:r>
+      <w:proofErr w:type="spellStart"/>
+      <w:r>
+        <w:t>parent</w:t>
+      </w:r>
+      <w:proofErr w:type="spellEnd"/>
+      <w:r>
+        <w:t>)</w:t>
+      </w:r>
+    </w:p>
+    <w:p>
+      <w:r>
+        <w:t xml:space="preserve">    : </w:t>
+      </w:r>
+      <w:proofErr w:type="spellStart"/>
+      <w:r>
+        <w:t>QMainWindow</w:t>
+      </w:r>
+      <w:proofErr w:type="spellEnd"/>
+      <w:r>
+        <w:t>(</w:t>
+      </w:r>
+      <w:proofErr w:type="spellStart"/>
+      <w:r>
+        <w:t>parent</w:t>
+      </w:r>
+      <w:proofErr w:type="spellEnd"/>
+      <w:r>
+        <w:t>)</w:t>
       </w:r>
     </w:p>
     <w:p>
@@ -4979,40 +5324,166 @@
         <w:rPr>
           <w:lang w:val="en-US"/>
         </w:rPr>
-        <w:t xml:space="preserve">    QWidget *centralWidget = new QWidget(this);</w:t>
-      </w:r>
-    </w:p>
-    <w:p>
-      <w:pPr>
-        <w:rPr>
-          <w:lang w:val="en-US"/>
-        </w:rPr>
-      </w:pPr>
-      <w:r>
-        <w:rPr>
-          <w:lang w:val="en-US"/>
-        </w:rPr>
-        <w:t xml:space="preserve">    setCentralWidget(centralWidget);</w:t>
-      </w:r>
-    </w:p>
-    <w:p>
-      <w:pPr>
-        <w:rPr>
-          <w:lang w:val="en-US"/>
-        </w:rPr>
-      </w:pPr>
-    </w:p>
-    <w:p>
-      <w:pPr>
-        <w:rPr>
-          <w:lang w:val="en-US"/>
-        </w:rPr>
-      </w:pPr>
-      <w:r>
-        <w:rPr>
-          <w:lang w:val="en-US"/>
-        </w:rPr>
-        <w:t xml:space="preserve">    QVBoxLayout *mainLayout = new QVBoxLayout(centralWidget);</w:t>
+        <w:t xml:space="preserve">    </w:t>
+      </w:r>
+      <w:proofErr w:type="spellStart"/>
+      <w:r>
+        <w:rPr>
+          <w:lang w:val="en-US"/>
+        </w:rPr>
+        <w:t>QWidget</w:t>
+      </w:r>
+      <w:proofErr w:type="spellEnd"/>
+      <w:r>
+        <w:rPr>
+          <w:lang w:val="en-US"/>
+        </w:rPr>
+        <w:t xml:space="preserve"> *</w:t>
+      </w:r>
+      <w:proofErr w:type="spellStart"/>
+      <w:r>
+        <w:rPr>
+          <w:lang w:val="en-US"/>
+        </w:rPr>
+        <w:t>centralWidget</w:t>
+      </w:r>
+      <w:proofErr w:type="spellEnd"/>
+      <w:r>
+        <w:rPr>
+          <w:lang w:val="en-US"/>
+        </w:rPr>
+        <w:t xml:space="preserve"> = new </w:t>
+      </w:r>
+      <w:proofErr w:type="spellStart"/>
+      <w:r>
+        <w:rPr>
+          <w:lang w:val="en-US"/>
+        </w:rPr>
+        <w:t>QWidget</w:t>
+      </w:r>
+      <w:proofErr w:type="spellEnd"/>
+      <w:r>
+        <w:rPr>
+          <w:lang w:val="en-US"/>
+        </w:rPr>
+        <w:t>(this);</w:t>
+      </w:r>
+    </w:p>
+    <w:p>
+      <w:pPr>
+        <w:rPr>
+          <w:lang w:val="en-US"/>
+        </w:rPr>
+      </w:pPr>
+      <w:r>
+        <w:rPr>
+          <w:lang w:val="en-US"/>
+        </w:rPr>
+        <w:t xml:space="preserve">    </w:t>
+      </w:r>
+      <w:proofErr w:type="spellStart"/>
+      <w:r>
+        <w:rPr>
+          <w:lang w:val="en-US"/>
+        </w:rPr>
+        <w:t>setCentralWidget</w:t>
+      </w:r>
+      <w:proofErr w:type="spellEnd"/>
+      <w:r>
+        <w:rPr>
+          <w:lang w:val="en-US"/>
+        </w:rPr>
+        <w:t>(</w:t>
+      </w:r>
+      <w:proofErr w:type="spellStart"/>
+      <w:r>
+        <w:rPr>
+          <w:lang w:val="en-US"/>
+        </w:rPr>
+        <w:t>centralWidget</w:t>
+      </w:r>
+      <w:proofErr w:type="spellEnd"/>
+      <w:r>
+        <w:rPr>
+          <w:lang w:val="en-US"/>
+        </w:rPr>
+        <w:t>);</w:t>
+      </w:r>
+    </w:p>
+    <w:p>
+      <w:pPr>
+        <w:rPr>
+          <w:lang w:val="en-US"/>
+        </w:rPr>
+      </w:pPr>
+    </w:p>
+    <w:p>
+      <w:pPr>
+        <w:rPr>
+          <w:lang w:val="en-US"/>
+        </w:rPr>
+      </w:pPr>
+      <w:r>
+        <w:rPr>
+          <w:lang w:val="en-US"/>
+        </w:rPr>
+        <w:t xml:space="preserve">    </w:t>
+      </w:r>
+      <w:proofErr w:type="spellStart"/>
+      <w:r>
+        <w:rPr>
+          <w:lang w:val="en-US"/>
+        </w:rPr>
+        <w:t>QVBoxLayout</w:t>
+      </w:r>
+      <w:proofErr w:type="spellEnd"/>
+      <w:r>
+        <w:rPr>
+          <w:lang w:val="en-US"/>
+        </w:rPr>
+        <w:t xml:space="preserve"> *</w:t>
+      </w:r>
+      <w:proofErr w:type="spellStart"/>
+      <w:r>
+        <w:rPr>
+          <w:lang w:val="en-US"/>
+        </w:rPr>
+        <w:t>mainLayout</w:t>
+      </w:r>
+      <w:proofErr w:type="spellEnd"/>
+      <w:r>
+        <w:rPr>
+          <w:lang w:val="en-US"/>
+        </w:rPr>
+        <w:t xml:space="preserve"> = new </w:t>
+      </w:r>
+      <w:proofErr w:type="spellStart"/>
+      <w:r>
+        <w:rPr>
+          <w:lang w:val="en-US"/>
+        </w:rPr>
+        <w:t>QVBoxLayout</w:t>
+      </w:r>
+      <w:proofErr w:type="spellEnd"/>
+      <w:r>
+        <w:rPr>
+          <w:lang w:val="en-US"/>
+        </w:rPr>
+        <w:t>(</w:t>
+      </w:r>
+      <w:proofErr w:type="spellStart"/>
+      <w:r>
+        <w:rPr>
+          <w:lang w:val="en-US"/>
+        </w:rPr>
+        <w:t>centralWidget</w:t>
+      </w:r>
+      <w:proofErr w:type="spellEnd"/>
+      <w:r>
+        <w:rPr>
+          <w:lang w:val="en-US"/>
+        </w:rPr>
+        <w:t>);</w:t>
       </w:r>
     </w:p>
     <w:p>
@@ -5066,7 +5537,43 @@
         <w:rPr>
           <w:lang w:val="en-US"/>
         </w:rPr>
-        <w:t xml:space="preserve">    selectFolderButton = new QPushButton("</w:t>
+        <w:t xml:space="preserve">    </w:t>
+      </w:r>
+      <w:proofErr w:type="spellStart"/>
+      <w:r>
+        <w:rPr>
+          <w:lang w:val="en-US"/>
+        </w:rPr>
+        <w:t>selectFolderButton</w:t>
+      </w:r>
+      <w:proofErr w:type="spellEnd"/>
+      <w:r>
+        <w:rPr>
+          <w:lang w:val="en-US"/>
+        </w:rPr>
+        <w:t xml:space="preserve"> = new </w:t>
+      </w:r>
+      <w:proofErr w:type="spellStart"/>
+      <w:proofErr w:type="gramStart"/>
+      <w:r>
+        <w:rPr>
+          <w:lang w:val="en-US"/>
+        </w:rPr>
+        <w:t>QPushButton</w:t>
+      </w:r>
+      <w:proofErr w:type="spellEnd"/>
+      <w:r>
+        <w:rPr>
+          <w:lang w:val="en-US"/>
+        </w:rPr>
+        <w:t>(</w:t>
+      </w:r>
+      <w:proofErr w:type="gramEnd"/>
+      <w:r>
+        <w:rPr>
+          <w:lang w:val="en-US"/>
+        </w:rPr>
+        <w:t>"</w:t>
       </w:r>
       <w:r>
         <w:t>Выбрать</w:t>
@@ -5097,7 +5604,43 @@
         <w:rPr>
           <w:lang w:val="en-US"/>
         </w:rPr>
-        <w:t xml:space="preserve">    selectFilesButton = new QPushButton("</w:t>
+        <w:t xml:space="preserve">    </w:t>
+      </w:r>
+      <w:proofErr w:type="spellStart"/>
+      <w:r>
+        <w:rPr>
+          <w:lang w:val="en-US"/>
+        </w:rPr>
+        <w:t>selectFilesButton</w:t>
+      </w:r>
+      <w:proofErr w:type="spellEnd"/>
+      <w:r>
+        <w:rPr>
+          <w:lang w:val="en-US"/>
+        </w:rPr>
+        <w:t xml:space="preserve"> = new </w:t>
+      </w:r>
+      <w:proofErr w:type="spellStart"/>
+      <w:proofErr w:type="gramStart"/>
+      <w:r>
+        <w:rPr>
+          <w:lang w:val="en-US"/>
+        </w:rPr>
+        <w:t>QPushButton</w:t>
+      </w:r>
+      <w:proofErr w:type="spellEnd"/>
+      <w:r>
+        <w:rPr>
+          <w:lang w:val="en-US"/>
+        </w:rPr>
+        <w:t>(</w:t>
+      </w:r>
+      <w:proofErr w:type="gramEnd"/>
+      <w:r>
+        <w:rPr>
+          <w:lang w:val="en-US"/>
+        </w:rPr>
+        <w:t>"</w:t>
       </w:r>
       <w:r>
         <w:t>Выбрать</w:t>
@@ -5128,7 +5671,43 @@
         <w:rPr>
           <w:lang w:val="en-US"/>
         </w:rPr>
-        <w:t xml:space="preserve">    clearButton = new QPushButton("</w:t>
+        <w:t xml:space="preserve">    </w:t>
+      </w:r>
+      <w:proofErr w:type="spellStart"/>
+      <w:r>
+        <w:rPr>
+          <w:lang w:val="en-US"/>
+        </w:rPr>
+        <w:t>clearButton</w:t>
+      </w:r>
+      <w:proofErr w:type="spellEnd"/>
+      <w:r>
+        <w:rPr>
+          <w:lang w:val="en-US"/>
+        </w:rPr>
+        <w:t xml:space="preserve"> = new </w:t>
+      </w:r>
+      <w:proofErr w:type="spellStart"/>
+      <w:proofErr w:type="gramStart"/>
+      <w:r>
+        <w:rPr>
+          <w:lang w:val="en-US"/>
+        </w:rPr>
+        <w:t>QPushButton</w:t>
+      </w:r>
+      <w:proofErr w:type="spellEnd"/>
+      <w:r>
+        <w:rPr>
+          <w:lang w:val="en-US"/>
+        </w:rPr>
+        <w:t>(</w:t>
+      </w:r>
+      <w:proofErr w:type="gramEnd"/>
+      <w:r>
+        <w:rPr>
+          <w:lang w:val="en-US"/>
+        </w:rPr>
+        <w:t>"</w:t>
       </w:r>
       <w:r>
         <w:t>Очистить</w:t>
@@ -5159,7 +5738,43 @@
         <w:rPr>
           <w:lang w:val="en-US"/>
         </w:rPr>
-        <w:t xml:space="preserve">    analyzeButton = new QPushButton("</w:t>
+        <w:t xml:space="preserve">    </w:t>
+      </w:r>
+      <w:proofErr w:type="spellStart"/>
+      <w:r>
+        <w:rPr>
+          <w:lang w:val="en-US"/>
+        </w:rPr>
+        <w:t>analyzeButton</w:t>
+      </w:r>
+      <w:proofErr w:type="spellEnd"/>
+      <w:r>
+        <w:rPr>
+          <w:lang w:val="en-US"/>
+        </w:rPr>
+        <w:t xml:space="preserve"> = new </w:t>
+      </w:r>
+      <w:proofErr w:type="spellStart"/>
+      <w:proofErr w:type="gramStart"/>
+      <w:r>
+        <w:rPr>
+          <w:lang w:val="en-US"/>
+        </w:rPr>
+        <w:t>QPushButton</w:t>
+      </w:r>
+      <w:proofErr w:type="spellEnd"/>
+      <w:r>
+        <w:rPr>
+          <w:lang w:val="en-US"/>
+        </w:rPr>
+        <w:t>(</w:t>
+      </w:r>
+      <w:proofErr w:type="gramEnd"/>
+      <w:r>
+        <w:rPr>
+          <w:lang w:val="en-US"/>
+        </w:rPr>
+        <w:t>"</w:t>
       </w:r>
       <w:r>
         <w:t>Анализировать</w:t>
@@ -5219,20 +5834,56 @@
         <w:rPr>
           <w:lang w:val="en-US"/>
         </w:rPr>
-        <w:t xml:space="preserve">    table = new QTableWidget(this);</w:t>
-      </w:r>
-    </w:p>
-    <w:p>
-      <w:pPr>
-        <w:rPr>
-          <w:lang w:val="en-US"/>
-        </w:rPr>
-      </w:pPr>
-      <w:r>
-        <w:rPr>
-          <w:lang w:val="en-US"/>
-        </w:rPr>
-        <w:t xml:space="preserve">    table-&gt;setColumnCount(6);</w:t>
+        <w:t xml:space="preserve">    table = new </w:t>
+      </w:r>
+      <w:proofErr w:type="spellStart"/>
+      <w:r>
+        <w:rPr>
+          <w:lang w:val="en-US"/>
+        </w:rPr>
+        <w:t>QTableWidget</w:t>
+      </w:r>
+      <w:proofErr w:type="spellEnd"/>
+      <w:r>
+        <w:rPr>
+          <w:lang w:val="en-US"/>
+        </w:rPr>
+        <w:t>(this);</w:t>
+      </w:r>
+    </w:p>
+    <w:p>
+      <w:pPr>
+        <w:rPr>
+          <w:lang w:val="en-US"/>
+        </w:rPr>
+      </w:pPr>
+      <w:r>
+        <w:rPr>
+          <w:lang w:val="en-US"/>
+        </w:rPr>
+        <w:t xml:space="preserve">    table-&gt;</w:t>
+      </w:r>
+      <w:proofErr w:type="spellStart"/>
+      <w:proofErr w:type="gramStart"/>
+      <w:r>
+        <w:rPr>
+          <w:lang w:val="en-US"/>
+        </w:rPr>
+        <w:t>setColumnCount</w:t>
+      </w:r>
+      <w:proofErr w:type="spellEnd"/>
+      <w:r>
+        <w:rPr>
+          <w:lang w:val="en-US"/>
+        </w:rPr>
+        <w:t>(</w:t>
+      </w:r>
+      <w:proofErr w:type="gramEnd"/>
+      <w:r>
+        <w:rPr>
+          <w:lang w:val="en-US"/>
+        </w:rPr>
+        <w:t>6);</w:t>
       </w:r>
     </w:p>
     <w:p>
@@ -5246,7 +5897,40 @@
         <w:rPr>
           <w:lang w:val="en-US"/>
         </w:rPr>
-        <w:t xml:space="preserve">    table-&gt;setHorizontalHeaderLabels(QStringList()</w:t>
+        <w:t xml:space="preserve">    table-&gt;</w:t>
+      </w:r>
+      <w:proofErr w:type="spellStart"/>
+      <w:proofErr w:type="gramStart"/>
+      <w:r>
+        <w:rPr>
+          <w:lang w:val="en-US"/>
+        </w:rPr>
+        <w:t>setHorizontalHeaderLabels</w:t>
+      </w:r>
+      <w:proofErr w:type="spellEnd"/>
+      <w:r>
+        <w:rPr>
+          <w:lang w:val="en-US"/>
+        </w:rPr>
+        <w:t>(</w:t>
+      </w:r>
+      <w:proofErr w:type="spellStart"/>
+      <w:proofErr w:type="gramEnd"/>
+      <w:r>
+        <w:rPr>
+          <w:lang w:val="en-US"/>
+        </w:rPr>
+        <w:t>QStringList</w:t>
+      </w:r>
+      <w:proofErr w:type="spellEnd"/>
+      <w:r>
+        <w:rPr>
+          <w:lang w:val="en-US"/>
+        </w:rPr>
+        <w:t>() &lt;&lt; "</w:t>
+      </w:r>
+      <w:r>
+        <w:t>Имя</w:t>
       </w:r>
       <w:r>
         <w:rPr>
@@ -5255,13 +5939,34 @@
         <w:t xml:space="preserve"> </w:t>
       </w:r>
       <w:r>
-        <w:rPr>
-          <w:lang w:val="en-US"/>
-        </w:rPr>
-        <w:t>&lt;&lt; "</w:t>
-      </w:r>
-      <w:r>
-        <w:t>Имя</w:t>
+        <w:t>файла</w:t>
+      </w:r>
+      <w:r>
+        <w:rPr>
+          <w:lang w:val="en-US"/>
+        </w:rPr>
+        <w:t>" &lt;&lt; "</w:t>
+      </w:r>
+      <w:r>
+        <w:t>Размер</w:t>
+      </w:r>
+      <w:r>
+        <w:rPr>
+          <w:lang w:val="en-US"/>
+        </w:rPr>
+        <w:t xml:space="preserve"> (px)" &lt;&lt; "</w:t>
+      </w:r>
+      <w:r>
+        <w:t>Разрешение</w:t>
+      </w:r>
+      <w:r>
+        <w:rPr>
+          <w:lang w:val="en-US"/>
+        </w:rPr>
+        <w:t xml:space="preserve"> (DPI)" &lt;&lt; "</w:t>
+      </w:r>
+      <w:r>
+        <w:t>Глубина</w:t>
       </w:r>
       <w:r>
         <w:rPr>
@@ -5270,7 +5975,7 @@
         <w:t xml:space="preserve"> </w:t>
       </w:r>
       <w:r>
-        <w:t>файла</w:t>
+        <w:t>цвета</w:t>
       </w:r>
       <w:r>
         <w:rPr>
@@ -5279,22 +5984,16 @@
         <w:t>" &lt;&lt; "</w:t>
       </w:r>
       <w:r>
-        <w:t>Размер</w:t>
-      </w:r>
-      <w:r>
-        <w:rPr>
-          <w:lang w:val="en-US"/>
-        </w:rPr>
-        <w:t xml:space="preserve"> (px)" &lt;&lt; "</w:t>
-      </w:r>
-      <w:r>
-        <w:t>Разрешение</w:t>
-      </w:r>
-      <w:r>
-        <w:rPr>
-          <w:lang w:val="en-US"/>
-        </w:rPr>
-        <w:t xml:space="preserve"> (DPI)"</w:t>
+        <w:t>Сжатие</w:t>
+      </w:r>
+      <w:r>
+        <w:rPr>
+          <w:lang w:val="en-US"/>
+        </w:rPr>
+        <w:t>" &lt;&lt; "</w:t>
+      </w:r>
+      <w:r>
+        <w:t>Дополнительная</w:t>
       </w:r>
       <w:r>
         <w:rPr>
@@ -5303,13 +6002,42 @@
         <w:t xml:space="preserve"> </w:t>
       </w:r>
       <w:r>
-        <w:rPr>
-          <w:lang w:val="en-US"/>
-        </w:rPr>
-        <w:t>&lt;&lt; "</w:t>
-      </w:r>
-      <w:r>
-        <w:t>Глубина</w:t>
+        <w:t>информация</w:t>
+      </w:r>
+      <w:r>
+        <w:rPr>
+          <w:lang w:val="en-US"/>
+        </w:rPr>
+        <w:t>");</w:t>
+      </w:r>
+    </w:p>
+    <w:p>
+      <w:pPr>
+        <w:rPr>
+          <w:lang w:val="en-US"/>
+        </w:rPr>
+      </w:pPr>
+      <w:r>
+        <w:rPr>
+          <w:lang w:val="en-US"/>
+        </w:rPr>
+        <w:t xml:space="preserve">    </w:t>
+      </w:r>
+    </w:p>
+    <w:p>
+      <w:pPr>
+        <w:rPr>
+          <w:lang w:val="en-US"/>
+        </w:rPr>
+      </w:pPr>
+      <w:r>
+        <w:rPr>
+          <w:lang w:val="en-US"/>
+        </w:rPr>
+        <w:t xml:space="preserve">    // </w:t>
+      </w:r>
+      <w:r>
+        <w:t>Подключение</w:t>
       </w:r>
       <w:r>
         <w:rPr>
@@ -5318,25 +6046,415 @@
         <w:t xml:space="preserve"> </w:t>
       </w:r>
       <w:r>
+        <w:t>сигналов</w:t>
+      </w:r>
+    </w:p>
+    <w:p>
+      <w:pPr>
+        <w:ind w:left="993" w:hanging="284"/>
+        <w:rPr>
+          <w:lang w:val="en-US"/>
+        </w:rPr>
+      </w:pPr>
+      <w:r>
+        <w:rPr>
+          <w:lang w:val="en-US"/>
+        </w:rPr>
+        <w:t xml:space="preserve">    </w:t>
+      </w:r>
+      <w:proofErr w:type="gramStart"/>
+      <w:r>
+        <w:rPr>
+          <w:lang w:val="en-US"/>
+        </w:rPr>
+        <w:t>connect(</w:t>
+      </w:r>
+      <w:proofErr w:type="spellStart"/>
+      <w:proofErr w:type="gramEnd"/>
+      <w:r>
+        <w:rPr>
+          <w:lang w:val="en-US"/>
+        </w:rPr>
+        <w:t>selectFolderButton</w:t>
+      </w:r>
+      <w:proofErr w:type="spellEnd"/>
+      <w:r>
+        <w:rPr>
+          <w:lang w:val="en-US"/>
+        </w:rPr>
+        <w:t>, SIGNAL(clicked()), this, SLOT(</w:t>
+      </w:r>
+      <w:proofErr w:type="spellStart"/>
+      <w:r>
+        <w:rPr>
+          <w:lang w:val="en-US"/>
+        </w:rPr>
+        <w:t>selectFolder</w:t>
+      </w:r>
+      <w:proofErr w:type="spellEnd"/>
+      <w:r>
+        <w:rPr>
+          <w:lang w:val="en-US"/>
+        </w:rPr>
+        <w:t>()));</w:t>
+      </w:r>
+    </w:p>
+    <w:p>
+      <w:pPr>
+        <w:rPr>
+          <w:lang w:val="en-US"/>
+        </w:rPr>
+      </w:pPr>
+      <w:r>
+        <w:rPr>
+          <w:lang w:val="en-US"/>
+        </w:rPr>
+        <w:t xml:space="preserve">    </w:t>
+      </w:r>
+      <w:proofErr w:type="gramStart"/>
+      <w:r>
+        <w:rPr>
+          <w:lang w:val="en-US"/>
+        </w:rPr>
+        <w:t>connect(</w:t>
+      </w:r>
+      <w:proofErr w:type="spellStart"/>
+      <w:proofErr w:type="gramEnd"/>
+      <w:r>
+        <w:rPr>
+          <w:lang w:val="en-US"/>
+        </w:rPr>
+        <w:t>selectFilesButton</w:t>
+      </w:r>
+      <w:proofErr w:type="spellEnd"/>
+      <w:r>
+        <w:rPr>
+          <w:lang w:val="en-US"/>
+        </w:rPr>
+        <w:t>, SIGNAL(clicked()), this, SLOT(</w:t>
+      </w:r>
+      <w:proofErr w:type="spellStart"/>
+      <w:r>
+        <w:rPr>
+          <w:lang w:val="en-US"/>
+        </w:rPr>
+        <w:t>selectFiles</w:t>
+      </w:r>
+      <w:proofErr w:type="spellEnd"/>
+      <w:r>
+        <w:rPr>
+          <w:lang w:val="en-US"/>
+        </w:rPr>
+        <w:t>()));</w:t>
+      </w:r>
+    </w:p>
+    <w:p>
+      <w:pPr>
+        <w:rPr>
+          <w:lang w:val="en-US"/>
+        </w:rPr>
+      </w:pPr>
+      <w:r>
+        <w:rPr>
+          <w:lang w:val="en-US"/>
+        </w:rPr>
+        <w:t xml:space="preserve">    </w:t>
+      </w:r>
+      <w:proofErr w:type="gramStart"/>
+      <w:r>
+        <w:rPr>
+          <w:lang w:val="en-US"/>
+        </w:rPr>
+        <w:t>connect(</w:t>
+      </w:r>
+      <w:proofErr w:type="spellStart"/>
+      <w:proofErr w:type="gramEnd"/>
+      <w:r>
+        <w:rPr>
+          <w:lang w:val="en-US"/>
+        </w:rPr>
+        <w:t>clearButton</w:t>
+      </w:r>
+      <w:proofErr w:type="spellEnd"/>
+      <w:r>
+        <w:rPr>
+          <w:lang w:val="en-US"/>
+        </w:rPr>
+        <w:t>, SIGNAL(clicked()), this, SLOT(</w:t>
+      </w:r>
+      <w:proofErr w:type="spellStart"/>
+      <w:r>
+        <w:rPr>
+          <w:lang w:val="en-US"/>
+        </w:rPr>
+        <w:t>clearFiles</w:t>
+      </w:r>
+      <w:proofErr w:type="spellEnd"/>
+      <w:r>
+        <w:rPr>
+          <w:lang w:val="en-US"/>
+        </w:rPr>
+        <w:t>()));</w:t>
+      </w:r>
+    </w:p>
+    <w:p>
+      <w:pPr>
+        <w:rPr>
+          <w:lang w:val="en-US"/>
+        </w:rPr>
+      </w:pPr>
+      <w:r>
+        <w:rPr>
+          <w:lang w:val="en-US"/>
+        </w:rPr>
+        <w:t xml:space="preserve">    </w:t>
+      </w:r>
+      <w:proofErr w:type="gramStart"/>
+      <w:r>
+        <w:rPr>
+          <w:lang w:val="en-US"/>
+        </w:rPr>
+        <w:t>connect(</w:t>
+      </w:r>
+      <w:proofErr w:type="spellStart"/>
+      <w:proofErr w:type="gramEnd"/>
+      <w:r>
+        <w:rPr>
+          <w:lang w:val="en-US"/>
+        </w:rPr>
+        <w:t>analyzeButton</w:t>
+      </w:r>
+      <w:proofErr w:type="spellEnd"/>
+      <w:r>
+        <w:rPr>
+          <w:lang w:val="en-US"/>
+        </w:rPr>
+        <w:t>, SIGNAL(clicked()), this, SLOT(</w:t>
+      </w:r>
+      <w:proofErr w:type="spellStart"/>
+      <w:r>
+        <w:rPr>
+          <w:lang w:val="en-US"/>
+        </w:rPr>
+        <w:t>analyzeImages</w:t>
+      </w:r>
+      <w:proofErr w:type="spellEnd"/>
+      <w:r>
+        <w:rPr>
+          <w:lang w:val="en-US"/>
+        </w:rPr>
+        <w:t>()));</w:t>
+      </w:r>
+    </w:p>
+    <w:p>
+      <w:pPr>
+        <w:rPr>
+          <w:lang w:val="en-US"/>
+        </w:rPr>
+      </w:pPr>
+      <w:proofErr w:type="gramStart"/>
+      <w:r>
+        <w:rPr>
+          <w:lang w:val="en-US"/>
+        </w:rPr>
+        <w:t>}</w:t>
+      </w:r>
+      <w:r>
+        <w:t>Механизм</w:t>
+      </w:r>
+      <w:proofErr w:type="gramEnd"/>
+      <w:r>
+        <w:rPr>
+          <w:lang w:val="en-US"/>
+        </w:rPr>
+        <w:t xml:space="preserve"> </w:t>
+      </w:r>
+      <w:r>
+        <w:t>обновления</w:t>
+      </w:r>
+      <w:r>
+        <w:rPr>
+          <w:lang w:val="en-US"/>
+        </w:rPr>
+        <w:t>:</w:t>
+      </w:r>
+    </w:p>
+    <w:p>
+      <w:pPr>
+        <w:rPr>
+          <w:lang w:val="en-US"/>
+        </w:rPr>
+      </w:pPr>
+    </w:p>
+    <w:p>
+      <w:pPr>
+        <w:rPr>
+          <w:lang w:val="en-US"/>
+        </w:rPr>
+      </w:pPr>
+      <w:r>
+        <w:rPr>
+          <w:lang w:val="en-US"/>
+        </w:rPr>
+        <w:t xml:space="preserve">void </w:t>
+      </w:r>
+      <w:proofErr w:type="spellStart"/>
+      <w:proofErr w:type="gramStart"/>
+      <w:r>
+        <w:rPr>
+          <w:lang w:val="en-US"/>
+        </w:rPr>
+        <w:t>ColorModel</w:t>
+      </w:r>
+      <w:proofErr w:type="spellEnd"/>
+      <w:r>
+        <w:rPr>
+          <w:lang w:val="en-US"/>
+        </w:rPr>
+        <w:t>::</w:t>
+      </w:r>
+      <w:proofErr w:type="gramEnd"/>
+      <w:r>
+        <w:rPr>
+          <w:lang w:val="en-US"/>
+        </w:rPr>
+        <w:t>update()</w:t>
+      </w:r>
+    </w:p>
+    <w:p>
+      <w:pPr>
+        <w:rPr>
+          <w:lang w:val="en-US"/>
+        </w:rPr>
+      </w:pPr>
+      <w:r>
+        <w:rPr>
+          <w:lang w:val="en-US"/>
+        </w:rPr>
+        <w:t>{</w:t>
+      </w:r>
+    </w:p>
+    <w:p>
+      <w:pPr>
+        <w:rPr>
+          <w:lang w:val="en-US"/>
+        </w:rPr>
+      </w:pPr>
+      <w:r>
+        <w:rPr>
+          <w:lang w:val="en-US"/>
+        </w:rPr>
+        <w:t xml:space="preserve">    emit </w:t>
+      </w:r>
+      <w:proofErr w:type="spellStart"/>
+      <w:r>
+        <w:rPr>
+          <w:lang w:val="en-US"/>
+        </w:rPr>
+        <w:t>colorChanged</w:t>
+      </w:r>
+      <w:proofErr w:type="spellEnd"/>
+      <w:r>
+        <w:rPr>
+          <w:lang w:val="en-US"/>
+        </w:rPr>
+        <w:t>(</w:t>
+      </w:r>
+      <w:proofErr w:type="gramStart"/>
+      <w:r>
+        <w:rPr>
+          <w:lang w:val="en-US"/>
+        </w:rPr>
+        <w:t>color(</w:t>
+      </w:r>
+      <w:proofErr w:type="gramEnd"/>
+      <w:r>
+        <w:rPr>
+          <w:lang w:val="en-US"/>
+        </w:rPr>
+        <w:t xml:space="preserve">));    // </w:t>
+      </w:r>
+      <w:r>
+        <w:t>Сигнал</w:t>
+      </w:r>
+      <w:r>
+        <w:rPr>
+          <w:lang w:val="en-US"/>
+        </w:rPr>
+        <w:t xml:space="preserve"> </w:t>
+      </w:r>
+      <w:r>
+        <w:t>об</w:t>
+      </w:r>
+      <w:r>
+        <w:rPr>
+          <w:lang w:val="en-US"/>
+        </w:rPr>
+        <w:t xml:space="preserve"> </w:t>
+      </w:r>
+      <w:r>
+        <w:t>изменении</w:t>
+      </w:r>
+      <w:r>
+        <w:rPr>
+          <w:lang w:val="en-US"/>
+        </w:rPr>
+        <w:t xml:space="preserve"> </w:t>
+      </w:r>
+      <w:r>
         <w:t>цвета</w:t>
       </w:r>
-      <w:r>
-        <w:rPr>
-          <w:lang w:val="en-US"/>
-        </w:rPr>
-        <w:t>" &lt;&lt; "</w:t>
-      </w:r>
-      <w:r>
-        <w:t>Сжатие</w:t>
-      </w:r>
-      <w:r>
-        <w:rPr>
-          <w:lang w:val="en-US"/>
-        </w:rPr>
-        <w:t>" &lt;&lt; "</w:t>
-      </w:r>
-      <w:r>
-        <w:t>Дополнительная</w:t>
+    </w:p>
+    <w:p>
+      <w:pPr>
+        <w:rPr>
+          <w:lang w:val="en-US"/>
+        </w:rPr>
+      </w:pPr>
+      <w:r>
+        <w:rPr>
+          <w:lang w:val="en-US"/>
+        </w:rPr>
+        <w:t xml:space="preserve">    emit </w:t>
+      </w:r>
+      <w:proofErr w:type="spellStart"/>
+      <w:r>
+        <w:rPr>
+          <w:lang w:val="en-US"/>
+        </w:rPr>
+        <w:t>rgbChanged</w:t>
+      </w:r>
+      <w:proofErr w:type="spellEnd"/>
+      <w:r>
+        <w:rPr>
+          <w:lang w:val="en-US"/>
+        </w:rPr>
+        <w:t>(</w:t>
+      </w:r>
+      <w:proofErr w:type="spellStart"/>
+      <w:r>
+        <w:rPr>
+          <w:lang w:val="en-US"/>
+        </w:rPr>
+        <w:t>m_rgb</w:t>
+      </w:r>
+      <w:proofErr w:type="spellEnd"/>
+      <w:proofErr w:type="gramStart"/>
+      <w:r>
+        <w:rPr>
+          <w:lang w:val="en-US"/>
+        </w:rPr>
+        <w:t xml:space="preserve">);   </w:t>
+      </w:r>
+      <w:proofErr w:type="gramEnd"/>
+      <w:r>
+        <w:rPr>
+          <w:lang w:val="en-US"/>
+        </w:rPr>
+        <w:t xml:space="preserve">     // </w:t>
+      </w:r>
+      <w:r>
+        <w:t>Сигнал</w:t>
       </w:r>
       <w:r>
         <w:rPr>
@@ -5345,280 +6463,132 @@
         <w:t xml:space="preserve"> </w:t>
       </w:r>
       <w:r>
-        <w:t>информация</w:t>
-      </w:r>
-      <w:r>
-        <w:rPr>
-          <w:lang w:val="en-US"/>
-        </w:rPr>
-        <w:t>");</w:t>
-      </w:r>
-    </w:p>
-    <w:p>
-      <w:pPr>
-        <w:rPr>
-          <w:lang w:val="en-US"/>
-        </w:rPr>
-      </w:pPr>
+        <w:t>об</w:t>
+      </w:r>
+      <w:r>
+        <w:rPr>
+          <w:lang w:val="en-US"/>
+        </w:rPr>
+        <w:t xml:space="preserve"> </w:t>
+      </w:r>
+      <w:r>
+        <w:t>изменении</w:t>
+      </w:r>
+      <w:r>
+        <w:rPr>
+          <w:lang w:val="en-US"/>
+        </w:rPr>
+        <w:t xml:space="preserve"> RGB</w:t>
+      </w:r>
+    </w:p>
+    <w:p>
       <w:r>
         <w:rPr>
           <w:lang w:val="en-US"/>
         </w:rPr>
         <w:t xml:space="preserve">    </w:t>
       </w:r>
-    </w:p>
-    <w:p>
-      <w:pPr>
-        <w:rPr>
-          <w:lang w:val="en-US"/>
-        </w:rPr>
-      </w:pPr>
-      <w:r>
-        <w:rPr>
-          <w:lang w:val="en-US"/>
-        </w:rPr>
-        <w:t xml:space="preserve">    // </w:t>
-      </w:r>
-      <w:r>
-        <w:t>Подключение</w:t>
-      </w:r>
-      <w:r>
-        <w:rPr>
-          <w:lang w:val="en-US"/>
-        </w:rPr>
+      <w:proofErr w:type="spellStart"/>
+      <w:r>
+        <w:t>emit</w:t>
+      </w:r>
+      <w:proofErr w:type="spellEnd"/>
+      <w:r>
         <w:t xml:space="preserve"> </w:t>
       </w:r>
-      <w:r>
-        <w:t>сигналов</w:t>
-      </w:r>
-    </w:p>
-    <w:p>
-      <w:pPr>
-        <w:ind w:left="993" w:hanging="284"/>
-        <w:rPr>
-          <w:lang w:val="en-US"/>
-        </w:rPr>
-      </w:pPr>
-      <w:r>
-        <w:rPr>
-          <w:lang w:val="en-US"/>
-        </w:rPr>
-        <w:t xml:space="preserve">    connect(selectFolderButton, SIGNAL(clicked()), this, SLOT(selectFolder()));</w:t>
-      </w:r>
-    </w:p>
-    <w:p>
-      <w:pPr>
-        <w:rPr>
-          <w:lang w:val="en-US"/>
-        </w:rPr>
-      </w:pPr>
-      <w:r>
-        <w:rPr>
-          <w:lang w:val="en-US"/>
-        </w:rPr>
-        <w:t xml:space="preserve">    connect(selectFilesButton, SIGNAL(clicked()), this, SLOT(selectFiles()));</w:t>
-      </w:r>
-    </w:p>
-    <w:p>
-      <w:pPr>
-        <w:rPr>
-          <w:lang w:val="en-US"/>
-        </w:rPr>
-      </w:pPr>
-      <w:r>
-        <w:rPr>
-          <w:lang w:val="en-US"/>
-        </w:rPr>
-        <w:t xml:space="preserve">    connect(clearButton, SIGNAL(clicked()), this, SLOT(clearFiles()));</w:t>
-      </w:r>
-    </w:p>
-    <w:p>
-      <w:pPr>
-        <w:rPr>
-          <w:lang w:val="en-US"/>
-        </w:rPr>
-      </w:pPr>
-      <w:r>
-        <w:rPr>
-          <w:lang w:val="en-US"/>
-        </w:rPr>
-        <w:t xml:space="preserve">    connect(analyzeButton, SIGNAL(clicked()), this, SLOT(analyzeImages()));</w:t>
-      </w:r>
-    </w:p>
-    <w:p>
-      <w:pPr>
-        <w:rPr>
-          <w:lang w:val="en-US"/>
-        </w:rPr>
-      </w:pPr>
-      <w:r>
+      <w:proofErr w:type="spellStart"/>
+      <w:r>
+        <w:t>hsvChanged</w:t>
+      </w:r>
+      <w:proofErr w:type="spellEnd"/>
+      <w:r>
+        <w:t>(</w:t>
+      </w:r>
+      <w:proofErr w:type="spellStart"/>
+      <w:r>
+        <w:t>m_hsv</w:t>
+      </w:r>
+      <w:proofErr w:type="spellEnd"/>
+      <w:r>
+        <w:t>);        // Сигнал об изменении HSV</w:t>
+      </w:r>
+    </w:p>
+    <w:p>
+      <w:r>
+        <w:t xml:space="preserve">    </w:t>
+      </w:r>
+      <w:proofErr w:type="spellStart"/>
+      <w:r>
+        <w:t>emit</w:t>
+      </w:r>
+      <w:proofErr w:type="spellEnd"/>
+      <w:r>
+        <w:t xml:space="preserve"> </w:t>
+      </w:r>
+      <w:proofErr w:type="spellStart"/>
+      <w:r>
+        <w:t>xyzChanged</w:t>
+      </w:r>
+      <w:proofErr w:type="spellEnd"/>
+      <w:r>
+        <w:t>(</w:t>
+      </w:r>
+      <w:proofErr w:type="spellStart"/>
+      <w:r>
+        <w:t>m_xyz</w:t>
+      </w:r>
+      <w:proofErr w:type="spellEnd"/>
+      <w:r>
+        <w:t>);        // Сигнал об изменении XYZ</w:t>
+      </w:r>
+    </w:p>
+    <w:p>
+      <w:pPr>
+        <w:rPr>
+          <w:lang w:val="en-US"/>
+        </w:rPr>
+      </w:pPr>
+      <w:r>
+        <w:rPr>
+          <w:lang w:val="en-US"/>
+        </w:rPr>
         <w:t>}</w:t>
       </w:r>
-      <w:r>
-        <w:t>Механизм</w:t>
-      </w:r>
-      <w:r>
-        <w:rPr>
-          <w:lang w:val="en-US"/>
-        </w:rPr>
-        <w:t xml:space="preserve"> </w:t>
-      </w:r>
-      <w:r>
-        <w:t>обновления</w:t>
-      </w:r>
-      <w:r>
-        <w:rPr>
-          <w:lang w:val="en-US"/>
-        </w:rPr>
-        <w:t>:</w:t>
-      </w:r>
-    </w:p>
-    <w:p>
-      <w:pPr>
-        <w:rPr>
-          <w:lang w:val="en-US"/>
-        </w:rPr>
-      </w:pPr>
-    </w:p>
-    <w:p>
-      <w:pPr>
-        <w:rPr>
-          <w:lang w:val="en-US"/>
-        </w:rPr>
-      </w:pPr>
-      <w:r>
-        <w:rPr>
-          <w:lang w:val="en-US"/>
-        </w:rPr>
-        <w:t>void ColorModel::update()</w:t>
-      </w:r>
-    </w:p>
-    <w:p>
-      <w:pPr>
-        <w:rPr>
-          <w:lang w:val="en-US"/>
-        </w:rPr>
-      </w:pPr>
-      <w:r>
-        <w:rPr>
-          <w:lang w:val="en-US"/>
-        </w:rPr>
-        <w:t>{</w:t>
-      </w:r>
-    </w:p>
-    <w:p>
-      <w:pPr>
-        <w:rPr>
-          <w:lang w:val="en-US"/>
-        </w:rPr>
-      </w:pPr>
-      <w:r>
-        <w:rPr>
-          <w:lang w:val="en-US"/>
-        </w:rPr>
-        <w:t xml:space="preserve">    emit colorChanged(color());    // </w:t>
-      </w:r>
-      <w:r>
-        <w:t>Сигнал</w:t>
-      </w:r>
-      <w:r>
-        <w:rPr>
-          <w:lang w:val="en-US"/>
-        </w:rPr>
-        <w:t xml:space="preserve"> </w:t>
-      </w:r>
-      <w:r>
-        <w:t>об</w:t>
-      </w:r>
-      <w:r>
-        <w:rPr>
-          <w:lang w:val="en-US"/>
-        </w:rPr>
-        <w:t xml:space="preserve"> </w:t>
-      </w:r>
-      <w:r>
-        <w:t>изменении</w:t>
-      </w:r>
-      <w:r>
-        <w:rPr>
-          <w:lang w:val="en-US"/>
-        </w:rPr>
-        <w:t xml:space="preserve"> </w:t>
-      </w:r>
-      <w:r>
-        <w:t>цвета</w:t>
-      </w:r>
-    </w:p>
-    <w:p>
-      <w:pPr>
-        <w:rPr>
-          <w:lang w:val="en-US"/>
-        </w:rPr>
-      </w:pPr>
-      <w:r>
-        <w:rPr>
-          <w:lang w:val="en-US"/>
-        </w:rPr>
-        <w:t xml:space="preserve">    emit rgbChanged(m_rgb);        // </w:t>
-      </w:r>
-      <w:r>
-        <w:t>Сигнал</w:t>
-      </w:r>
-      <w:r>
-        <w:rPr>
-          <w:lang w:val="en-US"/>
-        </w:rPr>
-        <w:t xml:space="preserve"> </w:t>
-      </w:r>
-      <w:r>
-        <w:t>об</w:t>
-      </w:r>
-      <w:r>
-        <w:rPr>
-          <w:lang w:val="en-US"/>
-        </w:rPr>
-        <w:t xml:space="preserve"> </w:t>
-      </w:r>
-      <w:r>
-        <w:t>изменении</w:t>
-      </w:r>
-      <w:r>
-        <w:rPr>
-          <w:lang w:val="en-US"/>
-        </w:rPr>
-        <w:t xml:space="preserve"> RGB</w:t>
-      </w:r>
-    </w:p>
-    <w:p>
-      <w:r>
-        <w:rPr>
-          <w:lang w:val="en-US"/>
-        </w:rPr>
-        <w:t xml:space="preserve">    </w:t>
-      </w:r>
-      <w:r>
-        <w:t>emit hsvChanged(m_hsv);        // Сигнал об изменении HSV</w:t>
-      </w:r>
-    </w:p>
-    <w:p>
-      <w:r>
-        <w:t xml:space="preserve">    emit xyzChanged(m_xyz);        // Сигнал об изменении XYZ</w:t>
-      </w:r>
-    </w:p>
-    <w:p>
-      <w:r>
-        <w:t>}</w:t>
-      </w:r>
-    </w:p>
-    <w:p/>
-    <w:p/>
-    <w:p/>
-    <w:p/>
+    </w:p>
+    <w:p>
+      <w:pPr>
+        <w:rPr>
+          <w:lang w:val="en-US"/>
+        </w:rPr>
+      </w:pPr>
+    </w:p>
+    <w:p>
+      <w:pPr>
+        <w:rPr>
+          <w:lang w:val="en-US"/>
+        </w:rPr>
+      </w:pPr>
+    </w:p>
+    <w:p>
+      <w:pPr>
+        <w:rPr>
+          <w:lang w:val="en-US"/>
+        </w:rPr>
+      </w:pPr>
+    </w:p>
+    <w:p>
+      <w:pPr>
+        <w:rPr>
+          <w:lang w:val="en-US"/>
+        </w:rPr>
+      </w:pPr>
+    </w:p>
     <w:p>
       <w:pPr>
         <w:rPr>
           <w:b/>
           <w:bCs/>
+          <w:lang w:val="en-US"/>
         </w:rPr>
       </w:pPr>
       <w:r>
@@ -5627,10 +6597,54 @@
           <w:bCs/>
         </w:rPr>
         <w:lastRenderedPageBreak/>
-        <w:t>Методы анализа изображений:</w:t>
-      </w:r>
-    </w:p>
-    <w:p/>
+        <w:t>Методы</w:t>
+      </w:r>
+      <w:r>
+        <w:rPr>
+          <w:b/>
+          <w:bCs/>
+          <w:lang w:val="en-US"/>
+        </w:rPr>
+        <w:t xml:space="preserve"> </w:t>
+      </w:r>
+      <w:r>
+        <w:rPr>
+          <w:b/>
+          <w:bCs/>
+        </w:rPr>
+        <w:t>анализа</w:t>
+      </w:r>
+      <w:r>
+        <w:rPr>
+          <w:b/>
+          <w:bCs/>
+          <w:lang w:val="en-US"/>
+        </w:rPr>
+        <w:t xml:space="preserve"> </w:t>
+      </w:r>
+      <w:r>
+        <w:rPr>
+          <w:b/>
+          <w:bCs/>
+        </w:rPr>
+        <w:t>изображений</w:t>
+      </w:r>
+      <w:r>
+        <w:rPr>
+          <w:b/>
+          <w:bCs/>
+          <w:lang w:val="en-US"/>
+        </w:rPr>
+        <w:t>:</w:t>
+      </w:r>
+    </w:p>
+    <w:p>
+      <w:pPr>
+        <w:rPr>
+          <w:lang w:val="en-US"/>
+        </w:rPr>
+      </w:pPr>
+    </w:p>
     <w:p>
       <w:pPr>
         <w:ind w:left="993" w:hanging="284"/>
@@ -5642,7 +6656,65 @@
         <w:rPr>
           <w:lang w:val="en-US"/>
         </w:rPr>
-        <w:t>void ImageAnalyzer::analyzeImage(const QString &amp;filePath)</w:t>
+        <w:t xml:space="preserve">void </w:t>
+      </w:r>
+      <w:proofErr w:type="spellStart"/>
+      <w:proofErr w:type="gramStart"/>
+      <w:r>
+        <w:rPr>
+          <w:lang w:val="en-US"/>
+        </w:rPr>
+        <w:t>ImageAnalyzer</w:t>
+      </w:r>
+      <w:proofErr w:type="spellEnd"/>
+      <w:r>
+        <w:rPr>
+          <w:lang w:val="en-US"/>
+        </w:rPr>
+        <w:t>::</w:t>
+      </w:r>
+      <w:proofErr w:type="spellStart"/>
+      <w:proofErr w:type="gramEnd"/>
+      <w:r>
+        <w:rPr>
+          <w:lang w:val="en-US"/>
+        </w:rPr>
+        <w:t>analyzeImage</w:t>
+      </w:r>
+      <w:proofErr w:type="spellEnd"/>
+      <w:r>
+        <w:rPr>
+          <w:lang w:val="en-US"/>
+        </w:rPr>
+        <w:t xml:space="preserve">(const </w:t>
+      </w:r>
+      <w:proofErr w:type="spellStart"/>
+      <w:r>
+        <w:rPr>
+          <w:lang w:val="en-US"/>
+        </w:rPr>
+        <w:t>QString</w:t>
+      </w:r>
+      <w:proofErr w:type="spellEnd"/>
+      <w:r>
+        <w:rPr>
+          <w:lang w:val="en-US"/>
+        </w:rPr>
+        <w:t xml:space="preserve"> &amp;</w:t>
+      </w:r>
+      <w:proofErr w:type="spellStart"/>
+      <w:r>
+        <w:rPr>
+          <w:lang w:val="en-US"/>
+        </w:rPr>
+        <w:t>filePath</w:t>
+      </w:r>
+      <w:proofErr w:type="spellEnd"/>
+      <w:r>
+        <w:rPr>
+          <w:lang w:val="en-US"/>
+        </w:rPr>
+        <w:t>)</w:t>
       </w:r>
     </w:p>
     <w:p>
@@ -5670,7 +6742,49 @@
         <w:rPr>
           <w:lang w:val="en-US"/>
         </w:rPr>
-        <w:t xml:space="preserve">    QFileInfo fileInfo(filePath);</w:t>
+        <w:t xml:space="preserve">    </w:t>
+      </w:r>
+      <w:proofErr w:type="spellStart"/>
+      <w:r>
+        <w:rPr>
+          <w:lang w:val="en-US"/>
+        </w:rPr>
+        <w:t>QFileInfo</w:t>
+      </w:r>
+      <w:proofErr w:type="spellEnd"/>
+      <w:r>
+        <w:rPr>
+          <w:lang w:val="en-US"/>
+        </w:rPr>
+        <w:t xml:space="preserve"> </w:t>
+      </w:r>
+      <w:proofErr w:type="spellStart"/>
+      <w:r>
+        <w:rPr>
+          <w:lang w:val="en-US"/>
+        </w:rPr>
+        <w:t>fileInfo</w:t>
+      </w:r>
+      <w:proofErr w:type="spellEnd"/>
+      <w:r>
+        <w:rPr>
+          <w:lang w:val="en-US"/>
+        </w:rPr>
+        <w:t>(</w:t>
+      </w:r>
+      <w:proofErr w:type="spellStart"/>
+      <w:r>
+        <w:rPr>
+          <w:lang w:val="en-US"/>
+        </w:rPr>
+        <w:t>filePath</w:t>
+      </w:r>
+      <w:proofErr w:type="spellEnd"/>
+      <w:r>
+        <w:rPr>
+          <w:lang w:val="en-US"/>
+        </w:rPr>
+        <w:t>);</w:t>
       </w:r>
     </w:p>
     <w:p>
@@ -5684,7 +6798,49 @@
         <w:rPr>
           <w:lang w:val="en-US"/>
         </w:rPr>
-        <w:t xml:space="preserve">    QString fileName = fileInfo.fileName();</w:t>
+        <w:t xml:space="preserve">    </w:t>
+      </w:r>
+      <w:proofErr w:type="spellStart"/>
+      <w:r>
+        <w:rPr>
+          <w:lang w:val="en-US"/>
+        </w:rPr>
+        <w:t>QString</w:t>
+      </w:r>
+      <w:proofErr w:type="spellEnd"/>
+      <w:r>
+        <w:rPr>
+          <w:lang w:val="en-US"/>
+        </w:rPr>
+        <w:t xml:space="preserve"> </w:t>
+      </w:r>
+      <w:proofErr w:type="spellStart"/>
+      <w:r>
+        <w:rPr>
+          <w:lang w:val="en-US"/>
+        </w:rPr>
+        <w:t>fileName</w:t>
+      </w:r>
+      <w:proofErr w:type="spellEnd"/>
+      <w:r>
+        <w:rPr>
+          <w:lang w:val="en-US"/>
+        </w:rPr>
+        <w:t xml:space="preserve"> = </w:t>
+      </w:r>
+      <w:proofErr w:type="spellStart"/>
+      <w:r>
+        <w:rPr>
+          <w:lang w:val="en-US"/>
+        </w:rPr>
+        <w:t>fileInfo.fileName</w:t>
+      </w:r>
+      <w:proofErr w:type="spellEnd"/>
+      <w:r>
+        <w:rPr>
+          <w:lang w:val="en-US"/>
+        </w:rPr>
+        <w:t>();</w:t>
       </w:r>
     </w:p>
     <w:p>
@@ -5698,7 +6854,57 @@
         <w:rPr>
           <w:lang w:val="en-US"/>
         </w:rPr>
-        <w:t xml:space="preserve">    QString format = fileInfo.suffix().toUpper();</w:t>
+        <w:t xml:space="preserve">    </w:t>
+      </w:r>
+      <w:proofErr w:type="spellStart"/>
+      <w:r>
+        <w:rPr>
+          <w:lang w:val="en-US"/>
+        </w:rPr>
+        <w:t>QString</w:t>
+      </w:r>
+      <w:proofErr w:type="spellEnd"/>
+      <w:r>
+        <w:rPr>
+          <w:lang w:val="en-US"/>
+        </w:rPr>
+        <w:t xml:space="preserve"> format = </w:t>
+      </w:r>
+      <w:proofErr w:type="spellStart"/>
+      <w:r>
+        <w:rPr>
+          <w:lang w:val="en-US"/>
+        </w:rPr>
+        <w:t>fileInfo.suffix</w:t>
+      </w:r>
+      <w:proofErr w:type="spellEnd"/>
+      <w:r>
+        <w:rPr>
+          <w:lang w:val="en-US"/>
+        </w:rPr>
+        <w:t>(</w:t>
+      </w:r>
+      <w:proofErr w:type="gramStart"/>
+      <w:r>
+        <w:rPr>
+          <w:lang w:val="en-US"/>
+        </w:rPr>
+        <w:t>).</w:t>
+      </w:r>
+      <w:proofErr w:type="spellStart"/>
+      <w:r>
+        <w:rPr>
+          <w:lang w:val="en-US"/>
+        </w:rPr>
+        <w:t>toUpper</w:t>
+      </w:r>
+      <w:proofErr w:type="spellEnd"/>
+      <w:proofErr w:type="gramEnd"/>
+      <w:r>
+        <w:rPr>
+          <w:lang w:val="en-US"/>
+        </w:rPr>
+        <w:t>();</w:t>
       </w:r>
     </w:p>
     <w:p>
@@ -5720,7 +6926,35 @@
         <w:rPr>
           <w:lang w:val="en-US"/>
         </w:rPr>
-        <w:t xml:space="preserve">    QImageReader reader(filePath);</w:t>
+        <w:t xml:space="preserve">    </w:t>
+      </w:r>
+      <w:proofErr w:type="spellStart"/>
+      <w:r>
+        <w:rPr>
+          <w:lang w:val="en-US"/>
+        </w:rPr>
+        <w:t>QImageReader</w:t>
+      </w:r>
+      <w:proofErr w:type="spellEnd"/>
+      <w:r>
+        <w:rPr>
+          <w:lang w:val="en-US"/>
+        </w:rPr>
+        <w:t xml:space="preserve"> reader(</w:t>
+      </w:r>
+      <w:proofErr w:type="spellStart"/>
+      <w:r>
+        <w:rPr>
+          <w:lang w:val="en-US"/>
+        </w:rPr>
+        <w:t>filePath</w:t>
+      </w:r>
+      <w:proofErr w:type="spellEnd"/>
+      <w:r>
+        <w:rPr>
+          <w:lang w:val="en-US"/>
+        </w:rPr>
+        <w:t>);</w:t>
       </w:r>
     </w:p>
     <w:p>
@@ -5734,7 +6968,35 @@
         <w:rPr>
           <w:lang w:val="en-US"/>
         </w:rPr>
-        <w:t xml:space="preserve">    if (!reader.canRead()) {</w:t>
+        <w:t xml:space="preserve">    if </w:t>
+      </w:r>
+      <w:proofErr w:type="gramStart"/>
+      <w:r>
+        <w:rPr>
+          <w:lang w:val="en-US"/>
+        </w:rPr>
+        <w:t>(!</w:t>
+      </w:r>
+      <w:proofErr w:type="spellStart"/>
+      <w:r>
+        <w:rPr>
+          <w:lang w:val="en-US"/>
+        </w:rPr>
+        <w:t>reader</w:t>
+      </w:r>
+      <w:proofErr w:type="gramEnd"/>
+      <w:r>
+        <w:rPr>
+          <w:lang w:val="en-US"/>
+        </w:rPr>
+        <w:t>.canRead</w:t>
+      </w:r>
+      <w:proofErr w:type="spellEnd"/>
+      <w:r>
+        <w:rPr>
+          <w:lang w:val="en-US"/>
+        </w:rPr>
+        <w:t>()) {</w:t>
       </w:r>
     </w:p>
     <w:p>
@@ -5811,7 +7073,37 @@
         <w:rPr>
           <w:lang w:val="en-US"/>
         </w:rPr>
-        <w:t xml:space="preserve">    QSize size = reader.size();</w:t>
+        <w:t xml:space="preserve">    </w:t>
+      </w:r>
+      <w:proofErr w:type="spellStart"/>
+      <w:r>
+        <w:rPr>
+          <w:lang w:val="en-US"/>
+        </w:rPr>
+        <w:t>QSize</w:t>
+      </w:r>
+      <w:proofErr w:type="spellEnd"/>
+      <w:r>
+        <w:rPr>
+          <w:lang w:val="en-US"/>
+        </w:rPr>
+        <w:t xml:space="preserve"> size = </w:t>
+      </w:r>
+      <w:proofErr w:type="spellStart"/>
+      <w:proofErr w:type="gramStart"/>
+      <w:r>
+        <w:rPr>
+          <w:lang w:val="en-US"/>
+        </w:rPr>
+        <w:t>reader.size</w:t>
+      </w:r>
+      <w:proofErr w:type="spellEnd"/>
+      <w:proofErr w:type="gramEnd"/>
+      <w:r>
+        <w:rPr>
+          <w:lang w:val="en-US"/>
+        </w:rPr>
+        <w:t>();</w:t>
       </w:r>
     </w:p>
     <w:p>
@@ -5825,7 +7117,21 @@
         <w:rPr>
           <w:lang w:val="en-US"/>
         </w:rPr>
-        <w:t xml:space="preserve">    QImage image;</w:t>
+        <w:t xml:space="preserve">    </w:t>
+      </w:r>
+      <w:proofErr w:type="spellStart"/>
+      <w:r>
+        <w:rPr>
+          <w:lang w:val="en-US"/>
+        </w:rPr>
+        <w:t>QImage</w:t>
+      </w:r>
+      <w:proofErr w:type="spellEnd"/>
+      <w:r>
+        <w:rPr>
+          <w:lang w:val="en-US"/>
+        </w:rPr>
+        <w:t xml:space="preserve"> image;</w:t>
       </w:r>
     </w:p>
     <w:p>
@@ -5839,7 +7145,35 @@
         <w:rPr>
           <w:lang w:val="en-US"/>
         </w:rPr>
-        <w:t xml:space="preserve">    if (!reader.read(&amp;image)) {</w:t>
+        <w:t xml:space="preserve">    if </w:t>
+      </w:r>
+      <w:proofErr w:type="gramStart"/>
+      <w:r>
+        <w:rPr>
+          <w:lang w:val="en-US"/>
+        </w:rPr>
+        <w:t>(!</w:t>
+      </w:r>
+      <w:proofErr w:type="spellStart"/>
+      <w:r>
+        <w:rPr>
+          <w:lang w:val="en-US"/>
+        </w:rPr>
+        <w:t>reader</w:t>
+      </w:r>
+      <w:proofErr w:type="gramEnd"/>
+      <w:r>
+        <w:rPr>
+          <w:lang w:val="en-US"/>
+        </w:rPr>
+        <w:t>.read</w:t>
+      </w:r>
+      <w:proofErr w:type="spellEnd"/>
+      <w:r>
+        <w:rPr>
+          <w:lang w:val="en-US"/>
+        </w:rPr>
+        <w:t>(&amp;image)) {</w:t>
       </w:r>
     </w:p>
     <w:p>
@@ -5861,7 +7195,15 @@
         <w:ind w:left="993" w:hanging="284"/>
       </w:pPr>
       <w:r>
-        <w:t xml:space="preserve">        return;</w:t>
+        <w:t xml:space="preserve">        </w:t>
+      </w:r>
+      <w:proofErr w:type="spellStart"/>
+      <w:r>
+        <w:t>return</w:t>
+      </w:r>
+      <w:proofErr w:type="spellEnd"/>
+      <w:r>
+        <w:t>;</w:t>
       </w:r>
     </w:p>
     <w:p>
@@ -5894,7 +7236,37 @@
         <w:rPr>
           <w:lang w:val="en-US"/>
         </w:rPr>
-        <w:t xml:space="preserve">int dpi = (image.dotsPerMeterX() &gt; 0 &amp;&amp; image.dotsPerMeterY() &gt; 0) ? </w:t>
+        <w:t>int dpi = (</w:t>
+      </w:r>
+      <w:proofErr w:type="spellStart"/>
+      <w:proofErr w:type="gramStart"/>
+      <w:r>
+        <w:rPr>
+          <w:lang w:val="en-US"/>
+        </w:rPr>
+        <w:t>image.dotsPerMeterX</w:t>
+      </w:r>
+      <w:proofErr w:type="spellEnd"/>
+      <w:proofErr w:type="gramEnd"/>
+      <w:r>
+        <w:rPr>
+          <w:lang w:val="en-US"/>
+        </w:rPr>
+        <w:t xml:space="preserve">() &gt; 0 &amp;&amp; </w:t>
+      </w:r>
+      <w:proofErr w:type="spellStart"/>
+      <w:r>
+        <w:rPr>
+          <w:lang w:val="en-US"/>
+        </w:rPr>
+        <w:t>image.dotsPerMeterY</w:t>
+      </w:r>
+      <w:proofErr w:type="spellEnd"/>
+      <w:r>
+        <w:rPr>
+          <w:lang w:val="en-US"/>
+        </w:rPr>
+        <w:t xml:space="preserve">() &gt; 0) ? </w:t>
       </w:r>
     </w:p>
     <w:p>
@@ -5907,8 +7279,13 @@
         </w:rPr>
         <w:t xml:space="preserve">              </w:t>
       </w:r>
-      <w:r>
-        <w:t>image.dotsPerMeterX() / 39.3701 : 0;</w:t>
+      <w:proofErr w:type="spellStart"/>
+      <w:r>
+        <w:t>image.dotsPerMeterX</w:t>
+      </w:r>
+      <w:proofErr w:type="spellEnd"/>
+      <w:r>
+        <w:t>() / 39.3701 : 0;</w:t>
       </w:r>
     </w:p>
     <w:p>
@@ -5938,18 +7315,57 @@
         <w:rPr>
           <w:lang w:val="en-US"/>
         </w:rPr>
-        <w:t>int row = table-&gt;rowCount();</w:t>
+        <w:t>int row = table-&gt;</w:t>
+      </w:r>
+      <w:proofErr w:type="spellStart"/>
+      <w:proofErr w:type="gramStart"/>
+      <w:r>
+        <w:rPr>
+          <w:lang w:val="en-US"/>
+        </w:rPr>
+        <w:t>rowCount</w:t>
+      </w:r>
+      <w:proofErr w:type="spellEnd"/>
+      <w:r>
+        <w:rPr>
+          <w:lang w:val="en-US"/>
+        </w:rPr>
+        <w:t>(</w:t>
+      </w:r>
+      <w:proofErr w:type="gramEnd"/>
+      <w:r>
+        <w:rPr>
+          <w:lang w:val="en-US"/>
+        </w:rPr>
+        <w:t>);</w:t>
       </w:r>
     </w:p>
     <w:p>
       <w:pPr>
         <w:ind w:left="993" w:hanging="284"/>
-      </w:pPr>
-      <w:r>
-        <w:rPr>
-          <w:lang w:val="en-US"/>
-        </w:rPr>
-        <w:t xml:space="preserve">    table-&gt;insertRow(row)</w:t>
+        <w:rPr>
+          <w:lang w:val="en-US"/>
+        </w:rPr>
+      </w:pPr>
+      <w:r>
+        <w:rPr>
+          <w:lang w:val="en-US"/>
+        </w:rPr>
+        <w:t xml:space="preserve">    table-&gt;</w:t>
+      </w:r>
+      <w:proofErr w:type="spellStart"/>
+      <w:r>
+        <w:rPr>
+          <w:lang w:val="en-US"/>
+        </w:rPr>
+        <w:t>insertRow</w:t>
+      </w:r>
+      <w:proofErr w:type="spellEnd"/>
+      <w:r>
+        <w:rPr>
+          <w:lang w:val="en-US"/>
+        </w:rPr>
+        <w:t>(row)</w:t>
       </w:r>
       <w:r>
         <w:rPr>
@@ -5969,7 +7385,57 @@
         <w:rPr>
           <w:lang w:val="en-US"/>
         </w:rPr>
-        <w:t xml:space="preserve">    table-&gt;setItem(row, 0, new QTableWidgetItem(fileName));</w:t>
+        <w:t xml:space="preserve">    table-&gt;</w:t>
+      </w:r>
+      <w:proofErr w:type="spellStart"/>
+      <w:proofErr w:type="gramStart"/>
+      <w:r>
+        <w:rPr>
+          <w:lang w:val="en-US"/>
+        </w:rPr>
+        <w:t>setItem</w:t>
+      </w:r>
+      <w:proofErr w:type="spellEnd"/>
+      <w:r>
+        <w:rPr>
+          <w:lang w:val="en-US"/>
+        </w:rPr>
+        <w:t>(</w:t>
+      </w:r>
+      <w:proofErr w:type="gramEnd"/>
+      <w:r>
+        <w:rPr>
+          <w:lang w:val="en-US"/>
+        </w:rPr>
+        <w:t xml:space="preserve">row, 0, new </w:t>
+      </w:r>
+      <w:proofErr w:type="spellStart"/>
+      <w:r>
+        <w:rPr>
+          <w:lang w:val="en-US"/>
+        </w:rPr>
+        <w:t>QTableWidgetItem</w:t>
+      </w:r>
+      <w:proofErr w:type="spellEnd"/>
+      <w:r>
+        <w:rPr>
+          <w:lang w:val="en-US"/>
+        </w:rPr>
+        <w:t>(</w:t>
+      </w:r>
+      <w:proofErr w:type="spellStart"/>
+      <w:r>
+        <w:rPr>
+          <w:lang w:val="en-US"/>
+        </w:rPr>
+        <w:t>fileName</w:t>
+      </w:r>
+      <w:proofErr w:type="spellEnd"/>
+      <w:r>
+        <w:rPr>
+          <w:lang w:val="en-US"/>
+        </w:rPr>
+        <w:t>));</w:t>
       </w:r>
     </w:p>
     <w:p>
@@ -5983,7 +7449,113 @@
         <w:rPr>
           <w:lang w:val="en-US"/>
         </w:rPr>
-        <w:t xml:space="preserve">    table-&gt;setItem(row, 1, new QTableWidgetItem(QString("%1 x %2").arg(size.width()).arg(size.height())));</w:t>
+        <w:t xml:space="preserve">    table-&gt;</w:t>
+      </w:r>
+      <w:proofErr w:type="spellStart"/>
+      <w:proofErr w:type="gramStart"/>
+      <w:r>
+        <w:rPr>
+          <w:lang w:val="en-US"/>
+        </w:rPr>
+        <w:t>setItem</w:t>
+      </w:r>
+      <w:proofErr w:type="spellEnd"/>
+      <w:r>
+        <w:rPr>
+          <w:lang w:val="en-US"/>
+        </w:rPr>
+        <w:t>(</w:t>
+      </w:r>
+      <w:proofErr w:type="gramEnd"/>
+      <w:r>
+        <w:rPr>
+          <w:lang w:val="en-US"/>
+        </w:rPr>
+        <w:t xml:space="preserve">row, 1, new </w:t>
+      </w:r>
+      <w:proofErr w:type="spellStart"/>
+      <w:r>
+        <w:rPr>
+          <w:lang w:val="en-US"/>
+        </w:rPr>
+        <w:t>QTableWidgetItem</w:t>
+      </w:r>
+      <w:proofErr w:type="spellEnd"/>
+      <w:r>
+        <w:rPr>
+          <w:lang w:val="en-US"/>
+        </w:rPr>
+        <w:t>(</w:t>
+      </w:r>
+      <w:proofErr w:type="spellStart"/>
+      <w:r>
+        <w:rPr>
+          <w:lang w:val="en-US"/>
+        </w:rPr>
+        <w:t>QString</w:t>
+      </w:r>
+      <w:proofErr w:type="spellEnd"/>
+      <w:r>
+        <w:rPr>
+          <w:lang w:val="en-US"/>
+        </w:rPr>
+        <w:t>("%1 x %2").</w:t>
+      </w:r>
+      <w:proofErr w:type="spellStart"/>
+      <w:r>
+        <w:rPr>
+          <w:lang w:val="en-US"/>
+        </w:rPr>
+        <w:t>arg</w:t>
+      </w:r>
+      <w:proofErr w:type="spellEnd"/>
+      <w:r>
+        <w:rPr>
+          <w:lang w:val="en-US"/>
+        </w:rPr>
+        <w:t>(</w:t>
+      </w:r>
+      <w:proofErr w:type="spellStart"/>
+      <w:r>
+        <w:rPr>
+          <w:lang w:val="en-US"/>
+        </w:rPr>
+        <w:t>size.width</w:t>
+      </w:r>
+      <w:proofErr w:type="spellEnd"/>
+      <w:r>
+        <w:rPr>
+          <w:lang w:val="en-US"/>
+        </w:rPr>
+        <w:t>()).</w:t>
+      </w:r>
+      <w:proofErr w:type="spellStart"/>
+      <w:r>
+        <w:rPr>
+          <w:lang w:val="en-US"/>
+        </w:rPr>
+        <w:t>arg</w:t>
+      </w:r>
+      <w:proofErr w:type="spellEnd"/>
+      <w:r>
+        <w:rPr>
+          <w:lang w:val="en-US"/>
+        </w:rPr>
+        <w:t>(</w:t>
+      </w:r>
+      <w:proofErr w:type="spellStart"/>
+      <w:r>
+        <w:rPr>
+          <w:lang w:val="en-US"/>
+        </w:rPr>
+        <w:t>size.height</w:t>
+      </w:r>
+      <w:proofErr w:type="spellEnd"/>
+      <w:r>
+        <w:rPr>
+          <w:lang w:val="en-US"/>
+        </w:rPr>
+        <w:t>())));</w:t>
       </w:r>
     </w:p>
     <w:p>
@@ -5997,7 +7569,71 @@
         <w:rPr>
           <w:lang w:val="en-US"/>
         </w:rPr>
-        <w:t xml:space="preserve">    table-&gt;setItem(row, 2, new QTableWidgetItem(QString("%1").arg(dpi)));</w:t>
+        <w:t xml:space="preserve">    table-&gt;</w:t>
+      </w:r>
+      <w:proofErr w:type="spellStart"/>
+      <w:proofErr w:type="gramStart"/>
+      <w:r>
+        <w:rPr>
+          <w:lang w:val="en-US"/>
+        </w:rPr>
+        <w:t>setItem</w:t>
+      </w:r>
+      <w:proofErr w:type="spellEnd"/>
+      <w:r>
+        <w:rPr>
+          <w:lang w:val="en-US"/>
+        </w:rPr>
+        <w:t>(</w:t>
+      </w:r>
+      <w:proofErr w:type="gramEnd"/>
+      <w:r>
+        <w:rPr>
+          <w:lang w:val="en-US"/>
+        </w:rPr>
+        <w:t xml:space="preserve">row, 2, new </w:t>
+      </w:r>
+      <w:proofErr w:type="spellStart"/>
+      <w:r>
+        <w:rPr>
+          <w:lang w:val="en-US"/>
+        </w:rPr>
+        <w:t>QTableWidgetItem</w:t>
+      </w:r>
+      <w:proofErr w:type="spellEnd"/>
+      <w:r>
+        <w:rPr>
+          <w:lang w:val="en-US"/>
+        </w:rPr>
+        <w:t>(</w:t>
+      </w:r>
+      <w:proofErr w:type="spellStart"/>
+      <w:r>
+        <w:rPr>
+          <w:lang w:val="en-US"/>
+        </w:rPr>
+        <w:t>QString</w:t>
+      </w:r>
+      <w:proofErr w:type="spellEnd"/>
+      <w:r>
+        <w:rPr>
+          <w:lang w:val="en-US"/>
+        </w:rPr>
+        <w:t>("%1").</w:t>
+      </w:r>
+      <w:proofErr w:type="spellStart"/>
+      <w:r>
+        <w:rPr>
+          <w:lang w:val="en-US"/>
+        </w:rPr>
+        <w:t>arg</w:t>
+      </w:r>
+      <w:proofErr w:type="spellEnd"/>
+      <w:r>
+        <w:rPr>
+          <w:lang w:val="en-US"/>
+        </w:rPr>
+        <w:t>(dpi)));</w:t>
       </w:r>
     </w:p>
     <w:p>
@@ -6011,7 +7647,57 @@
         <w:rPr>
           <w:lang w:val="en-US"/>
         </w:rPr>
-        <w:t xml:space="preserve">    table-&gt;setItem(row, 3, new QTableWidgetItem(getColorDepthInfo(image, format)));</w:t>
+        <w:t xml:space="preserve">    table-&gt;</w:t>
+      </w:r>
+      <w:proofErr w:type="spellStart"/>
+      <w:proofErr w:type="gramStart"/>
+      <w:r>
+        <w:rPr>
+          <w:lang w:val="en-US"/>
+        </w:rPr>
+        <w:t>setItem</w:t>
+      </w:r>
+      <w:proofErr w:type="spellEnd"/>
+      <w:r>
+        <w:rPr>
+          <w:lang w:val="en-US"/>
+        </w:rPr>
+        <w:t>(</w:t>
+      </w:r>
+      <w:proofErr w:type="gramEnd"/>
+      <w:r>
+        <w:rPr>
+          <w:lang w:val="en-US"/>
+        </w:rPr>
+        <w:t xml:space="preserve">row, 3, new </w:t>
+      </w:r>
+      <w:proofErr w:type="spellStart"/>
+      <w:r>
+        <w:rPr>
+          <w:lang w:val="en-US"/>
+        </w:rPr>
+        <w:t>QTableWidgetItem</w:t>
+      </w:r>
+      <w:proofErr w:type="spellEnd"/>
+      <w:r>
+        <w:rPr>
+          <w:lang w:val="en-US"/>
+        </w:rPr>
+        <w:t>(</w:t>
+      </w:r>
+      <w:proofErr w:type="spellStart"/>
+      <w:r>
+        <w:rPr>
+          <w:lang w:val="en-US"/>
+        </w:rPr>
+        <w:t>getColorDepthInfo</w:t>
+      </w:r>
+      <w:proofErr w:type="spellEnd"/>
+      <w:r>
+        <w:rPr>
+          <w:lang w:val="en-US"/>
+        </w:rPr>
+        <w:t>(image, format)));</w:t>
       </w:r>
     </w:p>
     <w:p>
@@ -6025,7 +7711,57 @@
         <w:rPr>
           <w:lang w:val="en-US"/>
         </w:rPr>
-        <w:t xml:space="preserve">    table-&gt;setItem(row, 4, new QTableWidgetItem(getCompressionInfo(format)));</w:t>
+        <w:t xml:space="preserve">    table-&gt;</w:t>
+      </w:r>
+      <w:proofErr w:type="spellStart"/>
+      <w:proofErr w:type="gramStart"/>
+      <w:r>
+        <w:rPr>
+          <w:lang w:val="en-US"/>
+        </w:rPr>
+        <w:t>setItem</w:t>
+      </w:r>
+      <w:proofErr w:type="spellEnd"/>
+      <w:r>
+        <w:rPr>
+          <w:lang w:val="en-US"/>
+        </w:rPr>
+        <w:t>(</w:t>
+      </w:r>
+      <w:proofErr w:type="gramEnd"/>
+      <w:r>
+        <w:rPr>
+          <w:lang w:val="en-US"/>
+        </w:rPr>
+        <w:t xml:space="preserve">row, 4, new </w:t>
+      </w:r>
+      <w:proofErr w:type="spellStart"/>
+      <w:r>
+        <w:rPr>
+          <w:lang w:val="en-US"/>
+        </w:rPr>
+        <w:t>QTableWidgetItem</w:t>
+      </w:r>
+      <w:proofErr w:type="spellEnd"/>
+      <w:r>
+        <w:rPr>
+          <w:lang w:val="en-US"/>
+        </w:rPr>
+        <w:t>(</w:t>
+      </w:r>
+      <w:proofErr w:type="spellStart"/>
+      <w:r>
+        <w:rPr>
+          <w:lang w:val="en-US"/>
+        </w:rPr>
+        <w:t>getCompressionInfo</w:t>
+      </w:r>
+      <w:proofErr w:type="spellEnd"/>
+      <w:r>
+        <w:rPr>
+          <w:lang w:val="en-US"/>
+        </w:rPr>
+        <w:t>(format)));</w:t>
       </w:r>
     </w:p>
     <w:p>
@@ -6039,7 +7775,71 @@
         <w:rPr>
           <w:lang w:val="en-US"/>
         </w:rPr>
-        <w:t xml:space="preserve">    table-&gt;setItem(row, 5, new QTableWidgetItem(getExtraInfo(reader, image, format, fileInfo.size())));</w:t>
+        <w:t xml:space="preserve">    table-&gt;</w:t>
+      </w:r>
+      <w:proofErr w:type="spellStart"/>
+      <w:proofErr w:type="gramStart"/>
+      <w:r>
+        <w:rPr>
+          <w:lang w:val="en-US"/>
+        </w:rPr>
+        <w:t>setItem</w:t>
+      </w:r>
+      <w:proofErr w:type="spellEnd"/>
+      <w:r>
+        <w:rPr>
+          <w:lang w:val="en-US"/>
+        </w:rPr>
+        <w:t>(</w:t>
+      </w:r>
+      <w:proofErr w:type="gramEnd"/>
+      <w:r>
+        <w:rPr>
+          <w:lang w:val="en-US"/>
+        </w:rPr>
+        <w:t xml:space="preserve">row, 5, new </w:t>
+      </w:r>
+      <w:proofErr w:type="spellStart"/>
+      <w:r>
+        <w:rPr>
+          <w:lang w:val="en-US"/>
+        </w:rPr>
+        <w:t>QTableWidgetItem</w:t>
+      </w:r>
+      <w:proofErr w:type="spellEnd"/>
+      <w:r>
+        <w:rPr>
+          <w:lang w:val="en-US"/>
+        </w:rPr>
+        <w:t>(</w:t>
+      </w:r>
+      <w:proofErr w:type="spellStart"/>
+      <w:r>
+        <w:rPr>
+          <w:lang w:val="en-US"/>
+        </w:rPr>
+        <w:t>getExtraInfo</w:t>
+      </w:r>
+      <w:proofErr w:type="spellEnd"/>
+      <w:r>
+        <w:rPr>
+          <w:lang w:val="en-US"/>
+        </w:rPr>
+        <w:t xml:space="preserve">(reader, image, format, </w:t>
+      </w:r>
+      <w:proofErr w:type="spellStart"/>
+      <w:r>
+        <w:rPr>
+          <w:lang w:val="en-US"/>
+        </w:rPr>
+        <w:t>fileInfo.size</w:t>
+      </w:r>
+      <w:proofErr w:type="spellEnd"/>
+      <w:r>
+        <w:rPr>
+          <w:lang w:val="en-US"/>
+        </w:rPr>
+        <w:t>())));</w:t>
       </w:r>
     </w:p>
     <w:p>
@@ -6058,9 +7858,9 @@
     </w:p>
     <w:p/>
     <w:sectPr>
-      <w:footerReference w:type="even" r:id="rId5"/>
-      <w:footerReference w:type="default" r:id="rId6"/>
-      <w:footerReference w:type="first" r:id="rId7"/>
+      <w:footerReference w:type="even" r:id="rId7"/>
+      <w:footerReference w:type="default" r:id="rId8"/>
+      <w:footerReference w:type="first" r:id="rId9"/>
       <w:pgSz w:w="11906" w:h="16838"/>
       <w:pgMar w:top="1134" w:right="567" w:bottom="1134" w:left="1701" w:header="0" w:footer="709" w:gutter="0"/>
       <w:cols w:space="720"/>
@@ -6070,6 +7870,31 @@
     </w:sectPr>
   </w:body>
 </w:document>
+</file>
+
+<file path=word/endnotes.xml><?xml version="1.0" encoding="utf-8"?>
+<w:endnotes xmlns:wpc="http://schemas.microsoft.com/office/word/2010/wordprocessingCanvas" xmlns:cx="http://schemas.microsoft.com/office/drawing/2014/chartex" xmlns:cx1="http://schemas.microsoft.com/office/drawing/2015/9/8/chartex" xmlns:cx2="http://schemas.microsoft.com/office/drawing/2015/10/21/chartex" xmlns:cx3="http://schemas.microsoft.com/office/drawing/2016/5/9/chartex" xmlns:cx4="http://schemas.microsoft.com/office/drawing/2016/5/10/chartex" xmlns:cx5="http://schemas.microsoft.com/office/drawing/2016/5/11/chartex" xmlns:cx6="http://schemas.microsoft.com/office/drawing/2016/5/12/chartex" xmlns:cx7="http://schemas.microsoft.com/office/drawing/2016/5/13/chartex" xmlns:cx8="http://schemas.microsoft.com/office/drawing/2016/5/14/chartex" xmlns:mc="http://schemas.openxmlformats.org/markup-compatibility/2006" xmlns:aink="http://schemas.microsoft.com/office/drawing/2016/ink" xmlns:am3d="http://schemas.microsoft.com/office/drawing/2017/model3d" xmlns:o="urn:schemas-microsoft-com:office:office" xmlns:r="http://schemas.openxmlformats.org/officeDocument/2006/relationships" xmlns:m="http://schemas.openxmlformats.org/officeDocument/2006/math" xmlns:v="urn:schemas-microsoft-com:vml" xmlns:wp14="http://schemas.microsoft.com/office/word/2010/wordprocessingDrawing" xmlns:wp="http://schemas.openxmlformats.org/drawingml/2006/wordprocessingDrawing" xmlns:w10="urn:schemas-microsoft-com:office:word" xmlns:w="http://schemas.openxmlformats.org/wordprocessingml/2006/main" xmlns:w14="http://schemas.microsoft.com/office/word/2010/wordml" xmlns:w15="http://schemas.microsoft.com/office/word/2012/wordml" xmlns:w16cex="http://schemas.microsoft.com/office/word/2018/wordml/cex" xmlns:w16cid="http://schemas.microsoft.com/office/word/2016/wordml/cid" xmlns:w16="http://schemas.microsoft.com/office/word/2018/wordml" xmlns:w16sdtdh="http://schemas.microsoft.com/office/word/2020/wordml/sdtdatahash" xmlns:w16se="http://schemas.microsoft.com/office/word/2015/wordml/symex" xmlns:wpg="http://schemas.microsoft.com/office/word/2010/wordprocessingGroup" xmlns:wpi="http://schemas.microsoft.com/office/word/2010/wordprocessingInk" xmlns:wne="http://schemas.microsoft.com/office/word/2006/wordml" xmlns:wps="http://schemas.microsoft.com/office/word/2010/wordprocessingShape" mc:Ignorable="w14 w15 w16se w16cid w16 w16cex w16sdtdh wp14">
+  <w:endnote w:type="separator" w:id="-1">
+    <w:p>
+      <w:pPr>
+        <w:spacing w:line="240" w:lineRule="auto"/>
+      </w:pPr>
+      <w:r>
+        <w:separator/>
+      </w:r>
+    </w:p>
+  </w:endnote>
+  <w:endnote w:type="continuationSeparator" w:id="0">
+    <w:p>
+      <w:pPr>
+        <w:spacing w:line="240" w:lineRule="auto"/>
+      </w:pPr>
+      <w:r>
+        <w:continuationSeparator/>
+      </w:r>
+    </w:p>
+  </w:endnote>
+</w:endnotes>
 </file>
 
 <file path=word/footer1.xml><?xml version="1.0" encoding="utf-8"?>
@@ -6135,6 +7960,31 @@
 </w:ftr>
 </file>
 
+<file path=word/footnotes.xml><?xml version="1.0" encoding="utf-8"?>
+<w:footnotes xmlns:wpc="http://schemas.microsoft.com/office/word/2010/wordprocessingCanvas" xmlns:cx="http://schemas.microsoft.com/office/drawing/2014/chartex" xmlns:cx1="http://schemas.microsoft.com/office/drawing/2015/9/8/chartex" xmlns:cx2="http://schemas.microsoft.com/office/drawing/2015/10/21/chartex" xmlns:cx3="http://schemas.microsoft.com/office/drawing/2016/5/9/chartex" xmlns:cx4="http://schemas.microsoft.com/office/drawing/2016/5/10/chartex" xmlns:cx5="http://schemas.microsoft.com/office/drawing/2016/5/11/chartex" xmlns:cx6="http://schemas.microsoft.com/office/drawing/2016/5/12/chartex" xmlns:cx7="http://schemas.microsoft.com/office/drawing/2016/5/13/chartex" xmlns:cx8="http://schemas.microsoft.com/office/drawing/2016/5/14/chartex" xmlns:mc="http://schemas.openxmlformats.org/markup-compatibility/2006" xmlns:aink="http://schemas.microsoft.com/office/drawing/2016/ink" xmlns:am3d="http://schemas.microsoft.com/office/drawing/2017/model3d" xmlns:o="urn:schemas-microsoft-com:office:office" xmlns:r="http://schemas.openxmlformats.org/officeDocument/2006/relationships" xmlns:m="http://schemas.openxmlformats.org/officeDocument/2006/math" xmlns:v="urn:schemas-microsoft-com:vml" xmlns:wp14="http://schemas.microsoft.com/office/word/2010/wordprocessingDrawing" xmlns:wp="http://schemas.openxmlformats.org/drawingml/2006/wordprocessingDrawing" xmlns:w10="urn:schemas-microsoft-com:office:word" xmlns:w="http://schemas.openxmlformats.org/wordprocessingml/2006/main" xmlns:w14="http://schemas.microsoft.com/office/word/2010/wordml" xmlns:w15="http://schemas.microsoft.com/office/word/2012/wordml" xmlns:w16cex="http://schemas.microsoft.com/office/word/2018/wordml/cex" xmlns:w16cid="http://schemas.microsoft.com/office/word/2016/wordml/cid" xmlns:w16="http://schemas.microsoft.com/office/word/2018/wordml" xmlns:w16sdtdh="http://schemas.microsoft.com/office/word/2020/wordml/sdtdatahash" xmlns:w16se="http://schemas.microsoft.com/office/word/2015/wordml/symex" xmlns:wpg="http://schemas.microsoft.com/office/word/2010/wordprocessingGroup" xmlns:wpi="http://schemas.microsoft.com/office/word/2010/wordprocessingInk" xmlns:wne="http://schemas.microsoft.com/office/word/2006/wordml" xmlns:wps="http://schemas.microsoft.com/office/word/2010/wordprocessingShape" mc:Ignorable="w14 w15 w16se w16cid w16 w16cex w16sdtdh wp14">
+  <w:footnote w:type="separator" w:id="-1">
+    <w:p>
+      <w:pPr>
+        <w:spacing w:line="240" w:lineRule="auto"/>
+      </w:pPr>
+      <w:r>
+        <w:separator/>
+      </w:r>
+    </w:p>
+  </w:footnote>
+  <w:footnote w:type="continuationSeparator" w:id="0">
+    <w:p>
+      <w:pPr>
+        <w:spacing w:line="240" w:lineRule="auto"/>
+      </w:pPr>
+      <w:r>
+        <w:continuationSeparator/>
+      </w:r>
+    </w:p>
+  </w:footnote>
+</w:footnotes>
+</file>
+
 <file path=word/numbering.xml><?xml version="1.0" encoding="utf-8"?>
 <w:numbering xmlns:wpc="http://schemas.microsoft.com/office/word/2010/wordprocessingCanvas" xmlns:cx="http://schemas.microsoft.com/office/drawing/2014/chartex" xmlns:cx1="http://schemas.microsoft.com/office/drawing/2015/9/8/chartex" xmlns:cx2="http://schemas.microsoft.com/office/drawing/2015/10/21/chartex" xmlns:cx3="http://schemas.microsoft.com/office/drawing/2016/5/9/chartex" xmlns:cx4="http://schemas.microsoft.com/office/drawing/2016/5/10/chartex" xmlns:cx5="http://schemas.microsoft.com/office/drawing/2016/5/11/chartex" xmlns:cx6="http://schemas.microsoft.com/office/drawing/2016/5/12/chartex" xmlns:cx7="http://schemas.microsoft.com/office/drawing/2016/5/13/chartex" xmlns:cx8="http://schemas.microsoft.com/office/drawing/2016/5/14/chartex" xmlns:mc="http://schemas.openxmlformats.org/markup-compatibility/2006" xmlns:aink="http://schemas.microsoft.com/office/drawing/2016/ink" xmlns:am3d="http://schemas.microsoft.com/office/drawing/2017/model3d" xmlns:o="urn:schemas-microsoft-com:office:office" xmlns:r="http://schemas.openxmlformats.org/officeDocument/2006/relationships" xmlns:m="http://schemas.openxmlformats.org/officeDocument/2006/math" xmlns:v="urn:schemas-microsoft-com:vml" xmlns:wp14="http://schemas.microsoft.com/office/word/2010/wordprocessingDrawing" xmlns:wp="http://schemas.openxmlformats.org/drawingml/2006/wordprocessingDrawing" xmlns:w10="urn:schemas-microsoft-com:office:word" xmlns:w="http://schemas.openxmlformats.org/wordprocessingml/2006/main" xmlns:w14="http://schemas.microsoft.com/office/word/2010/wordml" xmlns:w15="http://schemas.microsoft.com/office/word/2012/wordml" xmlns:w16cex="http://schemas.microsoft.com/office/word/2018/wordml/cex" xmlns:w16cid="http://schemas.microsoft.com/office/word/2016/wordml/cid" xmlns:w16="http://schemas.microsoft.com/office/word/2018/wordml" xmlns:w16sdtdh="http://schemas.microsoft.com/office/word/2020/wordml/sdtdatahash" xmlns:w16se="http://schemas.microsoft.com/office/word/2015/wordml/symex" xmlns:wpg="http://schemas.microsoft.com/office/word/2010/wordprocessingGroup" xmlns:wpi="http://schemas.microsoft.com/office/word/2010/wordprocessingInk" xmlns:wne="http://schemas.microsoft.com/office/word/2006/wordml" xmlns:wps="http://schemas.microsoft.com/office/word/2010/wordprocessingShape" mc:Ignorable="w14 w15 w16se w16cid w16 w16cex w16sdtdh wp14">
   <w:abstractNum w:abstractNumId="0" w15:restartNumberingAfterBreak="0">
@@ -7186,6 +9036,119 @@
     </w:lvl>
   </w:abstractNum>
   <w:abstractNum w:abstractNumId="8" w15:restartNumberingAfterBreak="0">
+    <w:nsid w:val="1AFB559A"/>
+    <w:multiLevelType w:val="hybridMultilevel"/>
+    <w:tmpl w:val="160AC94A"/>
+    <w:lvl w:ilvl="0" w:tplc="04190001">
+      <w:start w:val="1"/>
+      <w:numFmt w:val="bullet"/>
+      <w:lvlText w:val=""/>
+      <w:lvlJc w:val="left"/>
+      <w:pPr>
+        <w:ind w:left="720" w:hanging="360"/>
+      </w:pPr>
+      <w:rPr>
+        <w:rFonts w:ascii="Symbol" w:hAnsi="Symbol" w:hint="default"/>
+      </w:rPr>
+    </w:lvl>
+    <w:lvl w:ilvl="1" w:tplc="04190003">
+      <w:start w:val="1"/>
+      <w:numFmt w:val="bullet"/>
+      <w:lvlText w:val="o"/>
+      <w:lvlJc w:val="left"/>
+      <w:pPr>
+        <w:ind w:left="1440" w:hanging="360"/>
+      </w:pPr>
+      <w:rPr>
+        <w:rFonts w:ascii="Courier New" w:hAnsi="Courier New" w:cs="Courier New" w:hint="default"/>
+      </w:rPr>
+    </w:lvl>
+    <w:lvl w:ilvl="2" w:tplc="04190005">
+      <w:start w:val="1"/>
+      <w:numFmt w:val="bullet"/>
+      <w:lvlText w:val=""/>
+      <w:lvlJc w:val="left"/>
+      <w:pPr>
+        <w:ind w:left="2160" w:hanging="360"/>
+      </w:pPr>
+      <w:rPr>
+        <w:rFonts w:ascii="Wingdings" w:hAnsi="Wingdings" w:hint="default"/>
+      </w:rPr>
+    </w:lvl>
+    <w:lvl w:ilvl="3" w:tplc="04190001" w:tentative="1">
+      <w:start w:val="1"/>
+      <w:numFmt w:val="bullet"/>
+      <w:lvlText w:val=""/>
+      <w:lvlJc w:val="left"/>
+      <w:pPr>
+        <w:ind w:left="2880" w:hanging="360"/>
+      </w:pPr>
+      <w:rPr>
+        <w:rFonts w:ascii="Symbol" w:hAnsi="Symbol" w:hint="default"/>
+      </w:rPr>
+    </w:lvl>
+    <w:lvl w:ilvl="4" w:tplc="04190003" w:tentative="1">
+      <w:start w:val="1"/>
+      <w:numFmt w:val="bullet"/>
+      <w:lvlText w:val="o"/>
+      <w:lvlJc w:val="left"/>
+      <w:pPr>
+        <w:ind w:left="3600" w:hanging="360"/>
+      </w:pPr>
+      <w:rPr>
+        <w:rFonts w:ascii="Courier New" w:hAnsi="Courier New" w:cs="Courier New" w:hint="default"/>
+      </w:rPr>
+    </w:lvl>
+    <w:lvl w:ilvl="5" w:tplc="04190005" w:tentative="1">
+      <w:start w:val="1"/>
+      <w:numFmt w:val="bullet"/>
+      <w:lvlText w:val=""/>
+      <w:lvlJc w:val="left"/>
+      <w:pPr>
+        <w:ind w:left="4320" w:hanging="360"/>
+      </w:pPr>
+      <w:rPr>
+        <w:rFonts w:ascii="Wingdings" w:hAnsi="Wingdings" w:hint="default"/>
+      </w:rPr>
+    </w:lvl>
+    <w:lvl w:ilvl="6" w:tplc="04190001" w:tentative="1">
+      <w:start w:val="1"/>
+      <w:numFmt w:val="bullet"/>
+      <w:lvlText w:val=""/>
+      <w:lvlJc w:val="left"/>
+      <w:pPr>
+        <w:ind w:left="5040" w:hanging="360"/>
+      </w:pPr>
+      <w:rPr>
+        <w:rFonts w:ascii="Symbol" w:hAnsi="Symbol" w:hint="default"/>
+      </w:rPr>
+    </w:lvl>
+    <w:lvl w:ilvl="7" w:tplc="04190003" w:tentative="1">
+      <w:start w:val="1"/>
+      <w:numFmt w:val="bullet"/>
+      <w:lvlText w:val="o"/>
+      <w:lvlJc w:val="left"/>
+      <w:pPr>
+        <w:ind w:left="5760" w:hanging="360"/>
+      </w:pPr>
+      <w:rPr>
+        <w:rFonts w:ascii="Courier New" w:hAnsi="Courier New" w:cs="Courier New" w:hint="default"/>
+      </w:rPr>
+    </w:lvl>
+    <w:lvl w:ilvl="8" w:tplc="04190005" w:tentative="1">
+      <w:start w:val="1"/>
+      <w:numFmt w:val="bullet"/>
+      <w:lvlText w:val=""/>
+      <w:lvlJc w:val="left"/>
+      <w:pPr>
+        <w:ind w:left="6480" w:hanging="360"/>
+      </w:pPr>
+      <w:rPr>
+        <w:rFonts w:ascii="Wingdings" w:hAnsi="Wingdings" w:hint="default"/>
+      </w:rPr>
+    </w:lvl>
+  </w:abstractNum>
+  <w:abstractNum w:abstractNumId="9" w15:restartNumberingAfterBreak="0">
     <w:nsid w:val="1D9C1854"/>
     <w:multiLevelType w:val="multilevel"/>
     <w:tmpl w:val="E3026D48"/>
@@ -7334,7 +9297,7 @@
       </w:rPr>
     </w:lvl>
   </w:abstractNum>
-  <w:abstractNum w:abstractNumId="9" w15:restartNumberingAfterBreak="0">
+  <w:abstractNum w:abstractNumId="10" w15:restartNumberingAfterBreak="0">
     <w:nsid w:val="21FB5C69"/>
     <w:multiLevelType w:val="hybridMultilevel"/>
     <w:tmpl w:val="02863000"/>
@@ -7447,7 +9410,7 @@
       </w:rPr>
     </w:lvl>
   </w:abstractNum>
-  <w:abstractNum w:abstractNumId="10" w15:restartNumberingAfterBreak="0">
+  <w:abstractNum w:abstractNumId="11" w15:restartNumberingAfterBreak="0">
     <w:nsid w:val="2365225E"/>
     <w:multiLevelType w:val="hybridMultilevel"/>
     <w:tmpl w:val="403E074C"/>
@@ -7560,7 +9523,7 @@
       </w:rPr>
     </w:lvl>
   </w:abstractNum>
-  <w:abstractNum w:abstractNumId="11" w15:restartNumberingAfterBreak="0">
+  <w:abstractNum w:abstractNumId="12" w15:restartNumberingAfterBreak="0">
     <w:nsid w:val="23A76399"/>
     <w:multiLevelType w:val="multilevel"/>
     <w:tmpl w:val="E3026D48"/>
@@ -7709,7 +9672,7 @@
       </w:rPr>
     </w:lvl>
   </w:abstractNum>
-  <w:abstractNum w:abstractNumId="12" w15:restartNumberingAfterBreak="0">
+  <w:abstractNum w:abstractNumId="13" w15:restartNumberingAfterBreak="0">
     <w:nsid w:val="269A2363"/>
     <w:multiLevelType w:val="hybridMultilevel"/>
     <w:tmpl w:val="DE5E6BEE"/>
@@ -7822,7 +9785,7 @@
       </w:rPr>
     </w:lvl>
   </w:abstractNum>
-  <w:abstractNum w:abstractNumId="13" w15:restartNumberingAfterBreak="0">
+  <w:abstractNum w:abstractNumId="14" w15:restartNumberingAfterBreak="0">
     <w:nsid w:val="2D246FBE"/>
     <w:multiLevelType w:val="multilevel"/>
     <w:tmpl w:val="E3026D48"/>
@@ -7971,7 +9934,7 @@
       </w:rPr>
     </w:lvl>
   </w:abstractNum>
-  <w:abstractNum w:abstractNumId="14" w15:restartNumberingAfterBreak="0">
+  <w:abstractNum w:abstractNumId="15" w15:restartNumberingAfterBreak="0">
     <w:nsid w:val="2FA17E64"/>
     <w:multiLevelType w:val="multilevel"/>
     <w:tmpl w:val="E3026D48"/>
@@ -8120,7 +10083,7 @@
       </w:rPr>
     </w:lvl>
   </w:abstractNum>
-  <w:abstractNum w:abstractNumId="15" w15:restartNumberingAfterBreak="0">
+  <w:abstractNum w:abstractNumId="16" w15:restartNumberingAfterBreak="0">
     <w:nsid w:val="30526522"/>
     <w:multiLevelType w:val="multilevel"/>
     <w:tmpl w:val="E3026D48"/>
@@ -8269,7 +10232,7 @@
       </w:rPr>
     </w:lvl>
   </w:abstractNum>
-  <w:abstractNum w:abstractNumId="16" w15:restartNumberingAfterBreak="0">
+  <w:abstractNum w:abstractNumId="17" w15:restartNumberingAfterBreak="0">
     <w:nsid w:val="337602F2"/>
     <w:multiLevelType w:val="hybridMultilevel"/>
     <w:tmpl w:val="34981CA4"/>
@@ -8382,7 +10345,7 @@
       </w:rPr>
     </w:lvl>
   </w:abstractNum>
-  <w:abstractNum w:abstractNumId="17" w15:restartNumberingAfterBreak="0">
+  <w:abstractNum w:abstractNumId="18" w15:restartNumberingAfterBreak="0">
     <w:nsid w:val="34013C08"/>
     <w:multiLevelType w:val="hybridMultilevel"/>
     <w:tmpl w:val="917A77C4"/>
@@ -8495,7 +10458,7 @@
       </w:rPr>
     </w:lvl>
   </w:abstractNum>
-  <w:abstractNum w:abstractNumId="18" w15:restartNumberingAfterBreak="0">
+  <w:abstractNum w:abstractNumId="19" w15:restartNumberingAfterBreak="0">
     <w:nsid w:val="36D37D46"/>
     <w:multiLevelType w:val="hybridMultilevel"/>
     <w:tmpl w:val="8730E6C8"/>
@@ -8608,7 +10571,7 @@
       </w:rPr>
     </w:lvl>
   </w:abstractNum>
-  <w:abstractNum w:abstractNumId="19" w15:restartNumberingAfterBreak="0">
+  <w:abstractNum w:abstractNumId="20" w15:restartNumberingAfterBreak="0">
     <w:nsid w:val="37F45962"/>
     <w:multiLevelType w:val="multilevel"/>
     <w:tmpl w:val="E3026D48"/>
@@ -8757,7 +10720,7 @@
       </w:rPr>
     </w:lvl>
   </w:abstractNum>
-  <w:abstractNum w:abstractNumId="20" w15:restartNumberingAfterBreak="0">
+  <w:abstractNum w:abstractNumId="21" w15:restartNumberingAfterBreak="0">
     <w:nsid w:val="38376747"/>
     <w:multiLevelType w:val="hybridMultilevel"/>
     <w:tmpl w:val="9B26A8B2"/>
@@ -8870,7 +10833,7 @@
       </w:rPr>
     </w:lvl>
   </w:abstractNum>
-  <w:abstractNum w:abstractNumId="21" w15:restartNumberingAfterBreak="0">
+  <w:abstractNum w:abstractNumId="22" w15:restartNumberingAfterBreak="0">
     <w:nsid w:val="394C46B4"/>
     <w:multiLevelType w:val="multilevel"/>
     <w:tmpl w:val="E3026D48"/>
@@ -9019,7 +10982,7 @@
       </w:rPr>
     </w:lvl>
   </w:abstractNum>
-  <w:abstractNum w:abstractNumId="22" w15:restartNumberingAfterBreak="0">
+  <w:abstractNum w:abstractNumId="23" w15:restartNumberingAfterBreak="0">
     <w:nsid w:val="3D7E56E2"/>
     <w:multiLevelType w:val="multilevel"/>
     <w:tmpl w:val="E3026D48"/>
@@ -9168,7 +11131,7 @@
       </w:rPr>
     </w:lvl>
   </w:abstractNum>
-  <w:abstractNum w:abstractNumId="23" w15:restartNumberingAfterBreak="0">
+  <w:abstractNum w:abstractNumId="24" w15:restartNumberingAfterBreak="0">
     <w:nsid w:val="3E981388"/>
     <w:multiLevelType w:val="multilevel"/>
     <w:tmpl w:val="E3026D48"/>
@@ -9317,7 +11280,7 @@
       </w:rPr>
     </w:lvl>
   </w:abstractNum>
-  <w:abstractNum w:abstractNumId="24" w15:restartNumberingAfterBreak="0">
+  <w:abstractNum w:abstractNumId="25" w15:restartNumberingAfterBreak="0">
     <w:nsid w:val="42033915"/>
     <w:multiLevelType w:val="hybridMultilevel"/>
     <w:tmpl w:val="F81E4996"/>
@@ -9430,7 +11393,7 @@
       </w:rPr>
     </w:lvl>
   </w:abstractNum>
-  <w:abstractNum w:abstractNumId="25" w15:restartNumberingAfterBreak="0">
+  <w:abstractNum w:abstractNumId="26" w15:restartNumberingAfterBreak="0">
     <w:nsid w:val="42656F84"/>
     <w:multiLevelType w:val="hybridMultilevel"/>
     <w:tmpl w:val="FCEEE6CE"/>
@@ -9543,7 +11506,7 @@
       </w:rPr>
     </w:lvl>
   </w:abstractNum>
-  <w:abstractNum w:abstractNumId="26" w15:restartNumberingAfterBreak="0">
+  <w:abstractNum w:abstractNumId="27" w15:restartNumberingAfterBreak="0">
     <w:nsid w:val="498125EE"/>
     <w:multiLevelType w:val="hybridMultilevel"/>
     <w:tmpl w:val="9E1E6EF0"/>
@@ -9656,7 +11619,7 @@
       </w:rPr>
     </w:lvl>
   </w:abstractNum>
-  <w:abstractNum w:abstractNumId="27" w15:restartNumberingAfterBreak="0">
+  <w:abstractNum w:abstractNumId="28" w15:restartNumberingAfterBreak="0">
     <w:nsid w:val="516D0B4F"/>
     <w:multiLevelType w:val="hybridMultilevel"/>
     <w:tmpl w:val="FC1A35DC"/>
@@ -9769,7 +11732,7 @@
       </w:rPr>
     </w:lvl>
   </w:abstractNum>
-  <w:abstractNum w:abstractNumId="28" w15:restartNumberingAfterBreak="0">
+  <w:abstractNum w:abstractNumId="29" w15:restartNumberingAfterBreak="0">
     <w:nsid w:val="53704462"/>
     <w:multiLevelType w:val="hybridMultilevel"/>
     <w:tmpl w:val="33F49EE6"/>
@@ -9882,7 +11845,7 @@
       </w:rPr>
     </w:lvl>
   </w:abstractNum>
-  <w:abstractNum w:abstractNumId="29" w15:restartNumberingAfterBreak="0">
+  <w:abstractNum w:abstractNumId="30" w15:restartNumberingAfterBreak="0">
     <w:nsid w:val="54FC7C1B"/>
     <w:multiLevelType w:val="multilevel"/>
     <w:tmpl w:val="D8001ADA"/>
@@ -9995,7 +11958,7 @@
       </w:rPr>
     </w:lvl>
   </w:abstractNum>
-  <w:abstractNum w:abstractNumId="30" w15:restartNumberingAfterBreak="0">
+  <w:abstractNum w:abstractNumId="31" w15:restartNumberingAfterBreak="0">
     <w:nsid w:val="5853226B"/>
     <w:multiLevelType w:val="hybridMultilevel"/>
     <w:tmpl w:val="351607E0"/>
@@ -10108,7 +12071,7 @@
       </w:rPr>
     </w:lvl>
   </w:abstractNum>
-  <w:abstractNum w:abstractNumId="31" w15:restartNumberingAfterBreak="0">
+  <w:abstractNum w:abstractNumId="32" w15:restartNumberingAfterBreak="0">
     <w:nsid w:val="65E01060"/>
     <w:multiLevelType w:val="multilevel"/>
     <w:tmpl w:val="DB0ACDA0"/>
@@ -10257,7 +12220,7 @@
       </w:rPr>
     </w:lvl>
   </w:abstractNum>
-  <w:abstractNum w:abstractNumId="32" w15:restartNumberingAfterBreak="0">
+  <w:abstractNum w:abstractNumId="33" w15:restartNumberingAfterBreak="0">
     <w:nsid w:val="665811E2"/>
     <w:multiLevelType w:val="multilevel"/>
     <w:tmpl w:val="E3026D48"/>
@@ -10406,7 +12369,7 @@
       </w:rPr>
     </w:lvl>
   </w:abstractNum>
-  <w:abstractNum w:abstractNumId="33" w15:restartNumberingAfterBreak="0">
+  <w:abstractNum w:abstractNumId="34" w15:restartNumberingAfterBreak="0">
     <w:nsid w:val="6CF12AFA"/>
     <w:multiLevelType w:val="multilevel"/>
     <w:tmpl w:val="E3026D48"/>
@@ -10555,7 +12518,7 @@
       </w:rPr>
     </w:lvl>
   </w:abstractNum>
-  <w:abstractNum w:abstractNumId="34" w15:restartNumberingAfterBreak="0">
+  <w:abstractNum w:abstractNumId="35" w15:restartNumberingAfterBreak="0">
     <w:nsid w:val="70652A03"/>
     <w:multiLevelType w:val="multilevel"/>
     <w:tmpl w:val="E3026D48"/>
@@ -10704,7 +12667,7 @@
       </w:rPr>
     </w:lvl>
   </w:abstractNum>
-  <w:abstractNum w:abstractNumId="35" w15:restartNumberingAfterBreak="0">
+  <w:abstractNum w:abstractNumId="36" w15:restartNumberingAfterBreak="0">
     <w:nsid w:val="70A66E37"/>
     <w:multiLevelType w:val="hybridMultilevel"/>
     <w:tmpl w:val="E31C4C84"/>
@@ -10817,7 +12780,7 @@
       </w:rPr>
     </w:lvl>
   </w:abstractNum>
-  <w:abstractNum w:abstractNumId="36" w15:restartNumberingAfterBreak="0">
+  <w:abstractNum w:abstractNumId="37" w15:restartNumberingAfterBreak="0">
     <w:nsid w:val="737D63E8"/>
     <w:multiLevelType w:val="hybridMultilevel"/>
     <w:tmpl w:val="FD48488E"/>
@@ -10930,7 +12893,7 @@
       </w:rPr>
     </w:lvl>
   </w:abstractNum>
-  <w:abstractNum w:abstractNumId="37" w15:restartNumberingAfterBreak="0">
+  <w:abstractNum w:abstractNumId="38" w15:restartNumberingAfterBreak="0">
     <w:nsid w:val="73EF5BC1"/>
     <w:multiLevelType w:val="multilevel"/>
     <w:tmpl w:val="E3026D48"/>
@@ -11079,7 +13042,7 @@
       </w:rPr>
     </w:lvl>
   </w:abstractNum>
-  <w:abstractNum w:abstractNumId="38" w15:restartNumberingAfterBreak="0">
+  <w:abstractNum w:abstractNumId="39" w15:restartNumberingAfterBreak="0">
     <w:nsid w:val="74FD5995"/>
     <w:multiLevelType w:val="hybridMultilevel"/>
     <w:tmpl w:val="C326FE56"/>
@@ -11192,7 +13155,7 @@
       </w:rPr>
     </w:lvl>
   </w:abstractNum>
-  <w:abstractNum w:abstractNumId="39" w15:restartNumberingAfterBreak="0">
+  <w:abstractNum w:abstractNumId="40" w15:restartNumberingAfterBreak="0">
     <w:nsid w:val="752319D3"/>
     <w:multiLevelType w:val="hybridMultilevel"/>
     <w:tmpl w:val="F5AEB48E"/>
@@ -11305,7 +13268,7 @@
       </w:rPr>
     </w:lvl>
   </w:abstractNum>
-  <w:abstractNum w:abstractNumId="40" w15:restartNumberingAfterBreak="0">
+  <w:abstractNum w:abstractNumId="41" w15:restartNumberingAfterBreak="0">
     <w:nsid w:val="757A1D9A"/>
     <w:multiLevelType w:val="hybridMultilevel"/>
     <w:tmpl w:val="B9B01CF2"/>
@@ -11418,7 +13381,7 @@
       </w:rPr>
     </w:lvl>
   </w:abstractNum>
-  <w:abstractNum w:abstractNumId="41" w15:restartNumberingAfterBreak="0">
+  <w:abstractNum w:abstractNumId="42" w15:restartNumberingAfterBreak="0">
     <w:nsid w:val="7EB4189A"/>
     <w:multiLevelType w:val="multilevel"/>
     <w:tmpl w:val="E392F6CA"/>
@@ -11531,7 +13494,7 @@
       </w:rPr>
     </w:lvl>
   </w:abstractNum>
-  <w:abstractNum w:abstractNumId="42" w15:restartNumberingAfterBreak="0">
+  <w:abstractNum w:abstractNumId="43" w15:restartNumberingAfterBreak="0">
     <w:nsid w:val="7F5E117F"/>
     <w:multiLevelType w:val="hybridMultilevel"/>
     <w:tmpl w:val="ED8CCB22"/>
@@ -11645,133 +13608,136 @@
     </w:lvl>
   </w:abstractNum>
   <w:num w:numId="1">
-    <w:abstractNumId w:val="41"/>
+    <w:abstractNumId w:val="42"/>
   </w:num>
   <w:num w:numId="2">
     <w:abstractNumId w:val="0"/>
   </w:num>
   <w:num w:numId="3">
-    <w:abstractNumId w:val="36"/>
+    <w:abstractNumId w:val="37"/>
   </w:num>
   <w:num w:numId="4">
-    <w:abstractNumId w:val="26"/>
+    <w:abstractNumId w:val="27"/>
   </w:num>
   <w:num w:numId="5">
-    <w:abstractNumId w:val="17"/>
+    <w:abstractNumId w:val="18"/>
   </w:num>
   <w:num w:numId="6">
-    <w:abstractNumId w:val="28"/>
+    <w:abstractNumId w:val="29"/>
   </w:num>
   <w:num w:numId="7">
     <w:abstractNumId w:val="5"/>
   </w:num>
   <w:num w:numId="8">
-    <w:abstractNumId w:val="38"/>
+    <w:abstractNumId w:val="39"/>
   </w:num>
   <w:num w:numId="9">
-    <w:abstractNumId w:val="27"/>
+    <w:abstractNumId w:val="28"/>
   </w:num>
   <w:num w:numId="10">
     <w:abstractNumId w:val="2"/>
   </w:num>
   <w:num w:numId="11">
-    <w:abstractNumId w:val="10"/>
+    <w:abstractNumId w:val="11"/>
   </w:num>
   <w:num w:numId="12">
-    <w:abstractNumId w:val="30"/>
+    <w:abstractNumId w:val="31"/>
   </w:num>
   <w:num w:numId="13">
     <w:abstractNumId w:val="6"/>
   </w:num>
   <w:num w:numId="14">
-    <w:abstractNumId w:val="16"/>
+    <w:abstractNumId w:val="17"/>
   </w:num>
   <w:num w:numId="15">
-    <w:abstractNumId w:val="39"/>
+    <w:abstractNumId w:val="40"/>
   </w:num>
   <w:num w:numId="16">
-    <w:abstractNumId w:val="12"/>
+    <w:abstractNumId w:val="13"/>
   </w:num>
   <w:num w:numId="17">
-    <w:abstractNumId w:val="25"/>
+    <w:abstractNumId w:val="26"/>
   </w:num>
   <w:num w:numId="18">
-    <w:abstractNumId w:val="29"/>
+    <w:abstractNumId w:val="30"/>
   </w:num>
   <w:num w:numId="19">
-    <w:abstractNumId w:val="42"/>
+    <w:abstractNumId w:val="43"/>
   </w:num>
   <w:num w:numId="20">
-    <w:abstractNumId w:val="18"/>
+    <w:abstractNumId w:val="19"/>
   </w:num>
   <w:num w:numId="21">
     <w:abstractNumId w:val="7"/>
   </w:num>
   <w:num w:numId="22">
-    <w:abstractNumId w:val="31"/>
+    <w:abstractNumId w:val="32"/>
   </w:num>
   <w:num w:numId="23">
-    <w:abstractNumId w:val="20"/>
+    <w:abstractNumId w:val="21"/>
   </w:num>
   <w:num w:numId="24">
-    <w:abstractNumId w:val="35"/>
+    <w:abstractNumId w:val="36"/>
   </w:num>
   <w:num w:numId="25">
-    <w:abstractNumId w:val="15"/>
+    <w:abstractNumId w:val="16"/>
   </w:num>
   <w:num w:numId="26">
     <w:abstractNumId w:val="1"/>
   </w:num>
   <w:num w:numId="27">
+    <w:abstractNumId w:val="25"/>
+  </w:num>
+  <w:num w:numId="28">
+    <w:abstractNumId w:val="20"/>
+  </w:num>
+  <w:num w:numId="29">
+    <w:abstractNumId w:val="23"/>
+  </w:num>
+  <w:num w:numId="30">
+    <w:abstractNumId w:val="34"/>
+  </w:num>
+  <w:num w:numId="31">
+    <w:abstractNumId w:val="38"/>
+  </w:num>
+  <w:num w:numId="32">
     <w:abstractNumId w:val="24"/>
   </w:num>
-  <w:num w:numId="28">
-    <w:abstractNumId w:val="19"/>
-  </w:num>
-  <w:num w:numId="29">
-    <w:abstractNumId w:val="22"/>
-  </w:num>
-  <w:num w:numId="30">
-    <w:abstractNumId w:val="33"/>
-  </w:num>
-  <w:num w:numId="31">
-    <w:abstractNumId w:val="37"/>
-  </w:num>
-  <w:num w:numId="32">
-    <w:abstractNumId w:val="23"/>
-  </w:num>
   <w:num w:numId="33">
-    <w:abstractNumId w:val="9"/>
+    <w:abstractNumId w:val="10"/>
   </w:num>
   <w:num w:numId="34">
-    <w:abstractNumId w:val="40"/>
+    <w:abstractNumId w:val="41"/>
   </w:num>
   <w:num w:numId="35">
-    <w:abstractNumId w:val="8"/>
+    <w:abstractNumId w:val="9"/>
   </w:num>
   <w:num w:numId="36">
     <w:abstractNumId w:val="3"/>
   </w:num>
   <w:num w:numId="37">
-    <w:abstractNumId w:val="11"/>
+    <w:abstractNumId w:val="12"/>
   </w:num>
   <w:num w:numId="38">
-    <w:abstractNumId w:val="21"/>
+    <w:abstractNumId w:val="22"/>
   </w:num>
   <w:num w:numId="39">
-    <w:abstractNumId w:val="13"/>
+    <w:abstractNumId w:val="14"/>
   </w:num>
   <w:num w:numId="40">
     <w:abstractNumId w:val="4"/>
   </w:num>
   <w:num w:numId="41">
-    <w:abstractNumId w:val="34"/>
+    <w:abstractNumId w:val="35"/>
   </w:num>
   <w:num w:numId="42">
-    <w:abstractNumId w:val="32"/>
+    <w:abstractNumId w:val="33"/>
   </w:num>
   <w:num w:numId="43">
-    <w:abstractNumId w:val="14"/>
+    <w:abstractNumId w:val="15"/>
+  </w:num>
+  <w:num w:numId="44">
+    <w:abstractNumId w:val="8"/>
   </w:num>
 </w:numbering>
 </file>
